--- a/updated_output.docx
+++ b/updated_output.docx
@@ -807,22 +807,16 @@
         <w:tc>
           <w:tcPr>
             <w:tcW w:w="1920" w:type="dxa"/>
-          </w:tcPr>
-          <w:p>
-            <w:pPr>
-              <w:spacing w:after="0" w:line="240" w:lineRule="auto"/>
-              <w:jc w:val="center"/>
-              <w:rPr>
-                <w:rFonts w:ascii="Nikosh" w:eastAsia="Nikosh" w:hAnsi="Nikosh" w:cs="Nikosh"/>
-                <w:sz w:val="28"/>
-                <w:szCs w:val="28"/>
-              </w:rPr>
-            </w:pPr>
-            <w:r>
-              <w:rPr>
-                <w:rFonts w:ascii="Nikosh" w:eastAsia="Nikosh" w:hAnsi="Nikosh" w:cs="Nikosh"/>
-                <w:sz w:val="28"/>
-                <w:szCs w:val="28"/>
+            <w:vAlign w:val="center"/>
+          </w:tcPr>
+          <w:p>
+            <w:pPr>
+              <w:jc w:val="center"/>
+            </w:pPr>
+            <w:r>
+              <w:rPr>
+                <w:rFonts w:ascii="Nikosh" w:eastAsia="Nikosh" w:hAnsi="Nikosh" w:cs="Nikosh"/>
+                <w:sz w:val="28"/>
               </w:rPr>
               <w:t>০৩</w:t>
             </w:r>
@@ -830,7 +824,6 @@
               <w:rPr>
                 <w:rFonts w:ascii="Nikosh" w:eastAsia="Nikosh" w:hAnsi="Nikosh" w:cs="Nikosh"/>
                 <w:sz w:val="28"/>
-                <w:szCs w:val="28"/>
               </w:rPr>
               <w:t>/</w:t>
             </w:r>
@@ -838,7 +831,6 @@
               <w:rPr>
                 <w:rFonts w:ascii="Nikosh" w:eastAsia="Nikosh" w:hAnsi="Nikosh" w:cs="Nikosh"/>
                 <w:sz w:val="28"/>
-                <w:szCs w:val="28"/>
               </w:rPr>
               <w:t>০৩</w:t>
             </w:r>
@@ -846,7 +838,6 @@
               <w:rPr>
                 <w:rFonts w:ascii="Nikosh" w:eastAsia="Nikosh" w:hAnsi="Nikosh" w:cs="Nikosh"/>
                 <w:sz w:val="28"/>
-                <w:szCs w:val="28"/>
               </w:rPr>
               <w:t>/</w:t>
             </w:r>
@@ -854,7 +845,6 @@
               <w:rPr>
                 <w:rFonts w:ascii="Nikosh" w:eastAsia="Nikosh" w:hAnsi="Nikosh" w:cs="Nikosh"/>
                 <w:sz w:val="28"/>
-                <w:szCs w:val="28"/>
               </w:rPr>
               <w:t>২০২৬</w:t>
             </w:r>
@@ -1012,22 +1002,16 @@
         <w:tc>
           <w:tcPr>
             <w:tcW w:w="1920" w:type="dxa"/>
-          </w:tcPr>
-          <w:p>
-            <w:pPr>
-              <w:spacing w:after="0" w:line="240" w:lineRule="auto"/>
-              <w:jc w:val="center"/>
-              <w:rPr>
-                <w:rFonts w:ascii="Nikosh" w:eastAsia="Nikosh" w:hAnsi="Nikosh" w:cs="Nikosh"/>
-                <w:sz w:val="28"/>
-                <w:szCs w:val="28"/>
-              </w:rPr>
-            </w:pPr>
-            <w:r>
-              <w:rPr>
-                <w:rFonts w:ascii="Nikosh" w:eastAsia="Nikosh" w:hAnsi="Nikosh" w:cs="Nikosh"/>
-                <w:sz w:val="28"/>
-                <w:szCs w:val="28"/>
+            <w:vAlign w:val="center"/>
+          </w:tcPr>
+          <w:p>
+            <w:pPr>
+              <w:jc w:val="center"/>
+            </w:pPr>
+            <w:r>
+              <w:rPr>
+                <w:rFonts w:ascii="Nikosh" w:eastAsia="Nikosh" w:hAnsi="Nikosh" w:cs="Nikosh"/>
+                <w:sz w:val="28"/>
               </w:rPr>
               <w:t>০১</w:t>
             </w:r>
@@ -1035,7 +1019,6 @@
               <w:rPr>
                 <w:rFonts w:ascii="Nikosh" w:eastAsia="Nikosh" w:hAnsi="Nikosh" w:cs="Nikosh"/>
                 <w:sz w:val="28"/>
-                <w:szCs w:val="28"/>
               </w:rPr>
               <w:t>/</w:t>
             </w:r>
@@ -1043,7 +1026,6 @@
               <w:rPr>
                 <w:rFonts w:ascii="Nikosh" w:eastAsia="Nikosh" w:hAnsi="Nikosh" w:cs="Nikosh"/>
                 <w:sz w:val="28"/>
-                <w:szCs w:val="28"/>
               </w:rPr>
               <w:t>০৫</w:t>
             </w:r>
@@ -1051,7 +1033,6 @@
               <w:rPr>
                 <w:rFonts w:ascii="Nikosh" w:eastAsia="Nikosh" w:hAnsi="Nikosh" w:cs="Nikosh"/>
                 <w:sz w:val="28"/>
-                <w:szCs w:val="28"/>
               </w:rPr>
               <w:t>/</w:t>
             </w:r>
@@ -1059,7 +1040,6 @@
               <w:rPr>
                 <w:rFonts w:ascii="Nikosh" w:eastAsia="Nikosh" w:hAnsi="Nikosh" w:cs="Nikosh"/>
                 <w:sz w:val="28"/>
-                <w:szCs w:val="28"/>
               </w:rPr>
               <w:t>২০২৫</w:t>
             </w:r>
@@ -1217,22 +1197,16 @@
         <w:tc>
           <w:tcPr>
             <w:tcW w:w="1920" w:type="dxa"/>
-          </w:tcPr>
-          <w:p>
-            <w:pPr>
-              <w:spacing w:after="0" w:line="240" w:lineRule="auto"/>
-              <w:jc w:val="center"/>
-              <w:rPr>
-                <w:rFonts w:ascii="Nikosh" w:eastAsia="Nikosh" w:hAnsi="Nikosh" w:cs="Nikosh"/>
-                <w:sz w:val="28"/>
-                <w:szCs w:val="28"/>
-              </w:rPr>
-            </w:pPr>
-            <w:r>
-              <w:rPr>
-                <w:rFonts w:ascii="Nikosh" w:eastAsia="Nikosh" w:hAnsi="Nikosh" w:cs="Nikosh"/>
-                <w:sz w:val="28"/>
-                <w:szCs w:val="28"/>
+            <w:vAlign w:val="center"/>
+          </w:tcPr>
+          <w:p>
+            <w:pPr>
+              <w:jc w:val="center"/>
+            </w:pPr>
+            <w:r>
+              <w:rPr>
+                <w:rFonts w:ascii="Nikosh" w:eastAsia="Nikosh" w:hAnsi="Nikosh" w:cs="Nikosh"/>
+                <w:sz w:val="28"/>
               </w:rPr>
               <w:t>০৬</w:t>
             </w:r>
@@ -1240,7 +1214,6 @@
               <w:rPr>
                 <w:rFonts w:ascii="Nikosh" w:eastAsia="Nikosh" w:hAnsi="Nikosh" w:cs="Nikosh"/>
                 <w:sz w:val="28"/>
-                <w:szCs w:val="28"/>
               </w:rPr>
               <w:t>/</w:t>
             </w:r>
@@ -1248,7 +1221,6 @@
               <w:rPr>
                 <w:rFonts w:ascii="Nikosh" w:eastAsia="Nikosh" w:hAnsi="Nikosh" w:cs="Nikosh"/>
                 <w:sz w:val="28"/>
-                <w:szCs w:val="28"/>
               </w:rPr>
               <w:t>০৫</w:t>
             </w:r>
@@ -1256,7 +1228,6 @@
               <w:rPr>
                 <w:rFonts w:ascii="Nikosh" w:eastAsia="Nikosh" w:hAnsi="Nikosh" w:cs="Nikosh"/>
                 <w:sz w:val="28"/>
-                <w:szCs w:val="28"/>
               </w:rPr>
               <w:t>/</w:t>
             </w:r>
@@ -1264,7 +1235,6 @@
               <w:rPr>
                 <w:rFonts w:ascii="Nikosh" w:eastAsia="Nikosh" w:hAnsi="Nikosh" w:cs="Nikosh"/>
                 <w:sz w:val="28"/>
-                <w:szCs w:val="28"/>
               </w:rPr>
               <w:t>২০২৬</w:t>
             </w:r>
@@ -1433,22 +1403,16 @@
         <w:tc>
           <w:tcPr>
             <w:tcW w:w="1920" w:type="dxa"/>
-          </w:tcPr>
-          <w:p>
-            <w:pPr>
-              <w:spacing w:after="0" w:line="240" w:lineRule="auto"/>
-              <w:jc w:val="center"/>
-              <w:rPr>
-                <w:rFonts w:ascii="Nikosh" w:eastAsia="Nikosh" w:hAnsi="Nikosh" w:cs="Nikosh"/>
-                <w:sz w:val="28"/>
-                <w:szCs w:val="28"/>
-              </w:rPr>
-            </w:pPr>
-            <w:r>
-              <w:rPr>
-                <w:rFonts w:ascii="Nikosh" w:eastAsia="Nikosh" w:hAnsi="Nikosh" w:cs="Nikosh"/>
-                <w:sz w:val="28"/>
-                <w:szCs w:val="28"/>
+            <w:vAlign w:val="center"/>
+          </w:tcPr>
+          <w:p>
+            <w:pPr>
+              <w:jc w:val="center"/>
+            </w:pPr>
+            <w:r>
+              <w:rPr>
+                <w:rFonts w:ascii="Nikosh" w:eastAsia="Nikosh" w:hAnsi="Nikosh" w:cs="Nikosh"/>
+                <w:sz w:val="28"/>
               </w:rPr>
               <w:t>০৩</w:t>
             </w:r>
@@ -1456,7 +1420,6 @@
               <w:rPr>
                 <w:rFonts w:ascii="Nikosh" w:eastAsia="Nikosh" w:hAnsi="Nikosh" w:cs="Nikosh"/>
                 <w:sz w:val="28"/>
-                <w:szCs w:val="28"/>
               </w:rPr>
               <w:t>/</w:t>
             </w:r>
@@ -1464,7 +1427,6 @@
               <w:rPr>
                 <w:rFonts w:ascii="Nikosh" w:eastAsia="Nikosh" w:hAnsi="Nikosh" w:cs="Nikosh"/>
                 <w:sz w:val="28"/>
-                <w:szCs w:val="28"/>
               </w:rPr>
               <w:t>০৩</w:t>
             </w:r>
@@ -1472,7 +1434,6 @@
               <w:rPr>
                 <w:rFonts w:ascii="Nikosh" w:eastAsia="Nikosh" w:hAnsi="Nikosh" w:cs="Nikosh"/>
                 <w:sz w:val="28"/>
-                <w:szCs w:val="28"/>
               </w:rPr>
               <w:t>/</w:t>
             </w:r>
@@ -1480,7 +1441,6 @@
               <w:rPr>
                 <w:rFonts w:ascii="Nikosh" w:eastAsia="Nikosh" w:hAnsi="Nikosh" w:cs="Nikosh"/>
                 <w:sz w:val="28"/>
-                <w:szCs w:val="28"/>
               </w:rPr>
               <w:t>২০২৬</w:t>
             </w:r>
@@ -1692,31 +1652,46 @@
         <w:tc>
           <w:tcPr>
             <w:tcW w:w="1920" w:type="dxa"/>
-          </w:tcPr>
-          <w:p>
-            <w:pPr>
-              <w:pBdr>
-                <w:top w:val="nil"/>
-                <w:left w:val="nil"/>
-                <w:bottom w:val="nil"/>
-                <w:right w:val="nil"/>
-                <w:between w:val="nil"/>
-              </w:pBdr>
-              <w:spacing w:after="0" w:line="240" w:lineRule="auto"/>
-              <w:jc w:val="center"/>
-              <w:rPr>
-                <w:rFonts w:ascii="Nikosh" w:eastAsia="Nikosh" w:hAnsi="Nikosh" w:cs="Nikosh"/>
-                <w:sz w:val="28"/>
-                <w:szCs w:val="28"/>
-              </w:rPr>
-            </w:pPr>
-            <w:r>
-              <w:rPr>
-                <w:rFonts w:ascii="Nikosh" w:eastAsia="Nikosh" w:hAnsi="Nikosh" w:cs="Nikosh"/>
-                <w:sz w:val="28"/>
-                <w:szCs w:val="28"/>
-              </w:rPr>
-              <w:t xml:space="preserve">১৮/০২/২০২৬ </w:t>
+            <w:vAlign w:val="center"/>
+          </w:tcPr>
+          <w:p>
+            <w:pPr>
+              <w:jc w:val="center"/>
+            </w:pPr>
+            <w:r>
+              <w:rPr>
+                <w:rFonts w:ascii="Nikosh" w:eastAsia="Nikosh" w:hAnsi="Nikosh" w:cs="Nikosh"/>
+                <w:sz w:val="28"/>
+              </w:rPr>
+              <w:t>১৮</w:t>
+            </w:r>
+            <w:r>
+              <w:rPr>
+                <w:rFonts w:ascii="Nikosh" w:eastAsia="Nikosh" w:hAnsi="Nikosh" w:cs="Nikosh"/>
+                <w:sz w:val="28"/>
+              </w:rPr>
+              <w:t>/</w:t>
+            </w:r>
+            <w:r>
+              <w:rPr>
+                <w:rFonts w:ascii="Nikosh" w:eastAsia="Nikosh" w:hAnsi="Nikosh" w:cs="Nikosh"/>
+                <w:sz w:val="28"/>
+              </w:rPr>
+              <w:t>০২</w:t>
+            </w:r>
+            <w:r>
+              <w:rPr>
+                <w:rFonts w:ascii="Nikosh" w:eastAsia="Nikosh" w:hAnsi="Nikosh" w:cs="Nikosh"/>
+                <w:sz w:val="28"/>
+              </w:rPr>
+              <w:t>/</w:t>
+            </w:r>
+            <w:r>
+              <w:rPr>
+                <w:rFonts w:ascii="Nikosh" w:eastAsia="Nikosh" w:hAnsi="Nikosh" w:cs="Nikosh"/>
+                <w:sz w:val="28"/>
+              </w:rPr>
+              <w:t>২০২৬</w:t>
             </w:r>
           </w:p>
         </w:tc>
@@ -1890,31 +1865,46 @@
         <w:tc>
           <w:tcPr>
             <w:tcW w:w="1920" w:type="dxa"/>
-          </w:tcPr>
-          <w:p>
-            <w:pPr>
-              <w:pBdr>
-                <w:top w:val="nil"/>
-                <w:left w:val="nil"/>
-                <w:bottom w:val="nil"/>
-                <w:right w:val="nil"/>
-                <w:between w:val="nil"/>
-              </w:pBdr>
-              <w:spacing w:after="0" w:line="240" w:lineRule="auto"/>
-              <w:jc w:val="center"/>
-              <w:rPr>
-                <w:rFonts w:ascii="Nikosh" w:eastAsia="Nikosh" w:hAnsi="Nikosh" w:cs="Nikosh"/>
-                <w:sz w:val="28"/>
-                <w:szCs w:val="28"/>
-              </w:rPr>
-            </w:pPr>
-            <w:r>
-              <w:rPr>
-                <w:rFonts w:ascii="Nikosh" w:eastAsia="Nikosh" w:hAnsi="Nikosh" w:cs="Nikosh"/>
-                <w:sz w:val="28"/>
-                <w:szCs w:val="28"/>
-              </w:rPr>
-              <w:t xml:space="preserve">০৫/০২/২০২৬  </w:t>
+            <w:vAlign w:val="center"/>
+          </w:tcPr>
+          <w:p>
+            <w:pPr>
+              <w:jc w:val="center"/>
+            </w:pPr>
+            <w:r>
+              <w:rPr>
+                <w:rFonts w:ascii="Nikosh" w:eastAsia="Nikosh" w:hAnsi="Nikosh" w:cs="Nikosh"/>
+                <w:sz w:val="28"/>
+              </w:rPr>
+              <w:t>০৫</w:t>
+            </w:r>
+            <w:r>
+              <w:rPr>
+                <w:rFonts w:ascii="Nikosh" w:eastAsia="Nikosh" w:hAnsi="Nikosh" w:cs="Nikosh"/>
+                <w:sz w:val="28"/>
+              </w:rPr>
+              <w:t>/</w:t>
+            </w:r>
+            <w:r>
+              <w:rPr>
+                <w:rFonts w:ascii="Nikosh" w:eastAsia="Nikosh" w:hAnsi="Nikosh" w:cs="Nikosh"/>
+                <w:sz w:val="28"/>
+              </w:rPr>
+              <w:t>০২</w:t>
+            </w:r>
+            <w:r>
+              <w:rPr>
+                <w:rFonts w:ascii="Nikosh" w:eastAsia="Nikosh" w:hAnsi="Nikosh" w:cs="Nikosh"/>
+                <w:sz w:val="28"/>
+              </w:rPr>
+              <w:t>/</w:t>
+            </w:r>
+            <w:r>
+              <w:rPr>
+                <w:rFonts w:ascii="Nikosh" w:eastAsia="Nikosh" w:hAnsi="Nikosh" w:cs="Nikosh"/>
+                <w:sz w:val="28"/>
+              </w:rPr>
+              <w:t>২০২৬</w:t>
             </w:r>
           </w:p>
         </w:tc>
@@ -2052,22 +2042,16 @@
         <w:tc>
           <w:tcPr>
             <w:tcW w:w="1920" w:type="dxa"/>
-          </w:tcPr>
-          <w:p>
-            <w:pPr>
-              <w:spacing w:after="0" w:line="240" w:lineRule="auto"/>
-              <w:jc w:val="center"/>
-              <w:rPr>
-                <w:rFonts w:ascii="Nikosh" w:eastAsia="Nikosh" w:hAnsi="Nikosh" w:cs="Nikosh"/>
-                <w:sz w:val="28"/>
-                <w:szCs w:val="28"/>
-              </w:rPr>
-            </w:pPr>
-            <w:r>
-              <w:rPr>
-                <w:rFonts w:ascii="Nikosh" w:eastAsia="Nikosh" w:hAnsi="Nikosh" w:cs="Nikosh"/>
-                <w:sz w:val="28"/>
-                <w:szCs w:val="28"/>
+            <w:vAlign w:val="center"/>
+          </w:tcPr>
+          <w:p>
+            <w:pPr>
+              <w:jc w:val="center"/>
+            </w:pPr>
+            <w:r>
+              <w:rPr>
+                <w:rFonts w:ascii="Nikosh" w:eastAsia="Nikosh" w:hAnsi="Nikosh" w:cs="Nikosh"/>
+                <w:sz w:val="28"/>
               </w:rPr>
               <w:t>৩১</w:t>
             </w:r>
@@ -2075,7 +2059,6 @@
               <w:rPr>
                 <w:rFonts w:ascii="Nikosh" w:eastAsia="Nikosh" w:hAnsi="Nikosh" w:cs="Nikosh"/>
                 <w:sz w:val="28"/>
-                <w:szCs w:val="28"/>
               </w:rPr>
               <w:t>/</w:t>
             </w:r>
@@ -2083,7 +2066,6 @@
               <w:rPr>
                 <w:rFonts w:ascii="Nikosh" w:eastAsia="Nikosh" w:hAnsi="Nikosh" w:cs="Nikosh"/>
                 <w:sz w:val="28"/>
-                <w:szCs w:val="28"/>
               </w:rPr>
               <w:t>০৮</w:t>
             </w:r>
@@ -2091,7 +2073,6 @@
               <w:rPr>
                 <w:rFonts w:ascii="Nikosh" w:eastAsia="Nikosh" w:hAnsi="Nikosh" w:cs="Nikosh"/>
                 <w:sz w:val="28"/>
-                <w:szCs w:val="28"/>
               </w:rPr>
               <w:t>/</w:t>
             </w:r>
@@ -2099,7 +2080,6 @@
               <w:rPr>
                 <w:rFonts w:ascii="Nikosh" w:eastAsia="Nikosh" w:hAnsi="Nikosh" w:cs="Nikosh"/>
                 <w:sz w:val="28"/>
-                <w:szCs w:val="28"/>
               </w:rPr>
               <w:t>২০২৫</w:t>
             </w:r>
@@ -2275,22 +2255,16 @@
         <w:tc>
           <w:tcPr>
             <w:tcW w:w="1920" w:type="dxa"/>
-          </w:tcPr>
-          <w:p>
-            <w:pPr>
-              <w:spacing w:after="0" w:line="240" w:lineRule="auto"/>
-              <w:jc w:val="center"/>
-              <w:rPr>
-                <w:rFonts w:ascii="Nikosh" w:eastAsia="Nikosh" w:hAnsi="Nikosh" w:cs="Nikosh"/>
-                <w:sz w:val="28"/>
-                <w:szCs w:val="28"/>
-              </w:rPr>
-            </w:pPr>
-            <w:r>
-              <w:rPr>
-                <w:rFonts w:ascii="Nikosh" w:eastAsia="Nikosh" w:hAnsi="Nikosh" w:cs="Nikosh"/>
-                <w:sz w:val="28"/>
-                <w:szCs w:val="28"/>
+            <w:vAlign w:val="center"/>
+          </w:tcPr>
+          <w:p>
+            <w:pPr>
+              <w:jc w:val="center"/>
+            </w:pPr>
+            <w:r>
+              <w:rPr>
+                <w:rFonts w:ascii="Nikosh" w:eastAsia="Nikosh" w:hAnsi="Nikosh" w:cs="Nikosh"/>
+                <w:sz w:val="28"/>
               </w:rPr>
               <w:t>০১</w:t>
             </w:r>
@@ -2298,7 +2272,6 @@
               <w:rPr>
                 <w:rFonts w:ascii="Nikosh" w:eastAsia="Nikosh" w:hAnsi="Nikosh" w:cs="Nikosh"/>
                 <w:sz w:val="28"/>
-                <w:szCs w:val="28"/>
               </w:rPr>
               <w:t>/</w:t>
             </w:r>
@@ -2306,7 +2279,6 @@
               <w:rPr>
                 <w:rFonts w:ascii="Nikosh" w:eastAsia="Nikosh" w:hAnsi="Nikosh" w:cs="Nikosh"/>
                 <w:sz w:val="28"/>
-                <w:szCs w:val="28"/>
               </w:rPr>
               <w:t>০৫</w:t>
             </w:r>
@@ -2314,7 +2286,6 @@
               <w:rPr>
                 <w:rFonts w:ascii="Nikosh" w:eastAsia="Nikosh" w:hAnsi="Nikosh" w:cs="Nikosh"/>
                 <w:sz w:val="28"/>
-                <w:szCs w:val="28"/>
               </w:rPr>
               <w:t>/</w:t>
             </w:r>
@@ -2322,7 +2293,6 @@
               <w:rPr>
                 <w:rFonts w:ascii="Nikosh" w:eastAsia="Nikosh" w:hAnsi="Nikosh" w:cs="Nikosh"/>
                 <w:sz w:val="28"/>
-                <w:szCs w:val="28"/>
               </w:rPr>
               <w:t>২০২৫</w:t>
             </w:r>
@@ -2462,23 +2432,11 @@
         <w:tc>
           <w:tcPr>
             <w:tcW w:w="1920" w:type="dxa"/>
-          </w:tcPr>
-          <w:p>
-            <w:pPr>
-              <w:pBdr>
-                <w:top w:val="nil"/>
-                <w:left w:val="nil"/>
-                <w:bottom w:val="nil"/>
-                <w:right w:val="nil"/>
-                <w:between w:val="nil"/>
-              </w:pBdr>
-              <w:spacing w:after="0" w:line="240" w:lineRule="auto"/>
-              <w:jc w:val="center"/>
-              <w:rPr>
-                <w:rFonts w:ascii="Nikosh" w:eastAsia="Nikosh" w:hAnsi="Nikosh" w:cs="Nikosh"/>
-                <w:sz w:val="28"/>
-                <w:szCs w:val="28"/>
-              </w:rPr>
+            <w:vAlign w:val="center"/>
+          </w:tcPr>
+          <w:p>
+            <w:pPr>
+              <w:jc w:val="center"/>
             </w:pPr>
           </w:p>
         </w:tc>
@@ -2616,22 +2574,16 @@
         <w:tc>
           <w:tcPr>
             <w:tcW w:w="1920" w:type="dxa"/>
-          </w:tcPr>
-          <w:p>
-            <w:pPr>
-              <w:spacing w:after="0" w:line="240" w:lineRule="auto"/>
-              <w:jc w:val="center"/>
-              <w:rPr>
-                <w:rFonts w:ascii="Nikosh" w:eastAsia="Nikosh" w:hAnsi="Nikosh" w:cs="Nikosh"/>
-                <w:sz w:val="28"/>
-                <w:szCs w:val="28"/>
-              </w:rPr>
-            </w:pPr>
-            <w:r>
-              <w:rPr>
-                <w:rFonts w:ascii="Nikosh" w:eastAsia="Nikosh" w:hAnsi="Nikosh" w:cs="Nikosh"/>
-                <w:sz w:val="28"/>
-                <w:szCs w:val="28"/>
+            <w:vAlign w:val="center"/>
+          </w:tcPr>
+          <w:p>
+            <w:pPr>
+              <w:jc w:val="center"/>
+            </w:pPr>
+            <w:r>
+              <w:rPr>
+                <w:rFonts w:ascii="Nikosh" w:eastAsia="Nikosh" w:hAnsi="Nikosh" w:cs="Nikosh"/>
+                <w:sz w:val="28"/>
               </w:rPr>
               <w:t>২৮</w:t>
             </w:r>
@@ -2639,7 +2591,6 @@
               <w:rPr>
                 <w:rFonts w:ascii="Nikosh" w:eastAsia="Nikosh" w:hAnsi="Nikosh" w:cs="Nikosh"/>
                 <w:sz w:val="28"/>
-                <w:szCs w:val="28"/>
               </w:rPr>
               <w:t>/</w:t>
             </w:r>
@@ -2647,7 +2598,6 @@
               <w:rPr>
                 <w:rFonts w:ascii="Nikosh" w:eastAsia="Nikosh" w:hAnsi="Nikosh" w:cs="Nikosh"/>
                 <w:sz w:val="28"/>
-                <w:szCs w:val="28"/>
               </w:rPr>
               <w:t>০৩</w:t>
             </w:r>
@@ -2655,7 +2605,6 @@
               <w:rPr>
                 <w:rFonts w:ascii="Nikosh" w:eastAsia="Nikosh" w:hAnsi="Nikosh" w:cs="Nikosh"/>
                 <w:sz w:val="28"/>
-                <w:szCs w:val="28"/>
               </w:rPr>
               <w:t>/</w:t>
             </w:r>
@@ -2663,7 +2612,6 @@
               <w:rPr>
                 <w:rFonts w:ascii="Nikosh" w:eastAsia="Nikosh" w:hAnsi="Nikosh" w:cs="Nikosh"/>
                 <w:sz w:val="28"/>
-                <w:szCs w:val="28"/>
               </w:rPr>
               <w:t>২০২১</w:t>
             </w:r>
@@ -2839,23 +2787,11 @@
         <w:tc>
           <w:tcPr>
             <w:tcW w:w="1920" w:type="dxa"/>
-          </w:tcPr>
-          <w:p>
-            <w:pPr>
-              <w:pBdr>
-                <w:top w:val="nil"/>
-                <w:left w:val="nil"/>
-                <w:bottom w:val="nil"/>
-                <w:right w:val="nil"/>
-                <w:between w:val="nil"/>
-              </w:pBdr>
-              <w:spacing w:after="0" w:line="240" w:lineRule="auto"/>
-              <w:jc w:val="center"/>
-              <w:rPr>
-                <w:rFonts w:ascii="Nikosh" w:eastAsia="Nikosh" w:hAnsi="Nikosh" w:cs="Nikosh"/>
-                <w:sz w:val="28"/>
-                <w:szCs w:val="28"/>
-              </w:rPr>
+            <w:vAlign w:val="center"/>
+          </w:tcPr>
+          <w:p>
+            <w:pPr>
+              <w:jc w:val="center"/>
             </w:pPr>
           </w:p>
         </w:tc>
@@ -3029,22 +2965,16 @@
         <w:tc>
           <w:tcPr>
             <w:tcW w:w="1920" w:type="dxa"/>
-          </w:tcPr>
-          <w:p>
-            <w:pPr>
-              <w:spacing w:after="0" w:line="240" w:lineRule="auto"/>
-              <w:jc w:val="center"/>
-              <w:rPr>
-                <w:rFonts w:ascii="Nikosh" w:eastAsia="Nikosh" w:hAnsi="Nikosh" w:cs="Nikosh"/>
-                <w:sz w:val="28"/>
-                <w:szCs w:val="28"/>
-              </w:rPr>
-            </w:pPr>
-            <w:r>
-              <w:rPr>
-                <w:rFonts w:ascii="Nikosh" w:eastAsia="Nikosh" w:hAnsi="Nikosh" w:cs="Nikosh"/>
-                <w:sz w:val="28"/>
-                <w:szCs w:val="28"/>
+            <w:vAlign w:val="center"/>
+          </w:tcPr>
+          <w:p>
+            <w:pPr>
+              <w:jc w:val="center"/>
+            </w:pPr>
+            <w:r>
+              <w:rPr>
+                <w:rFonts w:ascii="Nikosh" w:eastAsia="Nikosh" w:hAnsi="Nikosh" w:cs="Nikosh"/>
+                <w:sz w:val="28"/>
               </w:rPr>
               <w:t>২৬</w:t>
             </w:r>
@@ -3052,7 +2982,6 @@
               <w:rPr>
                 <w:rFonts w:ascii="Nikosh" w:eastAsia="Nikosh" w:hAnsi="Nikosh" w:cs="Nikosh"/>
                 <w:sz w:val="28"/>
-                <w:szCs w:val="28"/>
               </w:rPr>
               <w:t>/</w:t>
             </w:r>
@@ -3060,7 +2989,6 @@
               <w:rPr>
                 <w:rFonts w:ascii="Nikosh" w:eastAsia="Nikosh" w:hAnsi="Nikosh" w:cs="Nikosh"/>
                 <w:sz w:val="28"/>
-                <w:szCs w:val="28"/>
               </w:rPr>
               <w:t>০৭</w:t>
             </w:r>
@@ -3068,7 +2996,6 @@
               <w:rPr>
                 <w:rFonts w:ascii="Nikosh" w:eastAsia="Nikosh" w:hAnsi="Nikosh" w:cs="Nikosh"/>
                 <w:sz w:val="28"/>
-                <w:szCs w:val="28"/>
               </w:rPr>
               <w:t>/</w:t>
             </w:r>
@@ -3076,7 +3003,6 @@
               <w:rPr>
                 <w:rFonts w:ascii="Nikosh" w:eastAsia="Nikosh" w:hAnsi="Nikosh" w:cs="Nikosh"/>
                 <w:sz w:val="28"/>
-                <w:szCs w:val="28"/>
               </w:rPr>
               <w:t>২০২৬</w:t>
             </w:r>
@@ -3250,22 +3176,16 @@
         <w:tc>
           <w:tcPr>
             <w:tcW w:w="1920" w:type="dxa"/>
-          </w:tcPr>
-          <w:p>
-            <w:pPr>
-              <w:spacing w:after="0" w:line="240" w:lineRule="auto"/>
-              <w:jc w:val="center"/>
-              <w:rPr>
-                <w:rFonts w:ascii="Nikosh" w:eastAsia="Nikosh" w:hAnsi="Nikosh" w:cs="Nikosh"/>
-                <w:sz w:val="28"/>
-                <w:szCs w:val="28"/>
-              </w:rPr>
-            </w:pPr>
-            <w:r>
-              <w:rPr>
-                <w:rFonts w:ascii="Nikosh" w:eastAsia="Nikosh" w:hAnsi="Nikosh" w:cs="Nikosh"/>
-                <w:sz w:val="28"/>
-                <w:szCs w:val="28"/>
+            <w:vAlign w:val="center"/>
+          </w:tcPr>
+          <w:p>
+            <w:pPr>
+              <w:jc w:val="center"/>
+            </w:pPr>
+            <w:r>
+              <w:rPr>
+                <w:rFonts w:ascii="Nikosh" w:eastAsia="Nikosh" w:hAnsi="Nikosh" w:cs="Nikosh"/>
+                <w:sz w:val="28"/>
               </w:rPr>
               <w:t>২৬</w:t>
             </w:r>
@@ -3273,7 +3193,6 @@
               <w:rPr>
                 <w:rFonts w:ascii="Nikosh" w:eastAsia="Nikosh" w:hAnsi="Nikosh" w:cs="Nikosh"/>
                 <w:sz w:val="28"/>
-                <w:szCs w:val="28"/>
               </w:rPr>
               <w:t>/</w:t>
             </w:r>
@@ -3281,7 +3200,6 @@
               <w:rPr>
                 <w:rFonts w:ascii="Nikosh" w:eastAsia="Nikosh" w:hAnsi="Nikosh" w:cs="Nikosh"/>
                 <w:sz w:val="28"/>
-                <w:szCs w:val="28"/>
               </w:rPr>
               <w:t>০৭</w:t>
             </w:r>
@@ -3289,7 +3207,6 @@
               <w:rPr>
                 <w:rFonts w:ascii="Nikosh" w:eastAsia="Nikosh" w:hAnsi="Nikosh" w:cs="Nikosh"/>
                 <w:sz w:val="28"/>
-                <w:szCs w:val="28"/>
               </w:rPr>
               <w:t>/</w:t>
             </w:r>
@@ -3297,7 +3214,6 @@
               <w:rPr>
                 <w:rFonts w:ascii="Nikosh" w:eastAsia="Nikosh" w:hAnsi="Nikosh" w:cs="Nikosh"/>
                 <w:sz w:val="28"/>
-                <w:szCs w:val="28"/>
               </w:rPr>
               <w:t>২০২৬</w:t>
             </w:r>
@@ -3473,17 +3389,47 @@
         <w:tc>
           <w:tcPr>
             <w:tcW w:w="1920" w:type="dxa"/>
-          </w:tcPr>
-          <w:p>
-            <w:pPr>
-              <w:spacing w:after="0" w:line="240" w:lineRule="auto"/>
-              <w:jc w:val="center"/>
-              <w:rPr>
-                <w:rFonts w:ascii="Nikosh" w:eastAsia="Nikosh" w:hAnsi="Nikosh" w:cs="Nikosh"/>
-                <w:sz w:val="28"/>
-                <w:szCs w:val="28"/>
-              </w:rPr>
-            </w:pPr>
+            <w:vAlign w:val="center"/>
+          </w:tcPr>
+          <w:p>
+            <w:pPr>
+              <w:jc w:val="center"/>
+            </w:pPr>
+            <w:r>
+              <w:rPr>
+                <w:rFonts w:ascii="Nikosh" w:eastAsia="Nikosh" w:hAnsi="Nikosh" w:cs="Nikosh"/>
+                <w:sz w:val="28"/>
+              </w:rPr>
+              <w:t>২৮</w:t>
+            </w:r>
+            <w:r>
+              <w:rPr>
+                <w:rFonts w:ascii="Nikosh" w:eastAsia="Nikosh" w:hAnsi="Nikosh" w:cs="Nikosh"/>
+                <w:sz w:val="28"/>
+              </w:rPr>
+              <w:t>/</w:t>
+            </w:r>
+            <w:r>
+              <w:rPr>
+                <w:rFonts w:ascii="Nikosh" w:eastAsia="Nikosh" w:hAnsi="Nikosh" w:cs="Nikosh"/>
+                <w:sz w:val="28"/>
+              </w:rPr>
+              <w:t>০৭</w:t>
+            </w:r>
+            <w:r>
+              <w:rPr>
+                <w:rFonts w:ascii="Nikosh" w:eastAsia="Nikosh" w:hAnsi="Nikosh" w:cs="Nikosh"/>
+                <w:sz w:val="28"/>
+              </w:rPr>
+              <w:t>/</w:t>
+            </w:r>
+            <w:r>
+              <w:rPr>
+                <w:rFonts w:ascii="Nikosh" w:eastAsia="Nikosh" w:hAnsi="Nikosh" w:cs="Nikosh"/>
+                <w:sz w:val="28"/>
+              </w:rPr>
+              <w:t>২০২৬</w:t>
+            </w:r>
           </w:p>
         </w:tc>
         <w:tc>
@@ -3656,16 +3602,11 @@
         <w:tc>
           <w:tcPr>
             <w:tcW w:w="1920" w:type="dxa"/>
-          </w:tcPr>
-          <w:p>
-            <w:pPr>
-              <w:spacing w:after="0" w:line="240" w:lineRule="auto"/>
-              <w:jc w:val="center"/>
-              <w:rPr>
-                <w:rFonts w:ascii="Nikosh" w:eastAsia="Nikosh" w:hAnsi="Nikosh" w:cs="Nikosh"/>
-                <w:sz w:val="28"/>
-                <w:szCs w:val="28"/>
-              </w:rPr>
+            <w:vAlign w:val="center"/>
+          </w:tcPr>
+          <w:p>
+            <w:pPr>
+              <w:jc w:val="center"/>
             </w:pPr>
           </w:p>
         </w:tc>
@@ -3850,16 +3791,11 @@
         <w:tc>
           <w:tcPr>
             <w:tcW w:w="1920" w:type="dxa"/>
-          </w:tcPr>
-          <w:p>
-            <w:pPr>
-              <w:spacing w:after="0" w:line="240" w:lineRule="auto"/>
-              <w:jc w:val="center"/>
-              <w:rPr>
-                <w:rFonts w:ascii="Nikosh" w:eastAsia="Nikosh" w:hAnsi="Nikosh" w:cs="Nikosh"/>
-                <w:sz w:val="28"/>
-                <w:szCs w:val="28"/>
-              </w:rPr>
+            <w:vAlign w:val="center"/>
+          </w:tcPr>
+          <w:p>
+            <w:pPr>
+              <w:jc w:val="center"/>
             </w:pPr>
           </w:p>
         </w:tc>
@@ -4015,16 +3951,11 @@
         <w:tc>
           <w:tcPr>
             <w:tcW w:w="1920" w:type="dxa"/>
-          </w:tcPr>
-          <w:p>
-            <w:pPr>
-              <w:spacing w:after="0" w:line="240" w:lineRule="auto"/>
-              <w:jc w:val="center"/>
-              <w:rPr>
-                <w:rFonts w:ascii="Nikosh" w:eastAsia="Nikosh" w:hAnsi="Nikosh" w:cs="Nikosh"/>
-                <w:sz w:val="28"/>
-                <w:szCs w:val="28"/>
-              </w:rPr>
+            <w:vAlign w:val="center"/>
+          </w:tcPr>
+          <w:p>
+            <w:pPr>
+              <w:jc w:val="center"/>
             </w:pPr>
           </w:p>
         </w:tc>
@@ -4180,16 +4111,11 @@
         <w:tc>
           <w:tcPr>
             <w:tcW w:w="1920" w:type="dxa"/>
-          </w:tcPr>
-          <w:p>
-            <w:pPr>
-              <w:spacing w:after="0" w:line="240" w:lineRule="auto"/>
-              <w:jc w:val="center"/>
-              <w:rPr>
-                <w:rFonts w:ascii="Nikosh" w:eastAsia="Nikosh" w:hAnsi="Nikosh" w:cs="Nikosh"/>
-                <w:sz w:val="28"/>
-                <w:szCs w:val="28"/>
-              </w:rPr>
+            <w:vAlign w:val="center"/>
+          </w:tcPr>
+          <w:p>
+            <w:pPr>
+              <w:jc w:val="center"/>
             </w:pPr>
           </w:p>
         </w:tc>
@@ -4361,30 +4287,23 @@
         <w:tc>
           <w:tcPr>
             <w:tcW w:w="1920" w:type="dxa"/>
-          </w:tcPr>
-          <w:p>
-            <w:pPr>
-              <w:spacing w:after="0" w:line="240" w:lineRule="auto"/>
-              <w:jc w:val="center"/>
-              <w:rPr>
-                <w:rFonts w:ascii="Nikosh" w:eastAsia="Nikosh" w:hAnsi="Nikosh" w:cs="Nikosh"/>
-                <w:sz w:val="28"/>
-                <w:szCs w:val="28"/>
-              </w:rPr>
-            </w:pPr>
-            <w:r>
-              <w:rPr>
-                <w:rFonts w:ascii="Nikosh" w:eastAsia="Nikosh" w:hAnsi="Nikosh" w:cs="Nikosh"/>
-                <w:sz w:val="28"/>
-                <w:szCs w:val="28"/>
-              </w:rPr>
-              <w:t>২১</w:t>
-            </w:r>
-            <w:r>
-              <w:rPr>
-                <w:rFonts w:ascii="Nikosh" w:eastAsia="Nikosh" w:hAnsi="Nikosh" w:cs="Nikosh"/>
-                <w:sz w:val="28"/>
-                <w:szCs w:val="28"/>
+            <w:vAlign w:val="center"/>
+          </w:tcPr>
+          <w:p>
+            <w:pPr>
+              <w:jc w:val="center"/>
+            </w:pPr>
+            <w:r>
+              <w:rPr>
+                <w:rFonts w:ascii="Nikosh" w:eastAsia="Nikosh" w:hAnsi="Nikosh" w:cs="Nikosh"/>
+                <w:sz w:val="28"/>
+              </w:rPr>
+              <w:t>২৫</w:t>
+            </w:r>
+            <w:r>
+              <w:rPr>
+                <w:rFonts w:ascii="Nikosh" w:eastAsia="Nikosh" w:hAnsi="Nikosh" w:cs="Nikosh"/>
+                <w:sz w:val="28"/>
               </w:rPr>
               <w:t>/</w:t>
             </w:r>
@@ -4392,15 +4311,13 @@
               <w:rPr>
                 <w:rFonts w:ascii="Nikosh" w:eastAsia="Nikosh" w:hAnsi="Nikosh" w:cs="Nikosh"/>
                 <w:sz w:val="28"/>
-                <w:szCs w:val="28"/>
-              </w:rPr>
-              <w:t>০৪</w:t>
-            </w:r>
-            <w:r>
-              <w:rPr>
-                <w:rFonts w:ascii="Nikosh" w:eastAsia="Nikosh" w:hAnsi="Nikosh" w:cs="Nikosh"/>
-                <w:sz w:val="28"/>
-                <w:szCs w:val="28"/>
+              </w:rPr>
+              <w:t>০৮</w:t>
+            </w:r>
+            <w:r>
+              <w:rPr>
+                <w:rFonts w:ascii="Nikosh" w:eastAsia="Nikosh" w:hAnsi="Nikosh" w:cs="Nikosh"/>
+                <w:sz w:val="28"/>
               </w:rPr>
               <w:t>/</w:t>
             </w:r>
@@ -4408,7 +4325,6 @@
               <w:rPr>
                 <w:rFonts w:ascii="Nikosh" w:eastAsia="Nikosh" w:hAnsi="Nikosh" w:cs="Nikosh"/>
                 <w:sz w:val="28"/>
-                <w:szCs w:val="28"/>
               </w:rPr>
               <w:t>২০২৬</w:t>
             </w:r>
@@ -4521,6 +4437,24 @@
                 <w:sz w:val="28"/>
                 <w:szCs w:val="28"/>
               </w:rPr>
+              <w:t xml:space="preserve"> ই-</w:t>
+            </w:r>
+            <w:proofErr w:type="spellStart"/>
+            <w:r>
+              <w:rPr>
+                <w:rFonts w:ascii="Nikosh" w:eastAsia="Nikosh" w:hAnsi="Nikosh" w:cs="Nikosh"/>
+                <w:sz w:val="28"/>
+                <w:szCs w:val="28"/>
+              </w:rPr>
+              <w:t>সেবাসমূহের</w:t>
+            </w:r>
+            <w:proofErr w:type="spellEnd"/>
+            <w:r>
+              <w:rPr>
+                <w:rFonts w:ascii="Nikosh" w:eastAsia="Nikosh" w:hAnsi="Nikosh" w:cs="Nikosh"/>
+                <w:sz w:val="28"/>
+                <w:szCs w:val="28"/>
+              </w:rPr>
               <w:t xml:space="preserve"> </w:t>
             </w:r>
             <w:proofErr w:type="spellStart"/>
@@ -4530,43 +4464,15 @@
                 <w:sz w:val="28"/>
                 <w:szCs w:val="28"/>
               </w:rPr>
-              <w:t>নাগরিক</w:t>
-            </w:r>
-            <w:proofErr w:type="spellEnd"/>
-            <w:r>
-              <w:rPr>
-                <w:rFonts w:ascii="Nikosh" w:eastAsia="Nikosh" w:hAnsi="Nikosh" w:cs="Nikosh"/>
-                <w:sz w:val="28"/>
-                <w:szCs w:val="28"/>
-              </w:rPr>
-              <w:t xml:space="preserve"> ই-</w:t>
-            </w:r>
-            <w:proofErr w:type="spellStart"/>
-            <w:r>
-              <w:rPr>
-                <w:rFonts w:ascii="Nikosh" w:eastAsia="Nikosh" w:hAnsi="Nikosh" w:cs="Nikosh"/>
-                <w:sz w:val="28"/>
-                <w:szCs w:val="28"/>
-              </w:rPr>
-              <w:t>সেবাসমূহের</w:t>
-            </w:r>
-            <w:proofErr w:type="spellEnd"/>
-            <w:r>
-              <w:rPr>
-                <w:rFonts w:ascii="Nikosh" w:eastAsia="Nikosh" w:hAnsi="Nikosh" w:cs="Nikosh"/>
-                <w:sz w:val="28"/>
-                <w:szCs w:val="28"/>
-              </w:rPr>
-              <w:t xml:space="preserve"> </w:t>
-            </w:r>
-            <w:proofErr w:type="spellStart"/>
-            <w:r>
-              <w:rPr>
-                <w:rFonts w:ascii="Nikosh" w:eastAsia="Nikosh" w:hAnsi="Nikosh" w:cs="Nikosh"/>
-                <w:sz w:val="28"/>
-                <w:szCs w:val="28"/>
-              </w:rPr>
-              <w:t>তালকা</w:t>
+              <w:t>তা</w:t>
+            </w:r>
+            <w:r>
+              <w:rPr>
+                <w:rFonts w:ascii="Nikosh" w:eastAsia="Nikosh" w:hAnsi="Nikosh" w:cs="Nikosh"/>
+                <w:sz w:val="28"/>
+                <w:szCs w:val="28"/>
+              </w:rPr>
+              <w:t>লিকা</w:t>
             </w:r>
             <w:proofErr w:type="spellEnd"/>
           </w:p>
@@ -4600,17 +4506,19 @@
         <w:tc>
           <w:tcPr>
             <w:tcW w:w="1920" w:type="dxa"/>
-          </w:tcPr>
-          <w:p>
-            <w:pPr>
-              <w:spacing w:after="0" w:line="240" w:lineRule="auto"/>
-              <w:jc w:val="center"/>
-              <w:rPr>
-                <w:rFonts w:ascii="Nikosh" w:eastAsia="Nikosh" w:hAnsi="Nikosh" w:cs="Nikosh"/>
-                <w:sz w:val="28"/>
-                <w:szCs w:val="28"/>
-              </w:rPr>
-            </w:pPr>
+            <w:vAlign w:val="center"/>
+          </w:tcPr>
+          <w:p>
+            <w:pPr>
+              <w:jc w:val="center"/>
+            </w:pPr>
+            <w:r>
+              <w:rPr>
+                <w:rFonts w:ascii="Nikosh" w:eastAsia="Nikosh" w:hAnsi="Nikosh" w:cs="Nikosh"/>
+                <w:sz w:val="28"/>
+              </w:rPr>
+              <w:t>২৮/০১/২০২৫</w:t>
+            </w:r>
           </w:p>
         </w:tc>
         <w:tc>
@@ -4816,17 +4724,47 @@
         <w:tc>
           <w:tcPr>
             <w:tcW w:w="1920" w:type="dxa"/>
-          </w:tcPr>
-          <w:p>
-            <w:pPr>
-              <w:spacing w:after="0" w:line="240" w:lineRule="auto"/>
-              <w:jc w:val="center"/>
-              <w:rPr>
-                <w:rFonts w:ascii="Nikosh" w:eastAsia="Nikosh" w:hAnsi="Nikosh" w:cs="Nikosh"/>
-                <w:sz w:val="28"/>
-                <w:szCs w:val="28"/>
-              </w:rPr>
-            </w:pPr>
+            <w:vAlign w:val="center"/>
+          </w:tcPr>
+          <w:p>
+            <w:pPr>
+              <w:jc w:val="center"/>
+            </w:pPr>
+            <w:r>
+              <w:rPr>
+                <w:rFonts w:ascii="Nikosh" w:eastAsia="Nikosh" w:hAnsi="Nikosh" w:cs="Nikosh"/>
+                <w:sz w:val="28"/>
+              </w:rPr>
+              <w:t>১০</w:t>
+            </w:r>
+            <w:r>
+              <w:rPr>
+                <w:rFonts w:ascii="Nikosh" w:eastAsia="Nikosh" w:hAnsi="Nikosh" w:cs="Nikosh"/>
+                <w:sz w:val="28"/>
+              </w:rPr>
+              <w:t>/</w:t>
+            </w:r>
+            <w:r>
+              <w:rPr>
+                <w:rFonts w:ascii="Nikosh" w:eastAsia="Nikosh" w:hAnsi="Nikosh" w:cs="Nikosh"/>
+                <w:sz w:val="28"/>
+              </w:rPr>
+              <w:t>১০</w:t>
+            </w:r>
+            <w:r>
+              <w:rPr>
+                <w:rFonts w:ascii="Nikosh" w:eastAsia="Nikosh" w:hAnsi="Nikosh" w:cs="Nikosh"/>
+                <w:sz w:val="28"/>
+              </w:rPr>
+              <w:t>/</w:t>
+            </w:r>
+            <w:r>
+              <w:rPr>
+                <w:rFonts w:ascii="Nikosh" w:eastAsia="Nikosh" w:hAnsi="Nikosh" w:cs="Nikosh"/>
+                <w:sz w:val="28"/>
+              </w:rPr>
+              <w:t>২০২৬</w:t>
+            </w:r>
           </w:p>
         </w:tc>
         <w:tc>
@@ -5056,16 +4994,11 @@
         <w:tc>
           <w:tcPr>
             <w:tcW w:w="1920" w:type="dxa"/>
-          </w:tcPr>
-          <w:p>
-            <w:pPr>
-              <w:spacing w:after="0" w:line="240" w:lineRule="auto"/>
-              <w:jc w:val="center"/>
-              <w:rPr>
-                <w:rFonts w:ascii="Nikosh" w:eastAsia="Nikosh" w:hAnsi="Nikosh" w:cs="Nikosh"/>
-                <w:sz w:val="28"/>
-                <w:szCs w:val="28"/>
-              </w:rPr>
+            <w:vAlign w:val="center"/>
+          </w:tcPr>
+          <w:p>
+            <w:pPr>
+              <w:jc w:val="center"/>
             </w:pPr>
           </w:p>
         </w:tc>
@@ -5239,16 +5172,11 @@
         <w:tc>
           <w:tcPr>
             <w:tcW w:w="1920" w:type="dxa"/>
-          </w:tcPr>
-          <w:p>
-            <w:pPr>
-              <w:spacing w:after="0" w:line="240" w:lineRule="auto"/>
-              <w:jc w:val="center"/>
-              <w:rPr>
-                <w:rFonts w:ascii="Nikosh" w:eastAsia="Nikosh" w:hAnsi="Nikosh" w:cs="Nikosh"/>
-                <w:sz w:val="28"/>
-                <w:szCs w:val="28"/>
-              </w:rPr>
+            <w:vAlign w:val="center"/>
+          </w:tcPr>
+          <w:p>
+            <w:pPr>
+              <w:jc w:val="center"/>
             </w:pPr>
           </w:p>
         </w:tc>
@@ -5422,16 +5350,11 @@
         <w:tc>
           <w:tcPr>
             <w:tcW w:w="1920" w:type="dxa"/>
-          </w:tcPr>
-          <w:p>
-            <w:pPr>
-              <w:spacing w:after="0" w:line="240" w:lineRule="auto"/>
-              <w:jc w:val="center"/>
-              <w:rPr>
-                <w:rFonts w:ascii="Nikosh" w:eastAsia="Nikosh" w:hAnsi="Nikosh" w:cs="Nikosh"/>
-                <w:sz w:val="28"/>
-                <w:szCs w:val="28"/>
-              </w:rPr>
+            <w:vAlign w:val="center"/>
+          </w:tcPr>
+          <w:p>
+            <w:pPr>
+              <w:jc w:val="center"/>
             </w:pPr>
           </w:p>
         </w:tc>
@@ -5649,16 +5572,11 @@
         <w:tc>
           <w:tcPr>
             <w:tcW w:w="1920" w:type="dxa"/>
-          </w:tcPr>
-          <w:p>
-            <w:pPr>
-              <w:spacing w:after="0" w:line="240" w:lineRule="auto"/>
-              <w:jc w:val="center"/>
-              <w:rPr>
-                <w:rFonts w:ascii="Nikosh" w:eastAsia="Nikosh" w:hAnsi="Nikosh" w:cs="Nikosh"/>
-                <w:sz w:val="28"/>
-                <w:szCs w:val="28"/>
-              </w:rPr>
+            <w:vAlign w:val="center"/>
+          </w:tcPr>
+          <w:p>
+            <w:pPr>
+              <w:jc w:val="center"/>
             </w:pPr>
           </w:p>
         </w:tc>
@@ -5850,16 +5768,11 @@
         <w:tc>
           <w:tcPr>
             <w:tcW w:w="1920" w:type="dxa"/>
-          </w:tcPr>
-          <w:p>
-            <w:pPr>
-              <w:spacing w:after="0" w:line="240" w:lineRule="auto"/>
-              <w:jc w:val="center"/>
-              <w:rPr>
-                <w:rFonts w:ascii="Nikosh" w:eastAsia="Nikosh" w:hAnsi="Nikosh" w:cs="Nikosh"/>
-                <w:sz w:val="28"/>
-                <w:szCs w:val="28"/>
-              </w:rPr>
+            <w:vAlign w:val="center"/>
+          </w:tcPr>
+          <w:p>
+            <w:pPr>
+              <w:jc w:val="center"/>
             </w:pPr>
           </w:p>
         </w:tc>
@@ -6051,16 +5964,11 @@
         <w:tc>
           <w:tcPr>
             <w:tcW w:w="1920" w:type="dxa"/>
-          </w:tcPr>
-          <w:p>
-            <w:pPr>
-              <w:spacing w:after="0" w:line="240" w:lineRule="auto"/>
-              <w:jc w:val="center"/>
-              <w:rPr>
-                <w:rFonts w:ascii="Nikosh" w:eastAsia="Nikosh" w:hAnsi="Nikosh" w:cs="Nikosh"/>
-                <w:sz w:val="28"/>
-                <w:szCs w:val="28"/>
-              </w:rPr>
+            <w:vAlign w:val="center"/>
+          </w:tcPr>
+          <w:p>
+            <w:pPr>
+              <w:jc w:val="center"/>
             </w:pPr>
           </w:p>
         </w:tc>
@@ -6319,16 +6227,11 @@
         <w:tc>
           <w:tcPr>
             <w:tcW w:w="1920" w:type="dxa"/>
-          </w:tcPr>
-          <w:p>
-            <w:pPr>
-              <w:spacing w:after="0" w:line="240" w:lineRule="auto"/>
-              <w:jc w:val="center"/>
-              <w:rPr>
-                <w:rFonts w:ascii="Nikosh" w:eastAsia="Nikosh" w:hAnsi="Nikosh" w:cs="Nikosh"/>
-                <w:sz w:val="28"/>
-                <w:szCs w:val="28"/>
-              </w:rPr>
+            <w:vAlign w:val="center"/>
+          </w:tcPr>
+          <w:p>
+            <w:pPr>
+              <w:jc w:val="center"/>
             </w:pPr>
           </w:p>
         </w:tc>
@@ -6493,53 +6396,33 @@
           <w:tcPr>
             <w:tcW w:w="10845" w:type="dxa"/>
             <w:gridSpan w:val="4"/>
-          </w:tcPr>
-          <w:p>
-            <w:pPr>
-              <w:spacing w:after="0" w:line="240" w:lineRule="auto"/>
-              <w:jc w:val="center"/>
-              <w:rPr>
-                <w:rFonts w:ascii="Nikosh" w:eastAsia="Nikosh" w:hAnsi="Nikosh" w:cs="Nikosh"/>
-                <w:b/>
-                <w:bCs/>
-                <w:sz w:val="28"/>
-                <w:szCs w:val="28"/>
-              </w:rPr>
-            </w:pPr>
-            <w:proofErr w:type="spellStart"/>
-            <w:r>
-              <w:rPr>
-                <w:rFonts w:ascii="Nikosh" w:eastAsia="Nikosh" w:hAnsi="Nikosh" w:cs="Nikosh"/>
-                <w:b/>
-                <w:bCs/>
-                <w:sz w:val="28"/>
-                <w:szCs w:val="28"/>
+            <w:vAlign w:val="center"/>
+          </w:tcPr>
+          <w:p>
+            <w:pPr>
+              <w:jc w:val="center"/>
+            </w:pPr>
+            <w:r>
+              <w:rPr>
+                <w:rFonts w:ascii="Nikosh" w:eastAsia="Nikosh" w:hAnsi="Nikosh" w:cs="Nikosh"/>
+                <w:sz w:val="28"/>
               </w:rPr>
               <w:t>চলমান</w:t>
             </w:r>
-            <w:proofErr w:type="spellEnd"/>
-            <w:r>
-              <w:rPr>
-                <w:rFonts w:ascii="Nikosh" w:eastAsia="Nikosh" w:hAnsi="Nikosh" w:cs="Nikosh"/>
-                <w:b/>
-                <w:bCs/>
-                <w:sz w:val="28"/>
-                <w:szCs w:val="28"/>
+            <w:r>
+              <w:rPr>
+                <w:rFonts w:ascii="Nikosh" w:eastAsia="Nikosh" w:hAnsi="Nikosh" w:cs="Nikosh"/>
+                <w:sz w:val="28"/>
               </w:rPr>
               <w:t xml:space="preserve"> </w:t>
             </w:r>
-            <w:proofErr w:type="spellStart"/>
-            <w:r>
-              <w:rPr>
-                <w:rFonts w:ascii="Nikosh" w:eastAsia="Nikosh" w:hAnsi="Nikosh" w:cs="Nikosh"/>
-                <w:b/>
-                <w:bCs/>
-                <w:sz w:val="28"/>
-                <w:szCs w:val="28"/>
+            <w:r>
+              <w:rPr>
+                <w:rFonts w:ascii="Nikosh" w:eastAsia="Nikosh" w:hAnsi="Nikosh" w:cs="Nikosh"/>
+                <w:sz w:val="28"/>
               </w:rPr>
               <w:t>প্রকল্পসমূহ</w:t>
             </w:r>
-            <w:proofErr w:type="spellEnd"/>
           </w:p>
         </w:tc>
       </w:tr>
@@ -6706,16 +6589,11 @@
         <w:tc>
           <w:tcPr>
             <w:tcW w:w="1920" w:type="dxa"/>
-          </w:tcPr>
-          <w:p>
-            <w:pPr>
-              <w:spacing w:after="0" w:line="240" w:lineRule="auto"/>
-              <w:jc w:val="center"/>
-              <w:rPr>
-                <w:rFonts w:ascii="Nikosh" w:eastAsia="Nikosh" w:hAnsi="Nikosh" w:cs="Nikosh"/>
-                <w:sz w:val="28"/>
-                <w:szCs w:val="28"/>
-              </w:rPr>
+            <w:vAlign w:val="center"/>
+          </w:tcPr>
+          <w:p>
+            <w:pPr>
+              <w:jc w:val="center"/>
             </w:pPr>
           </w:p>
         </w:tc>
@@ -6942,24 +6820,46 @@
         <w:tc>
           <w:tcPr>
             <w:tcW w:w="1920" w:type="dxa"/>
-          </w:tcPr>
-          <w:p>
-            <w:pPr>
-              <w:spacing w:after="0" w:line="240" w:lineRule="auto"/>
-              <w:jc w:val="center"/>
-              <w:rPr>
-                <w:rFonts w:ascii="Nikosh" w:eastAsia="Nikosh" w:hAnsi="Nikosh" w:cs="Nikosh"/>
-                <w:sz w:val="28"/>
-                <w:szCs w:val="28"/>
-              </w:rPr>
-            </w:pPr>
-            <w:r>
-              <w:rPr>
-                <w:rFonts w:ascii="Nikosh" w:eastAsia="Nikosh" w:hAnsi="Nikosh" w:cs="Nikosh"/>
-                <w:sz w:val="28"/>
-                <w:szCs w:val="28"/>
-              </w:rPr>
-              <w:t xml:space="preserve">০১/১০/২০২৫ </w:t>
+            <w:vAlign w:val="center"/>
+          </w:tcPr>
+          <w:p>
+            <w:pPr>
+              <w:jc w:val="center"/>
+            </w:pPr>
+            <w:r>
+              <w:rPr>
+                <w:rFonts w:ascii="Nikosh" w:eastAsia="Nikosh" w:hAnsi="Nikosh" w:cs="Nikosh"/>
+                <w:sz w:val="28"/>
+              </w:rPr>
+              <w:t>০১</w:t>
+            </w:r>
+            <w:r>
+              <w:rPr>
+                <w:rFonts w:ascii="Nikosh" w:eastAsia="Nikosh" w:hAnsi="Nikosh" w:cs="Nikosh"/>
+                <w:sz w:val="28"/>
+              </w:rPr>
+              <w:t>/</w:t>
+            </w:r>
+            <w:r>
+              <w:rPr>
+                <w:rFonts w:ascii="Nikosh" w:eastAsia="Nikosh" w:hAnsi="Nikosh" w:cs="Nikosh"/>
+                <w:sz w:val="28"/>
+              </w:rPr>
+              <w:t>১০</w:t>
+            </w:r>
+            <w:r>
+              <w:rPr>
+                <w:rFonts w:ascii="Nikosh" w:eastAsia="Nikosh" w:hAnsi="Nikosh" w:cs="Nikosh"/>
+                <w:sz w:val="28"/>
+              </w:rPr>
+              <w:t>/</w:t>
+            </w:r>
+            <w:r>
+              <w:rPr>
+                <w:rFonts w:ascii="Nikosh" w:eastAsia="Nikosh" w:hAnsi="Nikosh" w:cs="Nikosh"/>
+                <w:sz w:val="28"/>
+              </w:rPr>
+              <w:t>২০২৫</w:t>
             </w:r>
           </w:p>
         </w:tc>
@@ -7161,24 +7061,46 @@
         <w:tc>
           <w:tcPr>
             <w:tcW w:w="1920" w:type="dxa"/>
-          </w:tcPr>
-          <w:p>
-            <w:pPr>
-              <w:spacing w:after="0" w:line="240" w:lineRule="auto"/>
-              <w:jc w:val="center"/>
-              <w:rPr>
-                <w:rFonts w:ascii="Nikosh" w:eastAsia="Nikosh" w:hAnsi="Nikosh" w:cs="Nikosh"/>
-                <w:sz w:val="28"/>
-                <w:szCs w:val="28"/>
-              </w:rPr>
-            </w:pPr>
-            <w:r>
-              <w:rPr>
-                <w:rFonts w:ascii="Nikosh" w:eastAsia="Nikosh" w:hAnsi="Nikosh" w:cs="Nikosh"/>
-                <w:sz w:val="28"/>
-                <w:szCs w:val="28"/>
-              </w:rPr>
-              <w:t>৩০/০১/২০২৬</w:t>
+            <w:vAlign w:val="center"/>
+          </w:tcPr>
+          <w:p>
+            <w:pPr>
+              <w:jc w:val="center"/>
+            </w:pPr>
+            <w:r>
+              <w:rPr>
+                <w:rFonts w:ascii="Nikosh" w:eastAsia="Nikosh" w:hAnsi="Nikosh" w:cs="Nikosh"/>
+                <w:sz w:val="28"/>
+              </w:rPr>
+              <w:t>৩০</w:t>
+            </w:r>
+            <w:r>
+              <w:rPr>
+                <w:rFonts w:ascii="Nikosh" w:eastAsia="Nikosh" w:hAnsi="Nikosh" w:cs="Nikosh"/>
+                <w:sz w:val="28"/>
+              </w:rPr>
+              <w:t>/</w:t>
+            </w:r>
+            <w:r>
+              <w:rPr>
+                <w:rFonts w:ascii="Nikosh" w:eastAsia="Nikosh" w:hAnsi="Nikosh" w:cs="Nikosh"/>
+                <w:sz w:val="28"/>
+              </w:rPr>
+              <w:t>০১</w:t>
+            </w:r>
+            <w:r>
+              <w:rPr>
+                <w:rFonts w:ascii="Nikosh" w:eastAsia="Nikosh" w:hAnsi="Nikosh" w:cs="Nikosh"/>
+                <w:sz w:val="28"/>
+              </w:rPr>
+              <w:t>/</w:t>
+            </w:r>
+            <w:r>
+              <w:rPr>
+                <w:rFonts w:ascii="Nikosh" w:eastAsia="Nikosh" w:hAnsi="Nikosh" w:cs="Nikosh"/>
+                <w:sz w:val="28"/>
+              </w:rPr>
+              <w:t>২০২৬</w:t>
             </w:r>
           </w:p>
         </w:tc>
@@ -7362,24 +7284,46 @@
         <w:tc>
           <w:tcPr>
             <w:tcW w:w="1920" w:type="dxa"/>
-          </w:tcPr>
-          <w:p>
-            <w:pPr>
-              <w:spacing w:after="0" w:line="240" w:lineRule="auto"/>
-              <w:jc w:val="center"/>
-              <w:rPr>
-                <w:rFonts w:ascii="Nikosh" w:eastAsia="Nikosh" w:hAnsi="Nikosh" w:cs="Nikosh"/>
-                <w:sz w:val="28"/>
-                <w:szCs w:val="28"/>
-              </w:rPr>
-            </w:pPr>
-            <w:r>
-              <w:rPr>
-                <w:rFonts w:ascii="Nikosh" w:eastAsia="Nikosh" w:hAnsi="Nikosh" w:cs="Nikosh"/>
-                <w:sz w:val="28"/>
-                <w:szCs w:val="28"/>
-              </w:rPr>
-              <w:t>২২/০৪/২০২৬</w:t>
+            <w:vAlign w:val="center"/>
+          </w:tcPr>
+          <w:p>
+            <w:pPr>
+              <w:jc w:val="center"/>
+            </w:pPr>
+            <w:r>
+              <w:rPr>
+                <w:rFonts w:ascii="Nikosh" w:eastAsia="Nikosh" w:hAnsi="Nikosh" w:cs="Nikosh"/>
+                <w:sz w:val="28"/>
+              </w:rPr>
+              <w:t>২৮</w:t>
+            </w:r>
+            <w:r>
+              <w:rPr>
+                <w:rFonts w:ascii="Nikosh" w:eastAsia="Nikosh" w:hAnsi="Nikosh" w:cs="Nikosh"/>
+                <w:sz w:val="28"/>
+              </w:rPr>
+              <w:t>/</w:t>
+            </w:r>
+            <w:r>
+              <w:rPr>
+                <w:rFonts w:ascii="Nikosh" w:eastAsia="Nikosh" w:hAnsi="Nikosh" w:cs="Nikosh"/>
+                <w:sz w:val="28"/>
+              </w:rPr>
+              <w:t>০৬</w:t>
+            </w:r>
+            <w:r>
+              <w:rPr>
+                <w:rFonts w:ascii="Nikosh" w:eastAsia="Nikosh" w:hAnsi="Nikosh" w:cs="Nikosh"/>
+                <w:sz w:val="28"/>
+              </w:rPr>
+              <w:t>/</w:t>
+            </w:r>
+            <w:r>
+              <w:rPr>
+                <w:rFonts w:ascii="Nikosh" w:eastAsia="Nikosh" w:hAnsi="Nikosh" w:cs="Nikosh"/>
+                <w:sz w:val="28"/>
+              </w:rPr>
+              <w:t>২০২৬</w:t>
             </w:r>
           </w:p>
         </w:tc>
@@ -7458,51 +7402,33 @@
           <w:tcPr>
             <w:tcW w:w="10845" w:type="dxa"/>
             <w:gridSpan w:val="4"/>
-          </w:tcPr>
-          <w:p>
-            <w:pPr>
-              <w:spacing w:after="0" w:line="240" w:lineRule="auto"/>
-              <w:jc w:val="center"/>
-              <w:rPr>
-                <w:rFonts w:ascii="Nikosh" w:eastAsia="Nikosh" w:hAnsi="Nikosh" w:cs="Nikosh"/>
-                <w:sz w:val="26"/>
-                <w:szCs w:val="26"/>
-              </w:rPr>
-            </w:pPr>
-            <w:proofErr w:type="spellStart"/>
-            <w:r>
-              <w:rPr>
-                <w:rFonts w:ascii="Nikosh" w:eastAsia="Nikosh" w:hAnsi="Nikosh" w:cs="Nikosh"/>
-                <w:b/>
-                <w:bCs/>
-                <w:sz w:val="28"/>
-                <w:szCs w:val="28"/>
+            <w:vAlign w:val="center"/>
+          </w:tcPr>
+          <w:p>
+            <w:pPr>
+              <w:jc w:val="center"/>
+            </w:pPr>
+            <w:r>
+              <w:rPr>
+                <w:rFonts w:ascii="Nikosh" w:eastAsia="Nikosh" w:hAnsi="Nikosh" w:cs="Nikosh"/>
+                <w:sz w:val="28"/>
               </w:rPr>
               <w:t>সমাপ্ত</w:t>
             </w:r>
-            <w:proofErr w:type="spellEnd"/>
-            <w:r>
-              <w:rPr>
-                <w:rFonts w:ascii="Nikosh" w:eastAsia="Nikosh" w:hAnsi="Nikosh" w:cs="Nikosh"/>
-                <w:b/>
-                <w:bCs/>
-                <w:sz w:val="28"/>
-                <w:szCs w:val="28"/>
+            <w:r>
+              <w:rPr>
+                <w:rFonts w:ascii="Nikosh" w:eastAsia="Nikosh" w:hAnsi="Nikosh" w:cs="Nikosh"/>
+                <w:sz w:val="28"/>
               </w:rPr>
               <w:t xml:space="preserve"> </w:t>
             </w:r>
-            <w:proofErr w:type="spellStart"/>
-            <w:r>
-              <w:rPr>
-                <w:rFonts w:ascii="Nikosh" w:eastAsia="Nikosh" w:hAnsi="Nikosh" w:cs="Nikosh"/>
-                <w:b/>
-                <w:bCs/>
-                <w:sz w:val="28"/>
-                <w:szCs w:val="28"/>
+            <w:r>
+              <w:rPr>
+                <w:rFonts w:ascii="Nikosh" w:eastAsia="Nikosh" w:hAnsi="Nikosh" w:cs="Nikosh"/>
+                <w:sz w:val="28"/>
               </w:rPr>
               <w:t>প্রকল্পসমূহ</w:t>
             </w:r>
-            <w:proofErr w:type="spellEnd"/>
           </w:p>
         </w:tc>
       </w:tr>
@@ -7687,16 +7613,11 @@
         <w:tc>
           <w:tcPr>
             <w:tcW w:w="1920" w:type="dxa"/>
-          </w:tcPr>
-          <w:p>
-            <w:pPr>
-              <w:spacing w:after="0" w:line="240" w:lineRule="auto"/>
-              <w:jc w:val="center"/>
-              <w:rPr>
-                <w:rFonts w:ascii="Nikosh" w:eastAsia="Nikosh" w:hAnsi="Nikosh" w:cs="Nikosh"/>
-                <w:sz w:val="26"/>
-                <w:szCs w:val="26"/>
-              </w:rPr>
+            <w:vAlign w:val="center"/>
+          </w:tcPr>
+          <w:p>
+            <w:pPr>
+              <w:jc w:val="center"/>
             </w:pPr>
           </w:p>
         </w:tc>
@@ -7898,24 +7819,46 @@
         <w:tc>
           <w:tcPr>
             <w:tcW w:w="1920" w:type="dxa"/>
-          </w:tcPr>
-          <w:p>
-            <w:pPr>
-              <w:spacing w:after="0" w:line="240" w:lineRule="auto"/>
-              <w:jc w:val="center"/>
-              <w:rPr>
-                <w:rFonts w:ascii="Nikosh" w:eastAsia="Nikosh" w:hAnsi="Nikosh" w:cs="Nikosh"/>
-                <w:sz w:val="28"/>
-                <w:szCs w:val="28"/>
-              </w:rPr>
-            </w:pPr>
-            <w:r>
-              <w:rPr>
-                <w:rFonts w:ascii="Nikosh" w:eastAsia="Nikosh" w:hAnsi="Nikosh" w:cs="Nikosh"/>
-                <w:sz w:val="28"/>
-                <w:szCs w:val="28"/>
-              </w:rPr>
-              <w:t xml:space="preserve">০২/০৭/২০২৫  </w:t>
+            <w:vAlign w:val="center"/>
+          </w:tcPr>
+          <w:p>
+            <w:pPr>
+              <w:jc w:val="center"/>
+            </w:pPr>
+            <w:r>
+              <w:rPr>
+                <w:rFonts w:ascii="Nikosh" w:eastAsia="Nikosh" w:hAnsi="Nikosh" w:cs="Nikosh"/>
+                <w:sz w:val="28"/>
+              </w:rPr>
+              <w:t>০২</w:t>
+            </w:r>
+            <w:r>
+              <w:rPr>
+                <w:rFonts w:ascii="Nikosh" w:eastAsia="Nikosh" w:hAnsi="Nikosh" w:cs="Nikosh"/>
+                <w:sz w:val="28"/>
+              </w:rPr>
+              <w:t>/</w:t>
+            </w:r>
+            <w:r>
+              <w:rPr>
+                <w:rFonts w:ascii="Nikosh" w:eastAsia="Nikosh" w:hAnsi="Nikosh" w:cs="Nikosh"/>
+                <w:sz w:val="28"/>
+              </w:rPr>
+              <w:t>০৭</w:t>
+            </w:r>
+            <w:r>
+              <w:rPr>
+                <w:rFonts w:ascii="Nikosh" w:eastAsia="Nikosh" w:hAnsi="Nikosh" w:cs="Nikosh"/>
+                <w:sz w:val="28"/>
+              </w:rPr>
+              <w:t>/</w:t>
+            </w:r>
+            <w:r>
+              <w:rPr>
+                <w:rFonts w:ascii="Nikosh" w:eastAsia="Nikosh" w:hAnsi="Nikosh" w:cs="Nikosh"/>
+                <w:sz w:val="28"/>
+              </w:rPr>
+              <w:t>২০২৫</w:t>
             </w:r>
           </w:p>
         </w:tc>
@@ -8100,22 +8043,16 @@
         <w:tc>
           <w:tcPr>
             <w:tcW w:w="1920" w:type="dxa"/>
-          </w:tcPr>
-          <w:p>
-            <w:pPr>
-              <w:spacing w:after="0" w:line="240" w:lineRule="auto"/>
-              <w:jc w:val="center"/>
-              <w:rPr>
-                <w:rFonts w:ascii="Nikosh" w:eastAsia="Nikosh" w:hAnsi="Nikosh" w:cs="Nikosh"/>
-                <w:sz w:val="28"/>
-                <w:szCs w:val="28"/>
-              </w:rPr>
-            </w:pPr>
-            <w:r>
-              <w:rPr>
-                <w:rFonts w:ascii="Nikosh" w:eastAsia="Nikosh" w:hAnsi="Nikosh" w:cs="Nikosh"/>
-                <w:sz w:val="28"/>
-                <w:szCs w:val="28"/>
+            <w:vAlign w:val="center"/>
+          </w:tcPr>
+          <w:p>
+            <w:pPr>
+              <w:jc w:val="center"/>
+            </w:pPr>
+            <w:r>
+              <w:rPr>
+                <w:rFonts w:ascii="Nikosh" w:eastAsia="Nikosh" w:hAnsi="Nikosh" w:cs="Nikosh"/>
+                <w:sz w:val="28"/>
               </w:rPr>
               <w:t>২৬</w:t>
             </w:r>
@@ -8123,7 +8060,6 @@
               <w:rPr>
                 <w:rFonts w:ascii="Nikosh" w:eastAsia="Nikosh" w:hAnsi="Nikosh" w:cs="Nikosh"/>
                 <w:sz w:val="28"/>
-                <w:szCs w:val="28"/>
               </w:rPr>
               <w:t>/</w:t>
             </w:r>
@@ -8131,7 +8067,6 @@
               <w:rPr>
                 <w:rFonts w:ascii="Nikosh" w:eastAsia="Nikosh" w:hAnsi="Nikosh" w:cs="Nikosh"/>
                 <w:sz w:val="28"/>
-                <w:szCs w:val="28"/>
               </w:rPr>
               <w:t>০৭</w:t>
             </w:r>
@@ -8139,7 +8074,6 @@
               <w:rPr>
                 <w:rFonts w:ascii="Nikosh" w:eastAsia="Nikosh" w:hAnsi="Nikosh" w:cs="Nikosh"/>
                 <w:sz w:val="28"/>
-                <w:szCs w:val="28"/>
               </w:rPr>
               <w:t>/</w:t>
             </w:r>
@@ -8147,7 +8081,6 @@
               <w:rPr>
                 <w:rFonts w:ascii="Nikosh" w:eastAsia="Nikosh" w:hAnsi="Nikosh" w:cs="Nikosh"/>
                 <w:sz w:val="28"/>
-                <w:szCs w:val="28"/>
               </w:rPr>
               <w:t>২০২৬</w:t>
             </w:r>
@@ -8292,24 +8225,6 @@
               <w:t>পয়েন্ট</w:t>
             </w:r>
             <w:proofErr w:type="spellEnd"/>
-            <w:r>
-              <w:rPr>
-                <w:rFonts w:ascii="Nikosh" w:eastAsia="Nikosh" w:hAnsi="Nikosh" w:cs="Nikosh"/>
-                <w:sz w:val="28"/>
-                <w:szCs w:val="28"/>
-              </w:rPr>
-              <w:t xml:space="preserve"> </w:t>
-            </w:r>
-            <w:proofErr w:type="spellStart"/>
-            <w:r>
-              <w:rPr>
-                <w:rFonts w:ascii="Nikosh" w:eastAsia="Nikosh" w:hAnsi="Nikosh" w:cs="Nikosh"/>
-                <w:sz w:val="28"/>
-                <w:szCs w:val="28"/>
-              </w:rPr>
-              <w:t>কর্মকর্তা</w:t>
-            </w:r>
-            <w:proofErr w:type="spellEnd"/>
           </w:p>
         </w:tc>
         <w:tc>
@@ -8341,17 +8256,47 @@
         <w:tc>
           <w:tcPr>
             <w:tcW w:w="1920" w:type="dxa"/>
-          </w:tcPr>
-          <w:p>
-            <w:pPr>
-              <w:spacing w:after="0" w:line="240" w:lineRule="auto"/>
-              <w:jc w:val="center"/>
-              <w:rPr>
-                <w:rFonts w:ascii="Nikosh" w:eastAsia="Nikosh" w:hAnsi="Nikosh" w:cs="Nikosh"/>
-                <w:sz w:val="28"/>
-                <w:szCs w:val="28"/>
-              </w:rPr>
-            </w:pPr>
+            <w:vAlign w:val="center"/>
+          </w:tcPr>
+          <w:p>
+            <w:pPr>
+              <w:jc w:val="center"/>
+            </w:pPr>
+            <w:r>
+              <w:rPr>
+                <w:rFonts w:ascii="Nikosh" w:eastAsia="Nikosh" w:hAnsi="Nikosh" w:cs="Nikosh"/>
+                <w:sz w:val="28"/>
+              </w:rPr>
+              <w:t>২৮</w:t>
+            </w:r>
+            <w:r>
+              <w:rPr>
+                <w:rFonts w:ascii="Nikosh" w:eastAsia="Nikosh" w:hAnsi="Nikosh" w:cs="Nikosh"/>
+                <w:sz w:val="28"/>
+              </w:rPr>
+              <w:t>/</w:t>
+            </w:r>
+            <w:r>
+              <w:rPr>
+                <w:rFonts w:ascii="Nikosh" w:eastAsia="Nikosh" w:hAnsi="Nikosh" w:cs="Nikosh"/>
+                <w:sz w:val="28"/>
+              </w:rPr>
+              <w:t>০৭</w:t>
+            </w:r>
+            <w:r>
+              <w:rPr>
+                <w:rFonts w:ascii="Nikosh" w:eastAsia="Nikosh" w:hAnsi="Nikosh" w:cs="Nikosh"/>
+                <w:sz w:val="28"/>
+              </w:rPr>
+              <w:t>/</w:t>
+            </w:r>
+            <w:r>
+              <w:rPr>
+                <w:rFonts w:ascii="Nikosh" w:eastAsia="Nikosh" w:hAnsi="Nikosh" w:cs="Nikosh"/>
+                <w:sz w:val="28"/>
+              </w:rPr>
+              <w:t>২০২৬</w:t>
+            </w:r>
           </w:p>
         </w:tc>
         <w:tc>
@@ -8524,22 +8469,16 @@
         <w:tc>
           <w:tcPr>
             <w:tcW w:w="1920" w:type="dxa"/>
-          </w:tcPr>
-          <w:p>
-            <w:pPr>
-              <w:spacing w:after="0" w:line="240" w:lineRule="auto"/>
-              <w:jc w:val="center"/>
-              <w:rPr>
-                <w:rFonts w:ascii="Nikosh" w:eastAsia="Nikosh" w:hAnsi="Nikosh" w:cs="Nikosh"/>
-                <w:sz w:val="28"/>
-                <w:szCs w:val="28"/>
-              </w:rPr>
-            </w:pPr>
-            <w:r>
-              <w:rPr>
-                <w:rFonts w:ascii="Nikosh" w:eastAsia="Nikosh" w:hAnsi="Nikosh" w:cs="Nikosh"/>
-                <w:sz w:val="28"/>
-                <w:szCs w:val="28"/>
+            <w:vAlign w:val="center"/>
+          </w:tcPr>
+          <w:p>
+            <w:pPr>
+              <w:jc w:val="center"/>
+            </w:pPr>
+            <w:r>
+              <w:rPr>
+                <w:rFonts w:ascii="Nikosh" w:eastAsia="Nikosh" w:hAnsi="Nikosh" w:cs="Nikosh"/>
+                <w:sz w:val="28"/>
               </w:rPr>
               <w:t>২৬</w:t>
             </w:r>
@@ -8547,7 +8486,6 @@
               <w:rPr>
                 <w:rFonts w:ascii="Nikosh" w:eastAsia="Nikosh" w:hAnsi="Nikosh" w:cs="Nikosh"/>
                 <w:sz w:val="28"/>
-                <w:szCs w:val="28"/>
               </w:rPr>
               <w:t>/</w:t>
             </w:r>
@@ -8555,7 +8493,6 @@
               <w:rPr>
                 <w:rFonts w:ascii="Nikosh" w:eastAsia="Nikosh" w:hAnsi="Nikosh" w:cs="Nikosh"/>
                 <w:sz w:val="28"/>
-                <w:szCs w:val="28"/>
               </w:rPr>
               <w:t>০৭</w:t>
             </w:r>
@@ -8563,7 +8500,6 @@
               <w:rPr>
                 <w:rFonts w:ascii="Nikosh" w:eastAsia="Nikosh" w:hAnsi="Nikosh" w:cs="Nikosh"/>
                 <w:sz w:val="28"/>
-                <w:szCs w:val="28"/>
               </w:rPr>
               <w:t>/</w:t>
             </w:r>
@@ -8571,7 +8507,6 @@
               <w:rPr>
                 <w:rFonts w:ascii="Nikosh" w:eastAsia="Nikosh" w:hAnsi="Nikosh" w:cs="Nikosh"/>
                 <w:sz w:val="28"/>
-                <w:szCs w:val="28"/>
               </w:rPr>
               <w:t>২০২৬</w:t>
             </w:r>
@@ -8747,16 +8682,11 @@
         <w:tc>
           <w:tcPr>
             <w:tcW w:w="1920" w:type="dxa"/>
-          </w:tcPr>
-          <w:p>
-            <w:pPr>
-              <w:spacing w:after="0" w:line="240" w:lineRule="auto"/>
-              <w:jc w:val="center"/>
-              <w:rPr>
-                <w:rFonts w:ascii="Nikosh" w:eastAsia="Nikosh" w:hAnsi="Nikosh" w:cs="Nikosh"/>
-                <w:sz w:val="28"/>
-                <w:szCs w:val="28"/>
-              </w:rPr>
+            <w:vAlign w:val="center"/>
+          </w:tcPr>
+          <w:p>
+            <w:pPr>
+              <w:jc w:val="center"/>
             </w:pPr>
           </w:p>
         </w:tc>
@@ -8856,77 +8786,63 @@
             <w:proofErr w:type="spellStart"/>
             <w:r>
               <w:rPr>
-                <w:rFonts w:ascii="Nirmala UI" w:hAnsi="Nirmala UI" w:cs="Nirmala UI"/>
-                <w:color w:val="1F1F1F"/>
-                <w:sz w:val="18"/>
-                <w:szCs w:val="18"/>
-                <w:shd w:val="clear" w:color="auto" w:fill="FFFFFF"/>
+                <w:rFonts w:ascii="Nikosh" w:eastAsia="Nikosh" w:hAnsi="Nikosh" w:cs="Nikosh"/>
+                <w:sz w:val="28"/>
+                <w:szCs w:val="28"/>
               </w:rPr>
               <w:t>জিপিএমএস</w:t>
             </w:r>
             <w:proofErr w:type="spellEnd"/>
             <w:r>
               <w:rPr>
-                <w:rFonts w:ascii="Courier New" w:hAnsi="Courier New" w:cs="Courier New"/>
-                <w:color w:val="1F1F1F"/>
-                <w:sz w:val="18"/>
-                <w:szCs w:val="18"/>
-                <w:shd w:val="clear" w:color="auto" w:fill="FFFFFF"/>
+                <w:rFonts w:ascii="Nikosh" w:eastAsia="Nikosh" w:hAnsi="Nikosh" w:cs="Nikosh"/>
+                <w:sz w:val="28"/>
+                <w:szCs w:val="28"/>
               </w:rPr>
               <w:t xml:space="preserve"> </w:t>
             </w:r>
             <w:proofErr w:type="spellStart"/>
             <w:r>
               <w:rPr>
-                <w:rFonts w:ascii="Nirmala UI" w:hAnsi="Nirmala UI" w:cs="Nirmala UI"/>
-                <w:color w:val="1F1F1F"/>
-                <w:sz w:val="18"/>
-                <w:szCs w:val="18"/>
-                <w:shd w:val="clear" w:color="auto" w:fill="FFFFFF"/>
+                <w:rFonts w:ascii="Nikosh" w:eastAsia="Nikosh" w:hAnsi="Nikosh" w:cs="Nikosh"/>
+                <w:sz w:val="28"/>
+                <w:szCs w:val="28"/>
               </w:rPr>
               <w:t>এর</w:t>
             </w:r>
             <w:proofErr w:type="spellEnd"/>
             <w:r>
               <w:rPr>
-                <w:rFonts w:ascii="Courier New" w:hAnsi="Courier New" w:cs="Courier New"/>
-                <w:color w:val="1F1F1F"/>
-                <w:sz w:val="18"/>
-                <w:szCs w:val="18"/>
-                <w:shd w:val="clear" w:color="auto" w:fill="FFFFFF"/>
+                <w:rFonts w:ascii="Nikosh" w:eastAsia="Nikosh" w:hAnsi="Nikosh" w:cs="Nikosh"/>
+                <w:sz w:val="28"/>
+                <w:szCs w:val="28"/>
               </w:rPr>
               <w:t xml:space="preserve"> </w:t>
             </w:r>
             <w:proofErr w:type="spellStart"/>
             <w:r>
               <w:rPr>
-                <w:rFonts w:ascii="Nirmala UI" w:hAnsi="Nirmala UI" w:cs="Nirmala UI"/>
-                <w:color w:val="1F1F1F"/>
-                <w:sz w:val="18"/>
-                <w:szCs w:val="18"/>
-                <w:shd w:val="clear" w:color="auto" w:fill="FFFFFF"/>
+                <w:rFonts w:ascii="Nikosh" w:eastAsia="Nikosh" w:hAnsi="Nikosh" w:cs="Nikosh"/>
+                <w:sz w:val="28"/>
+                <w:szCs w:val="28"/>
               </w:rPr>
               <w:t>ফোকাল</w:t>
             </w:r>
             <w:proofErr w:type="spellEnd"/>
             <w:r>
               <w:rPr>
-                <w:rFonts w:ascii="Courier New" w:hAnsi="Courier New" w:cs="Courier New"/>
-                <w:color w:val="1F1F1F"/>
-                <w:sz w:val="18"/>
-                <w:szCs w:val="18"/>
-                <w:shd w:val="clear" w:color="auto" w:fill="FFFFFF"/>
+                <w:rFonts w:ascii="Nikosh" w:eastAsia="Nikosh" w:hAnsi="Nikosh" w:cs="Nikosh"/>
+                <w:sz w:val="28"/>
+                <w:szCs w:val="28"/>
               </w:rPr>
               <w:t xml:space="preserve"> </w:t>
             </w:r>
             <w:proofErr w:type="spellStart"/>
             <w:r>
               <w:rPr>
-                <w:rFonts w:ascii="Nirmala UI" w:hAnsi="Nirmala UI" w:cs="Nirmala UI"/>
-                <w:color w:val="1F1F1F"/>
-                <w:sz w:val="18"/>
-                <w:szCs w:val="18"/>
-                <w:shd w:val="clear" w:color="auto" w:fill="FFFFFF"/>
+                <w:rFonts w:ascii="Nikosh" w:eastAsia="Nikosh" w:hAnsi="Nikosh" w:cs="Nikosh"/>
+                <w:sz w:val="28"/>
+                <w:szCs w:val="28"/>
               </w:rPr>
               <w:t>পয়েন্ট</w:t>
             </w:r>
@@ -8962,22 +8878,16 @@
         <w:tc>
           <w:tcPr>
             <w:tcW w:w="1920" w:type="dxa"/>
-          </w:tcPr>
-          <w:p>
-            <w:pPr>
-              <w:spacing w:after="0" w:line="240" w:lineRule="auto"/>
-              <w:jc w:val="center"/>
-              <w:rPr>
-                <w:rFonts w:ascii="Nikosh" w:eastAsia="Nikosh" w:hAnsi="Nikosh" w:cs="Nikosh"/>
-                <w:sz w:val="28"/>
-                <w:szCs w:val="28"/>
-              </w:rPr>
-            </w:pPr>
-            <w:r>
-              <w:rPr>
-                <w:rFonts w:ascii="Nikosh" w:eastAsia="Nikosh" w:hAnsi="Nikosh" w:cs="Nikosh"/>
-                <w:sz w:val="28"/>
-                <w:szCs w:val="28"/>
+            <w:vAlign w:val="center"/>
+          </w:tcPr>
+          <w:p>
+            <w:pPr>
+              <w:jc w:val="center"/>
+            </w:pPr>
+            <w:r>
+              <w:rPr>
+                <w:rFonts w:ascii="Nikosh" w:eastAsia="Nikosh" w:hAnsi="Nikosh" w:cs="Nikosh"/>
+                <w:sz w:val="28"/>
               </w:rPr>
               <w:t>২৫</w:t>
             </w:r>
@@ -8985,7 +8895,6 @@
               <w:rPr>
                 <w:rFonts w:ascii="Nikosh" w:eastAsia="Nikosh" w:hAnsi="Nikosh" w:cs="Nikosh"/>
                 <w:sz w:val="28"/>
-                <w:szCs w:val="28"/>
               </w:rPr>
               <w:t>/</w:t>
             </w:r>
@@ -8993,7 +8902,6 @@
               <w:rPr>
                 <w:rFonts w:ascii="Nikosh" w:eastAsia="Nikosh" w:hAnsi="Nikosh" w:cs="Nikosh"/>
                 <w:sz w:val="28"/>
-                <w:szCs w:val="28"/>
               </w:rPr>
               <w:t>১১</w:t>
             </w:r>
@@ -9001,7 +8909,6 @@
               <w:rPr>
                 <w:rFonts w:ascii="Nikosh" w:eastAsia="Nikosh" w:hAnsi="Nikosh" w:cs="Nikosh"/>
                 <w:sz w:val="28"/>
-                <w:szCs w:val="28"/>
               </w:rPr>
               <w:t>/</w:t>
             </w:r>
@@ -9009,7 +8916,6 @@
               <w:rPr>
                 <w:rFonts w:ascii="Nikosh" w:eastAsia="Nikosh" w:hAnsi="Nikosh" w:cs="Nikosh"/>
                 <w:sz w:val="28"/>
-                <w:szCs w:val="28"/>
               </w:rPr>
               <w:t>২০২৫</w:t>
             </w:r>
@@ -9183,22 +9089,16 @@
         <w:tc>
           <w:tcPr>
             <w:tcW w:w="1920" w:type="dxa"/>
-          </w:tcPr>
-          <w:p>
-            <w:pPr>
-              <w:spacing w:after="0" w:line="240" w:lineRule="auto"/>
-              <w:jc w:val="center"/>
-              <w:rPr>
-                <w:rFonts w:ascii="Nikosh" w:eastAsia="Nikosh" w:hAnsi="Nikosh" w:cs="Nikosh"/>
-                <w:sz w:val="28"/>
-                <w:szCs w:val="28"/>
-              </w:rPr>
-            </w:pPr>
-            <w:r>
-              <w:rPr>
-                <w:rFonts w:ascii="Nikosh" w:eastAsia="Nikosh" w:hAnsi="Nikosh" w:cs="Nikosh"/>
-                <w:sz w:val="28"/>
-                <w:szCs w:val="28"/>
+            <w:vAlign w:val="center"/>
+          </w:tcPr>
+          <w:p>
+            <w:pPr>
+              <w:jc w:val="center"/>
+            </w:pPr>
+            <w:r>
+              <w:rPr>
+                <w:rFonts w:ascii="Nikosh" w:eastAsia="Nikosh" w:hAnsi="Nikosh" w:cs="Nikosh"/>
+                <w:sz w:val="28"/>
               </w:rPr>
               <w:t>০১</w:t>
             </w:r>
@@ -9206,7 +9106,6 @@
               <w:rPr>
                 <w:rFonts w:ascii="Nikosh" w:eastAsia="Nikosh" w:hAnsi="Nikosh" w:cs="Nikosh"/>
                 <w:sz w:val="28"/>
-                <w:szCs w:val="28"/>
               </w:rPr>
               <w:t>/</w:t>
             </w:r>
@@ -9214,7 +9113,6 @@
               <w:rPr>
                 <w:rFonts w:ascii="Nikosh" w:eastAsia="Nikosh" w:hAnsi="Nikosh" w:cs="Nikosh"/>
                 <w:sz w:val="28"/>
-                <w:szCs w:val="28"/>
               </w:rPr>
               <w:t>০৫</w:t>
             </w:r>
@@ -9222,7 +9120,6 @@
               <w:rPr>
                 <w:rFonts w:ascii="Nikosh" w:eastAsia="Nikosh" w:hAnsi="Nikosh" w:cs="Nikosh"/>
                 <w:sz w:val="28"/>
-                <w:szCs w:val="28"/>
               </w:rPr>
               <w:t>/</w:t>
             </w:r>
@@ -9230,7 +9127,6 @@
               <w:rPr>
                 <w:rFonts w:ascii="Nikosh" w:eastAsia="Nikosh" w:hAnsi="Nikosh" w:cs="Nikosh"/>
                 <w:sz w:val="28"/>
-                <w:szCs w:val="28"/>
               </w:rPr>
               <w:t>২০২৫</w:t>
             </w:r>
@@ -9404,22 +9300,16 @@
         <w:tc>
           <w:tcPr>
             <w:tcW w:w="1920" w:type="dxa"/>
-          </w:tcPr>
-          <w:p>
-            <w:pPr>
-              <w:spacing w:after="0" w:line="240" w:lineRule="auto"/>
-              <w:jc w:val="center"/>
-              <w:rPr>
-                <w:rFonts w:ascii="Nikosh" w:eastAsia="Nikosh" w:hAnsi="Nikosh" w:cs="Nikosh"/>
-                <w:sz w:val="28"/>
-                <w:szCs w:val="28"/>
-              </w:rPr>
-            </w:pPr>
-            <w:r>
-              <w:rPr>
-                <w:rFonts w:ascii="Nikosh" w:eastAsia="Nikosh" w:hAnsi="Nikosh" w:cs="Nikosh"/>
-                <w:sz w:val="28"/>
-                <w:szCs w:val="28"/>
+            <w:vAlign w:val="center"/>
+          </w:tcPr>
+          <w:p>
+            <w:pPr>
+              <w:jc w:val="center"/>
+            </w:pPr>
+            <w:r>
+              <w:rPr>
+                <w:rFonts w:ascii="Nikosh" w:eastAsia="Nikosh" w:hAnsi="Nikosh" w:cs="Nikosh"/>
+                <w:sz w:val="28"/>
               </w:rPr>
               <w:t>০১</w:t>
             </w:r>
@@ -9427,7 +9317,6 @@
               <w:rPr>
                 <w:rFonts w:ascii="Nikosh" w:eastAsia="Nikosh" w:hAnsi="Nikosh" w:cs="Nikosh"/>
                 <w:sz w:val="28"/>
-                <w:szCs w:val="28"/>
               </w:rPr>
               <w:t>/</w:t>
             </w:r>
@@ -9435,7 +9324,6 @@
               <w:rPr>
                 <w:rFonts w:ascii="Nikosh" w:eastAsia="Nikosh" w:hAnsi="Nikosh" w:cs="Nikosh"/>
                 <w:sz w:val="28"/>
-                <w:szCs w:val="28"/>
               </w:rPr>
               <w:t>০৫</w:t>
             </w:r>
@@ -9443,7 +9331,6 @@
               <w:rPr>
                 <w:rFonts w:ascii="Nikosh" w:eastAsia="Nikosh" w:hAnsi="Nikosh" w:cs="Nikosh"/>
                 <w:sz w:val="28"/>
-                <w:szCs w:val="28"/>
               </w:rPr>
               <w:t>/</w:t>
             </w:r>
@@ -9451,7 +9338,6 @@
               <w:rPr>
                 <w:rFonts w:ascii="Nikosh" w:eastAsia="Nikosh" w:hAnsi="Nikosh" w:cs="Nikosh"/>
                 <w:sz w:val="28"/>
-                <w:szCs w:val="28"/>
               </w:rPr>
               <w:t>২০২৫</w:t>
             </w:r>
@@ -9643,22 +9529,16 @@
         <w:tc>
           <w:tcPr>
             <w:tcW w:w="1920" w:type="dxa"/>
-          </w:tcPr>
-          <w:p>
-            <w:pPr>
-              <w:spacing w:after="0" w:line="240" w:lineRule="auto"/>
-              <w:jc w:val="center"/>
-              <w:rPr>
-                <w:rFonts w:ascii="Nikosh" w:eastAsia="Nikosh" w:hAnsi="Nikosh" w:cs="Nikosh"/>
-                <w:sz w:val="28"/>
-                <w:szCs w:val="28"/>
-              </w:rPr>
-            </w:pPr>
-            <w:r>
-              <w:rPr>
-                <w:rFonts w:ascii="Nikosh" w:eastAsia="Nikosh" w:hAnsi="Nikosh" w:cs="Nikosh"/>
-                <w:sz w:val="28"/>
-                <w:szCs w:val="28"/>
+            <w:vAlign w:val="center"/>
+          </w:tcPr>
+          <w:p>
+            <w:pPr>
+              <w:jc w:val="center"/>
+            </w:pPr>
+            <w:r>
+              <w:rPr>
+                <w:rFonts w:ascii="Nikosh" w:eastAsia="Nikosh" w:hAnsi="Nikosh" w:cs="Nikosh"/>
+                <w:sz w:val="28"/>
               </w:rPr>
               <w:t>০৬</w:t>
             </w:r>
@@ -9666,7 +9546,6 @@
               <w:rPr>
                 <w:rFonts w:ascii="Nikosh" w:eastAsia="Nikosh" w:hAnsi="Nikosh" w:cs="Nikosh"/>
                 <w:sz w:val="28"/>
-                <w:szCs w:val="28"/>
               </w:rPr>
               <w:t>/</w:t>
             </w:r>
@@ -9674,7 +9553,6 @@
               <w:rPr>
                 <w:rFonts w:ascii="Nikosh" w:eastAsia="Nikosh" w:hAnsi="Nikosh" w:cs="Nikosh"/>
                 <w:sz w:val="28"/>
-                <w:szCs w:val="28"/>
               </w:rPr>
               <w:t>১০</w:t>
             </w:r>
@@ -9682,7 +9560,6 @@
               <w:rPr>
                 <w:rFonts w:ascii="Nikosh" w:eastAsia="Nikosh" w:hAnsi="Nikosh" w:cs="Nikosh"/>
                 <w:sz w:val="28"/>
-                <w:szCs w:val="28"/>
               </w:rPr>
               <w:t>/</w:t>
             </w:r>
@@ -9690,7 +9567,6 @@
               <w:rPr>
                 <w:rFonts w:ascii="Nikosh" w:eastAsia="Nikosh" w:hAnsi="Nikosh" w:cs="Nikosh"/>
                 <w:sz w:val="28"/>
-                <w:szCs w:val="28"/>
               </w:rPr>
               <w:t>২০২৫</w:t>
             </w:r>
@@ -9856,16 +9732,11 @@
         <w:tc>
           <w:tcPr>
             <w:tcW w:w="1920" w:type="dxa"/>
-          </w:tcPr>
-          <w:p>
-            <w:pPr>
-              <w:spacing w:after="0" w:line="240" w:lineRule="auto"/>
-              <w:jc w:val="center"/>
-              <w:rPr>
-                <w:rFonts w:ascii="Nikosh" w:eastAsia="Nikosh" w:hAnsi="Nikosh" w:cs="Nikosh"/>
-                <w:sz w:val="28"/>
-                <w:szCs w:val="28"/>
-              </w:rPr>
+            <w:vAlign w:val="center"/>
+          </w:tcPr>
+          <w:p>
+            <w:pPr>
+              <w:jc w:val="center"/>
             </w:pPr>
           </w:p>
         </w:tc>
@@ -10069,17 +9940,47 @@
         <w:tc>
           <w:tcPr>
             <w:tcW w:w="1920" w:type="dxa"/>
-          </w:tcPr>
-          <w:p>
-            <w:pPr>
-              <w:spacing w:after="0" w:line="240" w:lineRule="auto"/>
-              <w:jc w:val="center"/>
-              <w:rPr>
-                <w:rFonts w:ascii="Nikosh" w:eastAsia="Nikosh" w:hAnsi="Nikosh" w:cs="Nikosh"/>
-                <w:sz w:val="28"/>
-                <w:szCs w:val="28"/>
-              </w:rPr>
-            </w:pPr>
+            <w:vAlign w:val="center"/>
+          </w:tcPr>
+          <w:p>
+            <w:pPr>
+              <w:jc w:val="center"/>
+            </w:pPr>
+            <w:r>
+              <w:rPr>
+                <w:rFonts w:ascii="Nikosh" w:eastAsia="Nikosh" w:hAnsi="Nikosh" w:cs="Nikosh"/>
+                <w:sz w:val="28"/>
+              </w:rPr>
+              <w:t>১০</w:t>
+            </w:r>
+            <w:r>
+              <w:rPr>
+                <w:rFonts w:ascii="Nikosh" w:eastAsia="Nikosh" w:hAnsi="Nikosh" w:cs="Nikosh"/>
+                <w:sz w:val="28"/>
+              </w:rPr>
+              <w:t>/</w:t>
+            </w:r>
+            <w:r>
+              <w:rPr>
+                <w:rFonts w:ascii="Nikosh" w:eastAsia="Nikosh" w:hAnsi="Nikosh" w:cs="Nikosh"/>
+                <w:sz w:val="28"/>
+              </w:rPr>
+              <w:t>০৮</w:t>
+            </w:r>
+            <w:r>
+              <w:rPr>
+                <w:rFonts w:ascii="Nikosh" w:eastAsia="Nikosh" w:hAnsi="Nikosh" w:cs="Nikosh"/>
+                <w:sz w:val="28"/>
+              </w:rPr>
+              <w:t>/</w:t>
+            </w:r>
+            <w:r>
+              <w:rPr>
+                <w:rFonts w:ascii="Nikosh" w:eastAsia="Nikosh" w:hAnsi="Nikosh" w:cs="Nikosh"/>
+                <w:sz w:val="28"/>
+              </w:rPr>
+              <w:t>২০২৬</w:t>
+            </w:r>
           </w:p>
         </w:tc>
         <w:tc>
@@ -10257,17 +10158,47 @@
         <w:tc>
           <w:tcPr>
             <w:tcW w:w="1920" w:type="dxa"/>
-          </w:tcPr>
-          <w:p>
-            <w:pPr>
-              <w:spacing w:after="0" w:line="240" w:lineRule="auto"/>
-              <w:jc w:val="center"/>
-              <w:rPr>
-                <w:rFonts w:ascii="Nikosh" w:eastAsia="Nikosh" w:hAnsi="Nikosh" w:cs="Nikosh"/>
-                <w:sz w:val="28"/>
-                <w:szCs w:val="28"/>
-              </w:rPr>
-            </w:pPr>
+            <w:vAlign w:val="center"/>
+          </w:tcPr>
+          <w:p>
+            <w:pPr>
+              <w:jc w:val="center"/>
+            </w:pPr>
+            <w:r>
+              <w:rPr>
+                <w:rFonts w:ascii="Nikosh" w:eastAsia="Nikosh" w:hAnsi="Nikosh" w:cs="Nikosh"/>
+                <w:sz w:val="28"/>
+              </w:rPr>
+              <w:t>৩০</w:t>
+            </w:r>
+            <w:r>
+              <w:rPr>
+                <w:rFonts w:ascii="Nikosh" w:eastAsia="Nikosh" w:hAnsi="Nikosh" w:cs="Nikosh"/>
+                <w:sz w:val="28"/>
+              </w:rPr>
+              <w:t>/</w:t>
+            </w:r>
+            <w:r>
+              <w:rPr>
+                <w:rFonts w:ascii="Nikosh" w:eastAsia="Nikosh" w:hAnsi="Nikosh" w:cs="Nikosh"/>
+                <w:sz w:val="28"/>
+              </w:rPr>
+              <w:t>০৭</w:t>
+            </w:r>
+            <w:r>
+              <w:rPr>
+                <w:rFonts w:ascii="Nikosh" w:eastAsia="Nikosh" w:hAnsi="Nikosh" w:cs="Nikosh"/>
+                <w:sz w:val="28"/>
+              </w:rPr>
+              <w:t>/</w:t>
+            </w:r>
+            <w:r>
+              <w:rPr>
+                <w:rFonts w:ascii="Nikosh" w:eastAsia="Nikosh" w:hAnsi="Nikosh" w:cs="Nikosh"/>
+                <w:sz w:val="28"/>
+              </w:rPr>
+              <w:t>২০২৬</w:t>
+            </w:r>
           </w:p>
         </w:tc>
         <w:tc>
@@ -10555,16 +10486,11 @@
         <w:tc>
           <w:tcPr>
             <w:tcW w:w="1920" w:type="dxa"/>
-          </w:tcPr>
-          <w:p>
-            <w:pPr>
-              <w:spacing w:after="0" w:line="240" w:lineRule="auto"/>
-              <w:jc w:val="center"/>
-              <w:rPr>
-                <w:rFonts w:ascii="Nikosh" w:eastAsia="Nikosh" w:hAnsi="Nikosh" w:cs="Nikosh"/>
-                <w:sz w:val="28"/>
-                <w:szCs w:val="28"/>
-              </w:rPr>
+            <w:vAlign w:val="center"/>
+          </w:tcPr>
+          <w:p>
+            <w:pPr>
+              <w:jc w:val="center"/>
             </w:pPr>
           </w:p>
         </w:tc>
@@ -10731,16 +10657,11 @@
         <w:tc>
           <w:tcPr>
             <w:tcW w:w="1920" w:type="dxa"/>
-          </w:tcPr>
-          <w:p>
-            <w:pPr>
-              <w:spacing w:after="0" w:line="240" w:lineRule="auto"/>
-              <w:jc w:val="center"/>
-              <w:rPr>
-                <w:rFonts w:ascii="Nikosh" w:eastAsia="Nikosh" w:hAnsi="Nikosh" w:cs="Nikosh"/>
-                <w:sz w:val="28"/>
-                <w:szCs w:val="28"/>
-              </w:rPr>
+            <w:vAlign w:val="center"/>
+          </w:tcPr>
+          <w:p>
+            <w:pPr>
+              <w:jc w:val="center"/>
             </w:pPr>
           </w:p>
         </w:tc>
@@ -10896,16 +10817,11 @@
         <w:tc>
           <w:tcPr>
             <w:tcW w:w="1920" w:type="dxa"/>
-          </w:tcPr>
-          <w:p>
-            <w:pPr>
-              <w:spacing w:after="0" w:line="240" w:lineRule="auto"/>
-              <w:jc w:val="center"/>
-              <w:rPr>
-                <w:rFonts w:ascii="Nikosh" w:eastAsia="Nikosh" w:hAnsi="Nikosh" w:cs="Nikosh"/>
-                <w:sz w:val="28"/>
-                <w:szCs w:val="28"/>
-              </w:rPr>
+            <w:vAlign w:val="center"/>
+          </w:tcPr>
+          <w:p>
+            <w:pPr>
+              <w:jc w:val="center"/>
             </w:pPr>
           </w:p>
         </w:tc>
@@ -11126,16 +11042,11 @@
         <w:tc>
           <w:tcPr>
             <w:tcW w:w="1920" w:type="dxa"/>
-          </w:tcPr>
-          <w:p>
-            <w:pPr>
-              <w:spacing w:after="0" w:line="240" w:lineRule="auto"/>
-              <w:jc w:val="center"/>
-              <w:rPr>
-                <w:rFonts w:ascii="Nikosh" w:eastAsia="Nikosh" w:hAnsi="Nikosh" w:cs="Nikosh"/>
-                <w:sz w:val="28"/>
-                <w:szCs w:val="28"/>
-              </w:rPr>
+            <w:vAlign w:val="center"/>
+          </w:tcPr>
+          <w:p>
+            <w:pPr>
+              <w:jc w:val="center"/>
             </w:pPr>
           </w:p>
         </w:tc>
@@ -11390,17 +11301,16 @@
         <w:tc>
           <w:tcPr>
             <w:tcW w:w="1920" w:type="dxa"/>
-          </w:tcPr>
-          <w:p>
-            <w:pPr>
-              <w:spacing w:after="0" w:line="240" w:lineRule="auto"/>
-              <w:jc w:val="center"/>
-            </w:pPr>
-            <w:r>
-              <w:rPr>
-                <w:rFonts w:ascii="Nikosh" w:eastAsia="Nikosh" w:hAnsi="Nikosh" w:cs="Nikosh"/>
-                <w:sz w:val="28"/>
-                <w:szCs w:val="28"/>
+            <w:vAlign w:val="center"/>
+          </w:tcPr>
+          <w:p>
+            <w:pPr>
+              <w:jc w:val="center"/>
+            </w:pPr>
+            <w:r>
+              <w:rPr>
+                <w:rFonts w:ascii="Nikosh" w:eastAsia="Nikosh" w:hAnsi="Nikosh" w:cs="Nikosh"/>
+                <w:sz w:val="28"/>
               </w:rPr>
               <w:t>০১</w:t>
             </w:r>
@@ -11408,7 +11318,6 @@
               <w:rPr>
                 <w:rFonts w:ascii="Nikosh" w:eastAsia="Nikosh" w:hAnsi="Nikosh" w:cs="Nikosh"/>
                 <w:sz w:val="28"/>
-                <w:szCs w:val="28"/>
               </w:rPr>
               <w:t>/</w:t>
             </w:r>
@@ -11416,7 +11325,6 @@
               <w:rPr>
                 <w:rFonts w:ascii="Nikosh" w:eastAsia="Nikosh" w:hAnsi="Nikosh" w:cs="Nikosh"/>
                 <w:sz w:val="28"/>
-                <w:szCs w:val="28"/>
               </w:rPr>
               <w:t>০৫</w:t>
             </w:r>
@@ -11424,7 +11332,6 @@
               <w:rPr>
                 <w:rFonts w:ascii="Nikosh" w:eastAsia="Nikosh" w:hAnsi="Nikosh" w:cs="Nikosh"/>
                 <w:sz w:val="28"/>
-                <w:szCs w:val="28"/>
               </w:rPr>
               <w:t>/</w:t>
             </w:r>
@@ -11432,7 +11339,6 @@
               <w:rPr>
                 <w:rFonts w:ascii="Nikosh" w:eastAsia="Nikosh" w:hAnsi="Nikosh" w:cs="Nikosh"/>
                 <w:sz w:val="28"/>
-                <w:szCs w:val="28"/>
               </w:rPr>
               <w:t>২০২৫</w:t>
             </w:r>
@@ -11606,17 +11512,47 @@
         <w:tc>
           <w:tcPr>
             <w:tcW w:w="1920" w:type="dxa"/>
-          </w:tcPr>
-          <w:p>
-            <w:pPr>
-              <w:spacing w:after="0" w:line="240" w:lineRule="auto"/>
-              <w:jc w:val="center"/>
-              <w:rPr>
-                <w:rFonts w:ascii="Nikosh" w:eastAsia="Nikosh" w:hAnsi="Nikosh" w:cs="Nikosh"/>
-                <w:sz w:val="28"/>
-                <w:szCs w:val="28"/>
-              </w:rPr>
-            </w:pPr>
+            <w:vAlign w:val="center"/>
+          </w:tcPr>
+          <w:p>
+            <w:pPr>
+              <w:jc w:val="center"/>
+            </w:pPr>
+            <w:r>
+              <w:rPr>
+                <w:rFonts w:ascii="Nikosh" w:eastAsia="Nikosh" w:hAnsi="Nikosh" w:cs="Nikosh"/>
+                <w:sz w:val="28"/>
+              </w:rPr>
+              <w:t>৩১</w:t>
+            </w:r>
+            <w:r>
+              <w:rPr>
+                <w:rFonts w:ascii="Nikosh" w:eastAsia="Nikosh" w:hAnsi="Nikosh" w:cs="Nikosh"/>
+                <w:sz w:val="28"/>
+              </w:rPr>
+              <w:t>/</w:t>
+            </w:r>
+            <w:r>
+              <w:rPr>
+                <w:rFonts w:ascii="Nikosh" w:eastAsia="Nikosh" w:hAnsi="Nikosh" w:cs="Nikosh"/>
+                <w:sz w:val="28"/>
+              </w:rPr>
+              <w:t>০৮</w:t>
+            </w:r>
+            <w:r>
+              <w:rPr>
+                <w:rFonts w:ascii="Nikosh" w:eastAsia="Nikosh" w:hAnsi="Nikosh" w:cs="Nikosh"/>
+                <w:sz w:val="28"/>
+              </w:rPr>
+              <w:t>/</w:t>
+            </w:r>
+            <w:r>
+              <w:rPr>
+                <w:rFonts w:ascii="Nikosh" w:eastAsia="Nikosh" w:hAnsi="Nikosh" w:cs="Nikosh"/>
+                <w:sz w:val="28"/>
+              </w:rPr>
+              <w:t>২০২৫</w:t>
+            </w:r>
           </w:p>
         </w:tc>
         <w:tc>
@@ -11769,16 +11705,11 @@
         <w:tc>
           <w:tcPr>
             <w:tcW w:w="1920" w:type="dxa"/>
-          </w:tcPr>
-          <w:p>
-            <w:pPr>
-              <w:spacing w:after="0" w:line="240" w:lineRule="auto"/>
-              <w:jc w:val="center"/>
-              <w:rPr>
-                <w:rFonts w:ascii="Nikosh" w:eastAsia="Nikosh" w:hAnsi="Nikosh" w:cs="Nikosh"/>
-                <w:sz w:val="28"/>
-                <w:szCs w:val="28"/>
-              </w:rPr>
+            <w:vAlign w:val="center"/>
+          </w:tcPr>
+          <w:p>
+            <w:pPr>
+              <w:jc w:val="center"/>
             </w:pPr>
           </w:p>
         </w:tc>
@@ -11932,22 +11863,16 @@
         <w:tc>
           <w:tcPr>
             <w:tcW w:w="1920" w:type="dxa"/>
-          </w:tcPr>
-          <w:p>
-            <w:pPr>
-              <w:spacing w:after="0" w:line="240" w:lineRule="auto"/>
-              <w:jc w:val="center"/>
-              <w:rPr>
-                <w:rFonts w:ascii="Nikosh" w:eastAsia="Nikosh" w:hAnsi="Nikosh" w:cs="Nikosh"/>
-                <w:sz w:val="28"/>
-                <w:szCs w:val="28"/>
-              </w:rPr>
-            </w:pPr>
-            <w:r>
-              <w:rPr>
-                <w:rFonts w:ascii="Nikosh" w:eastAsia="Nikosh" w:hAnsi="Nikosh" w:cs="Nikosh"/>
-                <w:sz w:val="28"/>
-                <w:szCs w:val="28"/>
+            <w:vAlign w:val="center"/>
+          </w:tcPr>
+          <w:p>
+            <w:pPr>
+              <w:jc w:val="center"/>
+            </w:pPr>
+            <w:r>
+              <w:rPr>
+                <w:rFonts w:ascii="Nikosh" w:eastAsia="Nikosh" w:hAnsi="Nikosh" w:cs="Nikosh"/>
+                <w:sz w:val="28"/>
               </w:rPr>
               <w:t>২৮</w:t>
             </w:r>
@@ -11955,7 +11880,6 @@
               <w:rPr>
                 <w:rFonts w:ascii="Nikosh" w:eastAsia="Nikosh" w:hAnsi="Nikosh" w:cs="Nikosh"/>
                 <w:sz w:val="28"/>
-                <w:szCs w:val="28"/>
               </w:rPr>
               <w:t>/</w:t>
             </w:r>
@@ -11963,7 +11887,6 @@
               <w:rPr>
                 <w:rFonts w:ascii="Nikosh" w:eastAsia="Nikosh" w:hAnsi="Nikosh" w:cs="Nikosh"/>
                 <w:sz w:val="28"/>
-                <w:szCs w:val="28"/>
               </w:rPr>
               <w:t>০৩</w:t>
             </w:r>
@@ -11971,7 +11894,6 @@
               <w:rPr>
                 <w:rFonts w:ascii="Nikosh" w:eastAsia="Nikosh" w:hAnsi="Nikosh" w:cs="Nikosh"/>
                 <w:sz w:val="28"/>
-                <w:szCs w:val="28"/>
               </w:rPr>
               <w:t>/</w:t>
             </w:r>
@@ -11979,7 +11901,6 @@
               <w:rPr>
                 <w:rFonts w:ascii="Nikosh" w:eastAsia="Nikosh" w:hAnsi="Nikosh" w:cs="Nikosh"/>
                 <w:sz w:val="28"/>
-                <w:szCs w:val="28"/>
               </w:rPr>
               <w:t>২০২১</w:t>
             </w:r>
@@ -12162,7 +12083,6 @@
               <w:t xml:space="preserve"> </w:t>
             </w:r>
             <w:proofErr w:type="spellStart"/>
-            <w:proofErr w:type="gramStart"/>
             <w:r>
               <w:rPr>
                 <w:rFonts w:ascii="Nikosh" w:eastAsia="Nikosh" w:hAnsi="Nikosh" w:cs="Nikosh"/>
@@ -12172,7 +12092,6 @@
               <w:t>জি.ও</w:t>
             </w:r>
             <w:proofErr w:type="spellEnd"/>
-            <w:proofErr w:type="gramEnd"/>
           </w:p>
         </w:tc>
         <w:tc>
@@ -12204,17 +12123,47 @@
         <w:tc>
           <w:tcPr>
             <w:tcW w:w="1920" w:type="dxa"/>
-          </w:tcPr>
-          <w:p>
-            <w:pPr>
-              <w:spacing w:after="0" w:line="240" w:lineRule="auto"/>
-              <w:jc w:val="center"/>
-              <w:rPr>
-                <w:rFonts w:ascii="Nikosh" w:eastAsia="Nikosh" w:hAnsi="Nikosh" w:cs="Nikosh"/>
-                <w:sz w:val="28"/>
-                <w:szCs w:val="28"/>
-              </w:rPr>
-            </w:pPr>
+            <w:vAlign w:val="center"/>
+          </w:tcPr>
+          <w:p>
+            <w:pPr>
+              <w:jc w:val="center"/>
+            </w:pPr>
+            <w:r>
+              <w:rPr>
+                <w:rFonts w:ascii="Nikosh" w:eastAsia="Nikosh" w:hAnsi="Nikosh" w:cs="Nikosh"/>
+                <w:sz w:val="28"/>
+              </w:rPr>
+              <w:t>২৭</w:t>
+            </w:r>
+            <w:r>
+              <w:rPr>
+                <w:rFonts w:ascii="Nikosh" w:eastAsia="Nikosh" w:hAnsi="Nikosh" w:cs="Nikosh"/>
+                <w:sz w:val="28"/>
+              </w:rPr>
+              <w:t>/</w:t>
+            </w:r>
+            <w:r>
+              <w:rPr>
+                <w:rFonts w:ascii="Nikosh" w:eastAsia="Nikosh" w:hAnsi="Nikosh" w:cs="Nikosh"/>
+                <w:sz w:val="28"/>
+              </w:rPr>
+              <w:t>০৮</w:t>
+            </w:r>
+            <w:r>
+              <w:rPr>
+                <w:rFonts w:ascii="Nikosh" w:eastAsia="Nikosh" w:hAnsi="Nikosh" w:cs="Nikosh"/>
+                <w:sz w:val="28"/>
+              </w:rPr>
+              <w:t>/</w:t>
+            </w:r>
+            <w:r>
+              <w:rPr>
+                <w:rFonts w:ascii="Nikosh" w:eastAsia="Nikosh" w:hAnsi="Nikosh" w:cs="Nikosh"/>
+                <w:sz w:val="28"/>
+              </w:rPr>
+              <w:t>২০২৬</w:t>
+            </w:r>
           </w:p>
         </w:tc>
         <w:tc>
@@ -12395,17 +12344,47 @@
         <w:tc>
           <w:tcPr>
             <w:tcW w:w="1920" w:type="dxa"/>
-          </w:tcPr>
-          <w:p>
-            <w:pPr>
-              <w:spacing w:after="0" w:line="240" w:lineRule="auto"/>
-              <w:jc w:val="center"/>
-              <w:rPr>
-                <w:rFonts w:ascii="Nikosh" w:eastAsia="Nikosh" w:hAnsi="Nikosh" w:cs="Nikosh"/>
-                <w:sz w:val="28"/>
-                <w:szCs w:val="28"/>
-              </w:rPr>
-            </w:pPr>
+            <w:vAlign w:val="center"/>
+          </w:tcPr>
+          <w:p>
+            <w:pPr>
+              <w:jc w:val="center"/>
+            </w:pPr>
+            <w:r>
+              <w:rPr>
+                <w:rFonts w:ascii="Nikosh" w:eastAsia="Nikosh" w:hAnsi="Nikosh" w:cs="Nikosh"/>
+                <w:sz w:val="28"/>
+              </w:rPr>
+              <w:t>২৫</w:t>
+            </w:r>
+            <w:r>
+              <w:rPr>
+                <w:rFonts w:ascii="Nikosh" w:eastAsia="Nikosh" w:hAnsi="Nikosh" w:cs="Nikosh"/>
+                <w:sz w:val="28"/>
+              </w:rPr>
+              <w:t>/</w:t>
+            </w:r>
+            <w:r>
+              <w:rPr>
+                <w:rFonts w:ascii="Nikosh" w:eastAsia="Nikosh" w:hAnsi="Nikosh" w:cs="Nikosh"/>
+                <w:sz w:val="28"/>
+              </w:rPr>
+              <w:t>০৮</w:t>
+            </w:r>
+            <w:r>
+              <w:rPr>
+                <w:rFonts w:ascii="Nikosh" w:eastAsia="Nikosh" w:hAnsi="Nikosh" w:cs="Nikosh"/>
+                <w:sz w:val="28"/>
+              </w:rPr>
+              <w:t>/</w:t>
+            </w:r>
+            <w:r>
+              <w:rPr>
+                <w:rFonts w:ascii="Nikosh" w:eastAsia="Nikosh" w:hAnsi="Nikosh" w:cs="Nikosh"/>
+                <w:sz w:val="28"/>
+              </w:rPr>
+              <w:t>২০২৬</w:t>
+            </w:r>
           </w:p>
         </w:tc>
         <w:tc>
@@ -12586,17 +12565,47 @@
         <w:tc>
           <w:tcPr>
             <w:tcW w:w="1920" w:type="dxa"/>
-          </w:tcPr>
-          <w:p>
-            <w:pPr>
-              <w:spacing w:after="0" w:line="240" w:lineRule="auto"/>
-              <w:jc w:val="center"/>
-              <w:rPr>
-                <w:rFonts w:ascii="Nikosh" w:eastAsia="Nikosh" w:hAnsi="Nikosh" w:cs="Nikosh"/>
-                <w:sz w:val="28"/>
-                <w:szCs w:val="28"/>
-              </w:rPr>
-            </w:pPr>
+            <w:vAlign w:val="center"/>
+          </w:tcPr>
+          <w:p>
+            <w:pPr>
+              <w:jc w:val="center"/>
+            </w:pPr>
+            <w:r>
+              <w:rPr>
+                <w:rFonts w:ascii="Nikosh" w:eastAsia="Nikosh" w:hAnsi="Nikosh" w:cs="Nikosh"/>
+                <w:sz w:val="28"/>
+              </w:rPr>
+              <w:t>২৫</w:t>
+            </w:r>
+            <w:r>
+              <w:rPr>
+                <w:rFonts w:ascii="Nikosh" w:eastAsia="Nikosh" w:hAnsi="Nikosh" w:cs="Nikosh"/>
+                <w:sz w:val="28"/>
+              </w:rPr>
+              <w:t>/</w:t>
+            </w:r>
+            <w:r>
+              <w:rPr>
+                <w:rFonts w:ascii="Nikosh" w:eastAsia="Nikosh" w:hAnsi="Nikosh" w:cs="Nikosh"/>
+                <w:sz w:val="28"/>
+              </w:rPr>
+              <w:t>০৮</w:t>
+            </w:r>
+            <w:r>
+              <w:rPr>
+                <w:rFonts w:ascii="Nikosh" w:eastAsia="Nikosh" w:hAnsi="Nikosh" w:cs="Nikosh"/>
+                <w:sz w:val="28"/>
+              </w:rPr>
+              <w:t>/</w:t>
+            </w:r>
+            <w:r>
+              <w:rPr>
+                <w:rFonts w:ascii="Nikosh" w:eastAsia="Nikosh" w:hAnsi="Nikosh" w:cs="Nikosh"/>
+                <w:sz w:val="28"/>
+              </w:rPr>
+              <w:t>২০২৬</w:t>
+            </w:r>
           </w:p>
         </w:tc>
         <w:tc>
@@ -12795,16 +12804,11 @@
         <w:tc>
           <w:tcPr>
             <w:tcW w:w="1920" w:type="dxa"/>
-          </w:tcPr>
-          <w:p>
-            <w:pPr>
-              <w:spacing w:after="0" w:line="240" w:lineRule="auto"/>
-              <w:jc w:val="center"/>
-              <w:rPr>
-                <w:rFonts w:ascii="Nikosh" w:eastAsia="Nikosh" w:hAnsi="Nikosh" w:cs="Nikosh"/>
-                <w:sz w:val="28"/>
-                <w:szCs w:val="28"/>
-              </w:rPr>
+            <w:vAlign w:val="center"/>
+          </w:tcPr>
+          <w:p>
+            <w:pPr>
+              <w:jc w:val="center"/>
             </w:pPr>
           </w:p>
         </w:tc>
@@ -12989,17 +12993,47 @@
         <w:tc>
           <w:tcPr>
             <w:tcW w:w="1920" w:type="dxa"/>
-          </w:tcPr>
-          <w:p>
-            <w:pPr>
-              <w:spacing w:after="0" w:line="240" w:lineRule="auto"/>
-              <w:jc w:val="center"/>
-              <w:rPr>
-                <w:rFonts w:ascii="Nikosh" w:eastAsia="Nikosh" w:hAnsi="Nikosh" w:cs="Nikosh"/>
-                <w:sz w:val="28"/>
-                <w:szCs w:val="28"/>
-              </w:rPr>
-            </w:pPr>
+            <w:vAlign w:val="center"/>
+          </w:tcPr>
+          <w:p>
+            <w:pPr>
+              <w:jc w:val="center"/>
+            </w:pPr>
+            <w:r>
+              <w:rPr>
+                <w:rFonts w:ascii="Nikosh" w:eastAsia="Nikosh" w:hAnsi="Nikosh" w:cs="Nikosh"/>
+                <w:sz w:val="28"/>
+              </w:rPr>
+              <w:t>২২</w:t>
+            </w:r>
+            <w:r>
+              <w:rPr>
+                <w:rFonts w:ascii="Nikosh" w:eastAsia="Nikosh" w:hAnsi="Nikosh" w:cs="Nikosh"/>
+                <w:sz w:val="28"/>
+              </w:rPr>
+              <w:t>/</w:t>
+            </w:r>
+            <w:r>
+              <w:rPr>
+                <w:rFonts w:ascii="Nikosh" w:eastAsia="Nikosh" w:hAnsi="Nikosh" w:cs="Nikosh"/>
+                <w:sz w:val="28"/>
+              </w:rPr>
+              <w:t>০৬</w:t>
+            </w:r>
+            <w:r>
+              <w:rPr>
+                <w:rFonts w:ascii="Nikosh" w:eastAsia="Nikosh" w:hAnsi="Nikosh" w:cs="Nikosh"/>
+                <w:sz w:val="28"/>
+              </w:rPr>
+              <w:t>/</w:t>
+            </w:r>
+            <w:r>
+              <w:rPr>
+                <w:rFonts w:ascii="Nikosh" w:eastAsia="Nikosh" w:hAnsi="Nikosh" w:cs="Nikosh"/>
+                <w:sz w:val="28"/>
+              </w:rPr>
+              <w:t>২০২৬</w:t>
+            </w:r>
           </w:p>
         </w:tc>
         <w:tc>
@@ -13144,17 +13178,47 @@
         <w:tc>
           <w:tcPr>
             <w:tcW w:w="1920" w:type="dxa"/>
-          </w:tcPr>
-          <w:p>
-            <w:pPr>
-              <w:spacing w:after="0" w:line="240" w:lineRule="auto"/>
-              <w:jc w:val="center"/>
-              <w:rPr>
-                <w:rFonts w:ascii="Nikosh" w:eastAsia="Nikosh" w:hAnsi="Nikosh" w:cs="Nikosh"/>
-                <w:sz w:val="28"/>
-                <w:szCs w:val="28"/>
-              </w:rPr>
-            </w:pPr>
+            <w:vAlign w:val="center"/>
+          </w:tcPr>
+          <w:p>
+            <w:pPr>
+              <w:jc w:val="center"/>
+            </w:pPr>
+            <w:r>
+              <w:rPr>
+                <w:rFonts w:ascii="Nikosh" w:eastAsia="Nikosh" w:hAnsi="Nikosh" w:cs="Nikosh"/>
+                <w:sz w:val="28"/>
+              </w:rPr>
+              <w:t>২৮</w:t>
+            </w:r>
+            <w:r>
+              <w:rPr>
+                <w:rFonts w:ascii="Nikosh" w:eastAsia="Nikosh" w:hAnsi="Nikosh" w:cs="Nikosh"/>
+                <w:sz w:val="28"/>
+              </w:rPr>
+              <w:t>/</w:t>
+            </w:r>
+            <w:r>
+              <w:rPr>
+                <w:rFonts w:ascii="Nikosh" w:eastAsia="Nikosh" w:hAnsi="Nikosh" w:cs="Nikosh"/>
+                <w:sz w:val="28"/>
+              </w:rPr>
+              <w:t>০৪</w:t>
+            </w:r>
+            <w:r>
+              <w:rPr>
+                <w:rFonts w:ascii="Nikosh" w:eastAsia="Nikosh" w:hAnsi="Nikosh" w:cs="Nikosh"/>
+                <w:sz w:val="28"/>
+              </w:rPr>
+              <w:t>/</w:t>
+            </w:r>
+            <w:r>
+              <w:rPr>
+                <w:rFonts w:ascii="Nikosh" w:eastAsia="Nikosh" w:hAnsi="Nikosh" w:cs="Nikosh"/>
+                <w:sz w:val="28"/>
+              </w:rPr>
+              <w:t>২০২৬</w:t>
+            </w:r>
           </w:p>
         </w:tc>
         <w:tc>
@@ -13299,17 +13363,47 @@
         <w:tc>
           <w:tcPr>
             <w:tcW w:w="1920" w:type="dxa"/>
-          </w:tcPr>
-          <w:p>
-            <w:pPr>
-              <w:spacing w:after="0" w:line="240" w:lineRule="auto"/>
-              <w:jc w:val="center"/>
-              <w:rPr>
-                <w:rFonts w:ascii="Nikosh" w:eastAsia="Nikosh" w:hAnsi="Nikosh" w:cs="Nikosh"/>
-                <w:sz w:val="28"/>
-                <w:szCs w:val="28"/>
-              </w:rPr>
-            </w:pPr>
+            <w:vAlign w:val="center"/>
+          </w:tcPr>
+          <w:p>
+            <w:pPr>
+              <w:jc w:val="center"/>
+            </w:pPr>
+            <w:r>
+              <w:rPr>
+                <w:rFonts w:ascii="Nikosh" w:eastAsia="Nikosh" w:hAnsi="Nikosh" w:cs="Nikosh"/>
+                <w:sz w:val="28"/>
+              </w:rPr>
+              <w:t>২০</w:t>
+            </w:r>
+            <w:r>
+              <w:rPr>
+                <w:rFonts w:ascii="Nikosh" w:eastAsia="Nikosh" w:hAnsi="Nikosh" w:cs="Nikosh"/>
+                <w:sz w:val="28"/>
+              </w:rPr>
+              <w:t>/</w:t>
+            </w:r>
+            <w:r>
+              <w:rPr>
+                <w:rFonts w:ascii="Nikosh" w:eastAsia="Nikosh" w:hAnsi="Nikosh" w:cs="Nikosh"/>
+                <w:sz w:val="28"/>
+              </w:rPr>
+              <w:t>১১</w:t>
+            </w:r>
+            <w:r>
+              <w:rPr>
+                <w:rFonts w:ascii="Nikosh" w:eastAsia="Nikosh" w:hAnsi="Nikosh" w:cs="Nikosh"/>
+                <w:sz w:val="28"/>
+              </w:rPr>
+              <w:t>/</w:t>
+            </w:r>
+            <w:r>
+              <w:rPr>
+                <w:rFonts w:ascii="Nikosh" w:eastAsia="Nikosh" w:hAnsi="Nikosh" w:cs="Nikosh"/>
+                <w:sz w:val="28"/>
+              </w:rPr>
+              <w:t>২০২৫</w:t>
+            </w:r>
           </w:p>
         </w:tc>
         <w:tc>
@@ -13454,22 +13548,16 @@
         <w:tc>
           <w:tcPr>
             <w:tcW w:w="1920" w:type="dxa"/>
-          </w:tcPr>
-          <w:p>
-            <w:pPr>
-              <w:spacing w:after="0" w:line="240" w:lineRule="auto"/>
-              <w:jc w:val="center"/>
-              <w:rPr>
-                <w:rFonts w:ascii="Nikosh" w:eastAsia="Nikosh" w:hAnsi="Nikosh" w:cs="Nikosh"/>
-                <w:sz w:val="28"/>
-                <w:szCs w:val="28"/>
-              </w:rPr>
-            </w:pPr>
-            <w:r>
-              <w:rPr>
-                <w:rFonts w:ascii="Nikosh" w:eastAsia="Nikosh" w:hAnsi="Nikosh" w:cs="Nikosh"/>
-                <w:sz w:val="28"/>
-                <w:szCs w:val="28"/>
+            <w:vAlign w:val="center"/>
+          </w:tcPr>
+          <w:p>
+            <w:pPr>
+              <w:jc w:val="center"/>
+            </w:pPr>
+            <w:r>
+              <w:rPr>
+                <w:rFonts w:ascii="Nikosh" w:eastAsia="Nikosh" w:hAnsi="Nikosh" w:cs="Nikosh"/>
+                <w:sz w:val="28"/>
               </w:rPr>
               <w:t>১৬</w:t>
             </w:r>
@@ -13477,7 +13565,6 @@
               <w:rPr>
                 <w:rFonts w:ascii="Nikosh" w:eastAsia="Nikosh" w:hAnsi="Nikosh" w:cs="Nikosh"/>
                 <w:sz w:val="28"/>
-                <w:szCs w:val="28"/>
               </w:rPr>
               <w:t>/</w:t>
             </w:r>
@@ -13485,7 +13572,6 @@
               <w:rPr>
                 <w:rFonts w:ascii="Nikosh" w:eastAsia="Nikosh" w:hAnsi="Nikosh" w:cs="Nikosh"/>
                 <w:sz w:val="28"/>
-                <w:szCs w:val="28"/>
               </w:rPr>
               <w:t>০৯</w:t>
             </w:r>
@@ -13493,7 +13579,6 @@
               <w:rPr>
                 <w:rFonts w:ascii="Nikosh" w:eastAsia="Nikosh" w:hAnsi="Nikosh" w:cs="Nikosh"/>
                 <w:sz w:val="28"/>
-                <w:szCs w:val="28"/>
               </w:rPr>
               <w:t>/</w:t>
             </w:r>
@@ -13501,7 +13586,6 @@
               <w:rPr>
                 <w:rFonts w:ascii="Nikosh" w:eastAsia="Nikosh" w:hAnsi="Nikosh" w:cs="Nikosh"/>
                 <w:sz w:val="28"/>
-                <w:szCs w:val="28"/>
               </w:rPr>
               <w:t>২০২৫</w:t>
             </w:r>
@@ -13724,16 +13808,11 @@
         <w:tc>
           <w:tcPr>
             <w:tcW w:w="1920" w:type="dxa"/>
-          </w:tcPr>
-          <w:p>
-            <w:pPr>
-              <w:spacing w:after="0" w:line="240" w:lineRule="auto"/>
-              <w:jc w:val="center"/>
-              <w:rPr>
-                <w:rFonts w:ascii="Nikosh" w:eastAsia="Nikosh" w:hAnsi="Nikosh" w:cs="Nikosh"/>
-                <w:sz w:val="28"/>
-                <w:szCs w:val="28"/>
-              </w:rPr>
+            <w:vAlign w:val="center"/>
+          </w:tcPr>
+          <w:p>
+            <w:pPr>
+              <w:jc w:val="center"/>
             </w:pPr>
           </w:p>
         </w:tc>
@@ -13915,16 +13994,11 @@
         <w:tc>
           <w:tcPr>
             <w:tcW w:w="1920" w:type="dxa"/>
-          </w:tcPr>
-          <w:p>
-            <w:pPr>
-              <w:spacing w:after="0" w:line="240" w:lineRule="auto"/>
-              <w:jc w:val="center"/>
-              <w:rPr>
-                <w:rFonts w:ascii="Nikosh" w:eastAsia="Nikosh" w:hAnsi="Nikosh" w:cs="Nikosh"/>
-                <w:sz w:val="28"/>
-                <w:szCs w:val="28"/>
-              </w:rPr>
+            <w:vAlign w:val="center"/>
+          </w:tcPr>
+          <w:p>
+            <w:pPr>
+              <w:jc w:val="center"/>
             </w:pPr>
           </w:p>
         </w:tc>
@@ -14088,22 +14162,16 @@
         <w:tc>
           <w:tcPr>
             <w:tcW w:w="1920" w:type="dxa"/>
-          </w:tcPr>
-          <w:p>
-            <w:pPr>
-              <w:spacing w:after="0" w:line="240" w:lineRule="auto"/>
-              <w:jc w:val="center"/>
-              <w:rPr>
-                <w:rFonts w:ascii="Nikosh" w:eastAsia="Nikosh" w:hAnsi="Nikosh" w:cs="Nikosh"/>
-                <w:sz w:val="28"/>
-                <w:szCs w:val="28"/>
-              </w:rPr>
-            </w:pPr>
-            <w:r>
-              <w:rPr>
-                <w:rFonts w:ascii="Nikosh" w:eastAsia="Nikosh" w:hAnsi="Nikosh" w:cs="Nikosh"/>
-                <w:sz w:val="28"/>
-                <w:szCs w:val="28"/>
+            <w:vAlign w:val="center"/>
+          </w:tcPr>
+          <w:p>
+            <w:pPr>
+              <w:jc w:val="center"/>
+            </w:pPr>
+            <w:r>
+              <w:rPr>
+                <w:rFonts w:ascii="Nikosh" w:eastAsia="Nikosh" w:hAnsi="Nikosh" w:cs="Nikosh"/>
+                <w:sz w:val="28"/>
               </w:rPr>
               <w:t>০৬</w:t>
             </w:r>
@@ -14111,7 +14179,6 @@
               <w:rPr>
                 <w:rFonts w:ascii="Nikosh" w:eastAsia="Nikosh" w:hAnsi="Nikosh" w:cs="Nikosh"/>
                 <w:sz w:val="28"/>
-                <w:szCs w:val="28"/>
               </w:rPr>
               <w:t>/</w:t>
             </w:r>
@@ -14119,7 +14186,6 @@
               <w:rPr>
                 <w:rFonts w:ascii="Nikosh" w:eastAsia="Nikosh" w:hAnsi="Nikosh" w:cs="Nikosh"/>
                 <w:sz w:val="28"/>
-                <w:szCs w:val="28"/>
               </w:rPr>
               <w:t>১০</w:t>
             </w:r>
@@ -14127,7 +14193,6 @@
               <w:rPr>
                 <w:rFonts w:ascii="Nikosh" w:eastAsia="Nikosh" w:hAnsi="Nikosh" w:cs="Nikosh"/>
                 <w:sz w:val="28"/>
-                <w:szCs w:val="28"/>
               </w:rPr>
               <w:t>/</w:t>
             </w:r>
@@ -14135,7 +14200,6 @@
               <w:rPr>
                 <w:rFonts w:ascii="Nikosh" w:eastAsia="Nikosh" w:hAnsi="Nikosh" w:cs="Nikosh"/>
                 <w:sz w:val="28"/>
-                <w:szCs w:val="28"/>
               </w:rPr>
               <w:t>২০২৫</w:t>
             </w:r>
@@ -14291,17 +14355,47 @@
         <w:tc>
           <w:tcPr>
             <w:tcW w:w="1920" w:type="dxa"/>
-          </w:tcPr>
-          <w:p>
-            <w:pPr>
-              <w:spacing w:after="0" w:line="240" w:lineRule="auto"/>
-              <w:jc w:val="center"/>
-              <w:rPr>
-                <w:rFonts w:ascii="Nikosh" w:eastAsia="Nikosh" w:hAnsi="Nikosh" w:cs="Nikosh"/>
-                <w:sz w:val="28"/>
-                <w:szCs w:val="28"/>
-              </w:rPr>
-            </w:pPr>
+            <w:vAlign w:val="center"/>
+          </w:tcPr>
+          <w:p>
+            <w:pPr>
+              <w:jc w:val="center"/>
+            </w:pPr>
+            <w:r>
+              <w:rPr>
+                <w:rFonts w:ascii="Nikosh" w:eastAsia="Nikosh" w:hAnsi="Nikosh" w:cs="Nikosh"/>
+                <w:sz w:val="28"/>
+              </w:rPr>
+              <w:t>২২</w:t>
+            </w:r>
+            <w:r>
+              <w:rPr>
+                <w:rFonts w:ascii="Nikosh" w:eastAsia="Nikosh" w:hAnsi="Nikosh" w:cs="Nikosh"/>
+                <w:sz w:val="28"/>
+              </w:rPr>
+              <w:t>/</w:t>
+            </w:r>
+            <w:r>
+              <w:rPr>
+                <w:rFonts w:ascii="Nikosh" w:eastAsia="Nikosh" w:hAnsi="Nikosh" w:cs="Nikosh"/>
+                <w:sz w:val="28"/>
+              </w:rPr>
+              <w:t>০৮</w:t>
+            </w:r>
+            <w:r>
+              <w:rPr>
+                <w:rFonts w:ascii="Nikosh" w:eastAsia="Nikosh" w:hAnsi="Nikosh" w:cs="Nikosh"/>
+                <w:sz w:val="28"/>
+              </w:rPr>
+              <w:t>/</w:t>
+            </w:r>
+            <w:r>
+              <w:rPr>
+                <w:rFonts w:ascii="Nikosh" w:eastAsia="Nikosh" w:hAnsi="Nikosh" w:cs="Nikosh"/>
+                <w:sz w:val="28"/>
+              </w:rPr>
+              <w:t>২০২৪</w:t>
+            </w:r>
           </w:p>
         </w:tc>
         <w:tc>
@@ -14565,30 +14659,23 @@
         <w:tc>
           <w:tcPr>
             <w:tcW w:w="1920" w:type="dxa"/>
-          </w:tcPr>
-          <w:p>
-            <w:pPr>
-              <w:spacing w:after="0" w:line="240" w:lineRule="auto"/>
-              <w:jc w:val="center"/>
-              <w:rPr>
-                <w:rFonts w:ascii="Nikosh" w:eastAsia="Nikosh" w:hAnsi="Nikosh" w:cs="Nikosh"/>
-                <w:sz w:val="28"/>
-                <w:szCs w:val="28"/>
-              </w:rPr>
-            </w:pPr>
-            <w:r>
-              <w:rPr>
-                <w:rFonts w:ascii="Nikosh" w:eastAsia="Nikosh" w:hAnsi="Nikosh" w:cs="Nikosh"/>
-                <w:sz w:val="28"/>
-                <w:szCs w:val="28"/>
-              </w:rPr>
-              <w:t>২১</w:t>
-            </w:r>
-            <w:r>
-              <w:rPr>
-                <w:rFonts w:ascii="Nikosh" w:eastAsia="Nikosh" w:hAnsi="Nikosh" w:cs="Nikosh"/>
-                <w:sz w:val="28"/>
-                <w:szCs w:val="28"/>
+            <w:vAlign w:val="center"/>
+          </w:tcPr>
+          <w:p>
+            <w:pPr>
+              <w:jc w:val="center"/>
+            </w:pPr>
+            <w:r>
+              <w:rPr>
+                <w:rFonts w:ascii="Nikosh" w:eastAsia="Nikosh" w:hAnsi="Nikosh" w:cs="Nikosh"/>
+                <w:sz w:val="28"/>
+              </w:rPr>
+              <w:t>২৫</w:t>
+            </w:r>
+            <w:r>
+              <w:rPr>
+                <w:rFonts w:ascii="Nikosh" w:eastAsia="Nikosh" w:hAnsi="Nikosh" w:cs="Nikosh"/>
+                <w:sz w:val="28"/>
               </w:rPr>
               <w:t>/</w:t>
             </w:r>
@@ -14596,15 +14683,13 @@
               <w:rPr>
                 <w:rFonts w:ascii="Nikosh" w:eastAsia="Nikosh" w:hAnsi="Nikosh" w:cs="Nikosh"/>
                 <w:sz w:val="28"/>
-                <w:szCs w:val="28"/>
-              </w:rPr>
-              <w:t>০৪</w:t>
-            </w:r>
-            <w:r>
-              <w:rPr>
-                <w:rFonts w:ascii="Nikosh" w:eastAsia="Nikosh" w:hAnsi="Nikosh" w:cs="Nikosh"/>
-                <w:sz w:val="28"/>
-                <w:szCs w:val="28"/>
+              </w:rPr>
+              <w:t>০৮</w:t>
+            </w:r>
+            <w:r>
+              <w:rPr>
+                <w:rFonts w:ascii="Nikosh" w:eastAsia="Nikosh" w:hAnsi="Nikosh" w:cs="Nikosh"/>
+                <w:sz w:val="28"/>
               </w:rPr>
               <w:t>/</w:t>
             </w:r>
@@ -14612,7 +14697,6 @@
               <w:rPr>
                 <w:rFonts w:ascii="Nikosh" w:eastAsia="Nikosh" w:hAnsi="Nikosh" w:cs="Nikosh"/>
                 <w:sz w:val="28"/>
-                <w:szCs w:val="28"/>
               </w:rPr>
               <w:t>২০২৬</w:t>
             </w:r>
@@ -14868,47 +14952,12 @@
         <w:tc>
           <w:tcPr>
             <w:tcW w:w="1920" w:type="dxa"/>
-          </w:tcPr>
-          <w:p>
-            <w:pPr>
-              <w:spacing w:after="0" w:line="240" w:lineRule="auto"/>
-              <w:jc w:val="center"/>
-              <w:rPr>
-                <w:rFonts w:ascii="Nikosh" w:eastAsia="Nikosh" w:hAnsi="Nikosh" w:cs="Nikosh"/>
-                <w:sz w:val="28"/>
-                <w:szCs w:val="28"/>
-              </w:rPr>
-            </w:pPr>
-            <w:sdt>
-              <w:sdtPr>
-                <w:rPr>
-                  <w:rFonts w:ascii="Nikosh" w:eastAsia="Nikosh" w:hAnsi="Nikosh" w:cs="Nikosh"/>
-                  <w:sz w:val="28"/>
-                  <w:szCs w:val="28"/>
-                </w:rPr>
-                <w:tag w:val="goog_rdk_4"/>
-                <w:id w:val="488088100"/>
-              </w:sdtPr>
-              <w:sdtEndPr/>
-              <w:sdtContent>
-                <w:r>
-                  <w:rPr>
-                    <w:rFonts w:ascii="Nikosh" w:eastAsia="Nikosh" w:hAnsi="Nikosh" w:cs="Nikosh"/>
-                    <w:sz w:val="28"/>
-                    <w:szCs w:val="28"/>
-                  </w:rPr>
-                  <w:t>০৯/০৪/২০২৬</w:t>
-                </w:r>
-              </w:sdtContent>
-            </w:sdt>
-            <w:r>
-              <w:rPr>
-                <w:rFonts w:ascii="Nikosh" w:eastAsia="Nikosh" w:hAnsi="Nikosh" w:cs="Nikosh"/>
-                <w:sz w:val="28"/>
-                <w:szCs w:val="28"/>
-              </w:rPr>
-              <w:t xml:space="preserve"> </w:t>
-            </w:r>
+            <w:vAlign w:val="center"/>
+          </w:tcPr>
+          <w:p>
+            <w:pPr>
+              <w:jc w:val="center"/>
+            </w:pPr>
           </w:p>
         </w:tc>
         <w:tc>
@@ -15125,16 +15174,11 @@
         <w:tc>
           <w:tcPr>
             <w:tcW w:w="1920" w:type="dxa"/>
-          </w:tcPr>
-          <w:p>
-            <w:pPr>
-              <w:spacing w:after="0" w:line="240" w:lineRule="auto"/>
-              <w:jc w:val="center"/>
-              <w:rPr>
-                <w:rFonts w:ascii="Nikosh" w:eastAsia="Nikosh" w:hAnsi="Nikosh" w:cs="Nikosh"/>
-                <w:sz w:val="28"/>
-                <w:szCs w:val="28"/>
-              </w:rPr>
+            <w:vAlign w:val="center"/>
+          </w:tcPr>
+          <w:p>
+            <w:pPr>
+              <w:jc w:val="center"/>
             </w:pPr>
           </w:p>
         </w:tc>
@@ -15352,47 +15396,12 @@
         <w:tc>
           <w:tcPr>
             <w:tcW w:w="1920" w:type="dxa"/>
-          </w:tcPr>
-          <w:p>
-            <w:pPr>
-              <w:spacing w:after="0" w:line="240" w:lineRule="auto"/>
-              <w:jc w:val="center"/>
-              <w:rPr>
-                <w:rFonts w:ascii="Nikosh" w:eastAsia="Nikosh" w:hAnsi="Nikosh" w:cs="Nikosh"/>
-                <w:sz w:val="28"/>
-                <w:szCs w:val="28"/>
-              </w:rPr>
-            </w:pPr>
-            <w:sdt>
-              <w:sdtPr>
-                <w:rPr>
-                  <w:rFonts w:ascii="Nikosh" w:eastAsia="Nikosh" w:hAnsi="Nikosh" w:cs="Nikosh"/>
-                  <w:sz w:val="28"/>
-                  <w:szCs w:val="28"/>
-                </w:rPr>
-                <w:tag w:val="goog_rdk_5"/>
-                <w:id w:val="1669242465"/>
-              </w:sdtPr>
-              <w:sdtEndPr/>
-              <w:sdtContent>
-                <w:r>
-                  <w:rPr>
-                    <w:rFonts w:ascii="Nikosh" w:eastAsia="Nikosh" w:hAnsi="Nikosh" w:cs="Nikosh"/>
-                    <w:sz w:val="28"/>
-                    <w:szCs w:val="28"/>
-                  </w:rPr>
-                  <w:t>০১/০৫/২০২৫</w:t>
-                </w:r>
-              </w:sdtContent>
-            </w:sdt>
-            <w:r>
-              <w:rPr>
-                <w:rFonts w:ascii="Nikosh" w:eastAsia="Nikosh" w:hAnsi="Nikosh" w:cs="Nikosh"/>
-                <w:sz w:val="28"/>
-                <w:szCs w:val="28"/>
-              </w:rPr>
-              <w:t xml:space="preserve"> </w:t>
-            </w:r>
+            <w:vAlign w:val="center"/>
+          </w:tcPr>
+          <w:p>
+            <w:pPr>
+              <w:jc w:val="center"/>
+            </w:pPr>
           </w:p>
         </w:tc>
         <w:tc>
@@ -15746,22 +15755,16 @@
         <w:tc>
           <w:tcPr>
             <w:tcW w:w="1920" w:type="dxa"/>
-          </w:tcPr>
-          <w:p>
-            <w:pPr>
-              <w:spacing w:after="0" w:line="240" w:lineRule="auto"/>
-              <w:jc w:val="center"/>
-              <w:rPr>
-                <w:rFonts w:ascii="Nikosh" w:eastAsia="Nikosh" w:hAnsi="Nikosh" w:cs="Nikosh"/>
-                <w:sz w:val="28"/>
-                <w:szCs w:val="28"/>
-              </w:rPr>
-            </w:pPr>
-            <w:r>
-              <w:rPr>
-                <w:rFonts w:ascii="Nikosh" w:eastAsia="Nikosh" w:hAnsi="Nikosh" w:cs="Nikosh"/>
-                <w:sz w:val="28"/>
-                <w:szCs w:val="28"/>
+            <w:vAlign w:val="center"/>
+          </w:tcPr>
+          <w:p>
+            <w:pPr>
+              <w:jc w:val="center"/>
+            </w:pPr>
+            <w:r>
+              <w:rPr>
+                <w:rFonts w:ascii="Nikosh" w:eastAsia="Nikosh" w:hAnsi="Nikosh" w:cs="Nikosh"/>
+                <w:sz w:val="28"/>
               </w:rPr>
               <w:t>২৫</w:t>
             </w:r>
@@ -15769,7 +15772,6 @@
               <w:rPr>
                 <w:rFonts w:ascii="Nikosh" w:eastAsia="Nikosh" w:hAnsi="Nikosh" w:cs="Nikosh"/>
                 <w:sz w:val="28"/>
-                <w:szCs w:val="28"/>
               </w:rPr>
               <w:t>/</w:t>
             </w:r>
@@ -15777,7 +15779,6 @@
               <w:rPr>
                 <w:rFonts w:ascii="Nikosh" w:eastAsia="Nikosh" w:hAnsi="Nikosh" w:cs="Nikosh"/>
                 <w:sz w:val="28"/>
-                <w:szCs w:val="28"/>
               </w:rPr>
               <w:t>১১</w:t>
             </w:r>
@@ -15785,7 +15786,6 @@
               <w:rPr>
                 <w:rFonts w:ascii="Nikosh" w:eastAsia="Nikosh" w:hAnsi="Nikosh" w:cs="Nikosh"/>
                 <w:sz w:val="28"/>
-                <w:szCs w:val="28"/>
               </w:rPr>
               <w:t>/</w:t>
             </w:r>
@@ -15793,7 +15793,6 @@
               <w:rPr>
                 <w:rFonts w:ascii="Nikosh" w:eastAsia="Nikosh" w:hAnsi="Nikosh" w:cs="Nikosh"/>
                 <w:sz w:val="28"/>
-                <w:szCs w:val="28"/>
               </w:rPr>
               <w:t>২০২৫</w:t>
             </w:r>
@@ -16023,22 +16022,16 @@
         <w:tc>
           <w:tcPr>
             <w:tcW w:w="1920" w:type="dxa"/>
-          </w:tcPr>
-          <w:p>
-            <w:pPr>
-              <w:spacing w:after="0" w:line="240" w:lineRule="auto"/>
-              <w:jc w:val="center"/>
-              <w:rPr>
-                <w:rFonts w:ascii="Nikosh" w:eastAsia="Nikosh" w:hAnsi="Nikosh" w:cs="Nikosh"/>
-                <w:sz w:val="28"/>
-                <w:szCs w:val="28"/>
-              </w:rPr>
-            </w:pPr>
-            <w:r>
-              <w:rPr>
-                <w:rFonts w:ascii="Nikosh" w:eastAsia="Nikosh" w:hAnsi="Nikosh" w:cs="Nikosh"/>
-                <w:sz w:val="28"/>
-                <w:szCs w:val="28"/>
+            <w:vAlign w:val="center"/>
+          </w:tcPr>
+          <w:p>
+            <w:pPr>
+              <w:jc w:val="center"/>
+            </w:pPr>
+            <w:r>
+              <w:rPr>
+                <w:rFonts w:ascii="Nikosh" w:eastAsia="Nikosh" w:hAnsi="Nikosh" w:cs="Nikosh"/>
+                <w:sz w:val="28"/>
               </w:rPr>
               <w:t>০৫</w:t>
             </w:r>
@@ -16046,7 +16039,6 @@
               <w:rPr>
                 <w:rFonts w:ascii="Nikosh" w:eastAsia="Nikosh" w:hAnsi="Nikosh" w:cs="Nikosh"/>
                 <w:sz w:val="28"/>
-                <w:szCs w:val="28"/>
               </w:rPr>
               <w:t>/</w:t>
             </w:r>
@@ -16054,7 +16046,6 @@
               <w:rPr>
                 <w:rFonts w:ascii="Nikosh" w:eastAsia="Nikosh" w:hAnsi="Nikosh" w:cs="Nikosh"/>
                 <w:sz w:val="28"/>
-                <w:szCs w:val="28"/>
               </w:rPr>
               <w:t>০৭</w:t>
             </w:r>
@@ -16062,7 +16053,6 @@
               <w:rPr>
                 <w:rFonts w:ascii="Nikosh" w:eastAsia="Nikosh" w:hAnsi="Nikosh" w:cs="Nikosh"/>
                 <w:sz w:val="28"/>
-                <w:szCs w:val="28"/>
               </w:rPr>
               <w:t>/</w:t>
             </w:r>
@@ -16070,7 +16060,6 @@
               <w:rPr>
                 <w:rFonts w:ascii="Nikosh" w:eastAsia="Nikosh" w:hAnsi="Nikosh" w:cs="Nikosh"/>
                 <w:sz w:val="28"/>
-                <w:szCs w:val="28"/>
               </w:rPr>
               <w:t>২০২৬</w:t>
             </w:r>
@@ -16264,17 +16253,16 @@
         <w:tc>
           <w:tcPr>
             <w:tcW w:w="1920" w:type="dxa"/>
-          </w:tcPr>
-          <w:p>
-            <w:pPr>
-              <w:spacing w:after="0" w:line="240" w:lineRule="auto"/>
-              <w:jc w:val="center"/>
-            </w:pPr>
-            <w:r>
-              <w:rPr>
-                <w:rFonts w:ascii="Nikosh" w:eastAsia="Nikosh" w:hAnsi="Nikosh" w:cs="Nikosh"/>
-                <w:sz w:val="28"/>
-                <w:szCs w:val="28"/>
+            <w:vAlign w:val="center"/>
+          </w:tcPr>
+          <w:p>
+            <w:pPr>
+              <w:jc w:val="center"/>
+            </w:pPr>
+            <w:r>
+              <w:rPr>
+                <w:rFonts w:ascii="Nikosh" w:eastAsia="Nikosh" w:hAnsi="Nikosh" w:cs="Nikosh"/>
+                <w:sz w:val="28"/>
               </w:rPr>
               <w:t>০১</w:t>
             </w:r>
@@ -16282,7 +16270,6 @@
               <w:rPr>
                 <w:rFonts w:ascii="Nikosh" w:eastAsia="Nikosh" w:hAnsi="Nikosh" w:cs="Nikosh"/>
                 <w:sz w:val="28"/>
-                <w:szCs w:val="28"/>
               </w:rPr>
               <w:t>/</w:t>
             </w:r>
@@ -16290,7 +16277,6 @@
               <w:rPr>
                 <w:rFonts w:ascii="Nikosh" w:eastAsia="Nikosh" w:hAnsi="Nikosh" w:cs="Nikosh"/>
                 <w:sz w:val="28"/>
-                <w:szCs w:val="28"/>
               </w:rPr>
               <w:t>০৫</w:t>
             </w:r>
@@ -16298,7 +16284,6 @@
               <w:rPr>
                 <w:rFonts w:ascii="Nikosh" w:eastAsia="Nikosh" w:hAnsi="Nikosh" w:cs="Nikosh"/>
                 <w:sz w:val="28"/>
-                <w:szCs w:val="28"/>
               </w:rPr>
               <w:t>/</w:t>
             </w:r>
@@ -16306,7 +16291,6 @@
               <w:rPr>
                 <w:rFonts w:ascii="Nikosh" w:eastAsia="Nikosh" w:hAnsi="Nikosh" w:cs="Nikosh"/>
                 <w:sz w:val="28"/>
-                <w:szCs w:val="28"/>
               </w:rPr>
               <w:t>২০২৫</w:t>
             </w:r>
@@ -16500,16 +16484,11 @@
         <w:tc>
           <w:tcPr>
             <w:tcW w:w="1920" w:type="dxa"/>
-          </w:tcPr>
-          <w:p>
-            <w:pPr>
-              <w:spacing w:after="0" w:line="240" w:lineRule="auto"/>
-              <w:jc w:val="center"/>
-              <w:rPr>
-                <w:rFonts w:ascii="Nikosh" w:eastAsia="Nikosh" w:hAnsi="Nikosh" w:cs="Nikosh"/>
-                <w:sz w:val="28"/>
-                <w:szCs w:val="28"/>
-              </w:rPr>
+            <w:vAlign w:val="center"/>
+          </w:tcPr>
+          <w:p>
+            <w:pPr>
+              <w:jc w:val="center"/>
             </w:pPr>
           </w:p>
         </w:tc>
@@ -16778,16 +16757,11 @@
         <w:tc>
           <w:tcPr>
             <w:tcW w:w="1920" w:type="dxa"/>
-          </w:tcPr>
-          <w:p>
-            <w:pPr>
-              <w:spacing w:after="0" w:line="240" w:lineRule="auto"/>
-              <w:jc w:val="center"/>
-              <w:rPr>
-                <w:rFonts w:ascii="Nikosh" w:eastAsia="Nikosh" w:hAnsi="Nikosh" w:cs="Nikosh"/>
-                <w:sz w:val="28"/>
-                <w:szCs w:val="28"/>
-              </w:rPr>
+            <w:vAlign w:val="center"/>
+          </w:tcPr>
+          <w:p>
+            <w:pPr>
+              <w:jc w:val="center"/>
             </w:pPr>
           </w:p>
         </w:tc>
@@ -17018,22 +16992,16 @@
         <w:tc>
           <w:tcPr>
             <w:tcW w:w="1920" w:type="dxa"/>
-          </w:tcPr>
-          <w:p>
-            <w:pPr>
-              <w:spacing w:after="0" w:line="240" w:lineRule="auto"/>
-              <w:jc w:val="center"/>
-              <w:rPr>
-                <w:rFonts w:ascii="Nikosh" w:eastAsia="Nikosh" w:hAnsi="Nikosh" w:cs="Nikosh"/>
-                <w:sz w:val="28"/>
-                <w:szCs w:val="28"/>
-              </w:rPr>
-            </w:pPr>
-            <w:r>
-              <w:rPr>
-                <w:rFonts w:ascii="Nikosh" w:eastAsia="Nikosh" w:hAnsi="Nikosh" w:cs="Nikosh"/>
-                <w:sz w:val="28"/>
-                <w:szCs w:val="28"/>
+            <w:vAlign w:val="center"/>
+          </w:tcPr>
+          <w:p>
+            <w:pPr>
+              <w:jc w:val="center"/>
+            </w:pPr>
+            <w:r>
+              <w:rPr>
+                <w:rFonts w:ascii="Nikosh" w:eastAsia="Nikosh" w:hAnsi="Nikosh" w:cs="Nikosh"/>
+                <w:sz w:val="28"/>
               </w:rPr>
               <w:t>০১</w:t>
             </w:r>
@@ -17041,7 +17009,6 @@
               <w:rPr>
                 <w:rFonts w:ascii="Nikosh" w:eastAsia="Nikosh" w:hAnsi="Nikosh" w:cs="Nikosh"/>
                 <w:sz w:val="28"/>
-                <w:szCs w:val="28"/>
               </w:rPr>
               <w:t>/</w:t>
             </w:r>
@@ -17049,7 +17016,6 @@
               <w:rPr>
                 <w:rFonts w:ascii="Nikosh" w:eastAsia="Nikosh" w:hAnsi="Nikosh" w:cs="Nikosh"/>
                 <w:sz w:val="28"/>
-                <w:szCs w:val="28"/>
               </w:rPr>
               <w:t>০৫</w:t>
             </w:r>
@@ -17057,7 +17023,6 @@
               <w:rPr>
                 <w:rFonts w:ascii="Nikosh" w:eastAsia="Nikosh" w:hAnsi="Nikosh" w:cs="Nikosh"/>
                 <w:sz w:val="28"/>
-                <w:szCs w:val="28"/>
               </w:rPr>
               <w:t>/</w:t>
             </w:r>
@@ -17065,7 +17030,6 @@
               <w:rPr>
                 <w:rFonts w:ascii="Nikosh" w:eastAsia="Nikosh" w:hAnsi="Nikosh" w:cs="Nikosh"/>
                 <w:sz w:val="28"/>
-                <w:szCs w:val="28"/>
               </w:rPr>
               <w:t>২০২৫</w:t>
             </w:r>
@@ -17258,16 +17222,11 @@
         <w:tc>
           <w:tcPr>
             <w:tcW w:w="1920" w:type="dxa"/>
-          </w:tcPr>
-          <w:p>
-            <w:pPr>
-              <w:spacing w:after="0" w:line="240" w:lineRule="auto"/>
-              <w:jc w:val="center"/>
-              <w:rPr>
-                <w:rFonts w:ascii="Nikosh" w:eastAsia="Nikosh" w:hAnsi="Nikosh" w:cs="Nikosh"/>
-                <w:sz w:val="28"/>
-                <w:szCs w:val="28"/>
-              </w:rPr>
+            <w:vAlign w:val="center"/>
+          </w:tcPr>
+          <w:p>
+            <w:pPr>
+              <w:jc w:val="center"/>
             </w:pPr>
           </w:p>
         </w:tc>
@@ -17498,16 +17457,11 @@
         <w:tc>
           <w:tcPr>
             <w:tcW w:w="1920" w:type="dxa"/>
-          </w:tcPr>
-          <w:p>
-            <w:pPr>
-              <w:spacing w:after="0" w:line="240" w:lineRule="auto"/>
-              <w:jc w:val="center"/>
-              <w:rPr>
-                <w:rFonts w:ascii="Nikosh" w:eastAsia="Nikosh" w:hAnsi="Nikosh" w:cs="Nikosh"/>
-                <w:sz w:val="28"/>
-                <w:szCs w:val="28"/>
-              </w:rPr>
+            <w:vAlign w:val="center"/>
+          </w:tcPr>
+          <w:p>
+            <w:pPr>
+              <w:jc w:val="center"/>
             </w:pPr>
           </w:p>
         </w:tc>
@@ -17728,22 +17682,16 @@
         <w:tc>
           <w:tcPr>
             <w:tcW w:w="1920" w:type="dxa"/>
-          </w:tcPr>
-          <w:p>
-            <w:pPr>
-              <w:spacing w:after="0" w:line="240" w:lineRule="auto"/>
-              <w:jc w:val="center"/>
-              <w:rPr>
-                <w:rFonts w:ascii="Nikosh" w:eastAsia="Nikosh" w:hAnsi="Nikosh" w:cs="Nikosh"/>
-                <w:sz w:val="28"/>
-                <w:szCs w:val="28"/>
-              </w:rPr>
-            </w:pPr>
-            <w:r>
-              <w:rPr>
-                <w:rFonts w:ascii="Nikosh" w:eastAsia="Nikosh" w:hAnsi="Nikosh" w:cs="Nikosh"/>
-                <w:sz w:val="28"/>
-                <w:szCs w:val="28"/>
+            <w:vAlign w:val="center"/>
+          </w:tcPr>
+          <w:p>
+            <w:pPr>
+              <w:jc w:val="center"/>
+            </w:pPr>
+            <w:r>
+              <w:rPr>
+                <w:rFonts w:ascii="Nikosh" w:eastAsia="Nikosh" w:hAnsi="Nikosh" w:cs="Nikosh"/>
+                <w:sz w:val="28"/>
               </w:rPr>
               <w:t>২৬</w:t>
             </w:r>
@@ -17751,7 +17699,6 @@
               <w:rPr>
                 <w:rFonts w:ascii="Nikosh" w:eastAsia="Nikosh" w:hAnsi="Nikosh" w:cs="Nikosh"/>
                 <w:sz w:val="28"/>
-                <w:szCs w:val="28"/>
               </w:rPr>
               <w:t>/</w:t>
             </w:r>
@@ -17759,7 +17706,6 @@
               <w:rPr>
                 <w:rFonts w:ascii="Nikosh" w:eastAsia="Nikosh" w:hAnsi="Nikosh" w:cs="Nikosh"/>
                 <w:sz w:val="28"/>
-                <w:szCs w:val="28"/>
               </w:rPr>
               <w:t>০৭</w:t>
             </w:r>
@@ -17767,7 +17713,6 @@
               <w:rPr>
                 <w:rFonts w:ascii="Nikosh" w:eastAsia="Nikosh" w:hAnsi="Nikosh" w:cs="Nikosh"/>
                 <w:sz w:val="28"/>
-                <w:szCs w:val="28"/>
               </w:rPr>
               <w:t>/</w:t>
             </w:r>
@@ -17775,7 +17720,6 @@
               <w:rPr>
                 <w:rFonts w:ascii="Nikosh" w:eastAsia="Nikosh" w:hAnsi="Nikosh" w:cs="Nikosh"/>
                 <w:sz w:val="28"/>
-                <w:szCs w:val="28"/>
               </w:rPr>
               <w:t>২০২৬</w:t>
             </w:r>
@@ -17988,17 +17932,47 @@
         <w:tc>
           <w:tcPr>
             <w:tcW w:w="1920" w:type="dxa"/>
-          </w:tcPr>
-          <w:p>
-            <w:pPr>
-              <w:spacing w:after="0" w:line="240" w:lineRule="auto"/>
-              <w:jc w:val="center"/>
-              <w:rPr>
-                <w:rFonts w:ascii="Nikosh" w:eastAsia="Nikosh" w:hAnsi="Nikosh" w:cs="Nikosh"/>
-                <w:sz w:val="28"/>
-                <w:szCs w:val="28"/>
-              </w:rPr>
-            </w:pPr>
+            <w:vAlign w:val="center"/>
+          </w:tcPr>
+          <w:p>
+            <w:pPr>
+              <w:jc w:val="center"/>
+            </w:pPr>
+            <w:r>
+              <w:rPr>
+                <w:rFonts w:ascii="Nikosh" w:eastAsia="Nikosh" w:hAnsi="Nikosh" w:cs="Nikosh"/>
+                <w:sz w:val="28"/>
+              </w:rPr>
+              <w:t>০৪</w:t>
+            </w:r>
+            <w:r>
+              <w:rPr>
+                <w:rFonts w:ascii="Nikosh" w:eastAsia="Nikosh" w:hAnsi="Nikosh" w:cs="Nikosh"/>
+                <w:sz w:val="28"/>
+              </w:rPr>
+              <w:t>/</w:t>
+            </w:r>
+            <w:r>
+              <w:rPr>
+                <w:rFonts w:ascii="Nikosh" w:eastAsia="Nikosh" w:hAnsi="Nikosh" w:cs="Nikosh"/>
+                <w:sz w:val="28"/>
+              </w:rPr>
+              <w:t>০৭</w:t>
+            </w:r>
+            <w:r>
+              <w:rPr>
+                <w:rFonts w:ascii="Nikosh" w:eastAsia="Nikosh" w:hAnsi="Nikosh" w:cs="Nikosh"/>
+                <w:sz w:val="28"/>
+              </w:rPr>
+              <w:t>/</w:t>
+            </w:r>
+            <w:r>
+              <w:rPr>
+                <w:rFonts w:ascii="Nikosh" w:eastAsia="Nikosh" w:hAnsi="Nikosh" w:cs="Nikosh"/>
+                <w:sz w:val="28"/>
+              </w:rPr>
+              <w:t>২০২৪</w:t>
+            </w:r>
           </w:p>
         </w:tc>
         <w:tc>
@@ -18187,16 +18161,11 @@
         <w:tc>
           <w:tcPr>
             <w:tcW w:w="1920" w:type="dxa"/>
-          </w:tcPr>
-          <w:p>
-            <w:pPr>
-              <w:spacing w:after="0" w:line="240" w:lineRule="auto"/>
-              <w:jc w:val="center"/>
-              <w:rPr>
-                <w:rFonts w:ascii="Nikosh" w:eastAsia="Nikosh" w:hAnsi="Nikosh" w:cs="Nikosh"/>
-                <w:sz w:val="28"/>
-                <w:szCs w:val="28"/>
-              </w:rPr>
+            <w:vAlign w:val="center"/>
+          </w:tcPr>
+          <w:p>
+            <w:pPr>
+              <w:jc w:val="center"/>
             </w:pPr>
           </w:p>
         </w:tc>
@@ -18432,22 +18401,16 @@
         <w:tc>
           <w:tcPr>
             <w:tcW w:w="1920" w:type="dxa"/>
-          </w:tcPr>
-          <w:p>
-            <w:pPr>
-              <w:spacing w:after="0" w:line="240" w:lineRule="auto"/>
-              <w:jc w:val="center"/>
-              <w:rPr>
-                <w:rFonts w:ascii="Nikosh" w:eastAsia="Nikosh" w:hAnsi="Nikosh" w:cs="Nikosh"/>
-                <w:sz w:val="28"/>
-                <w:szCs w:val="28"/>
-              </w:rPr>
-            </w:pPr>
-            <w:r>
-              <w:rPr>
-                <w:rFonts w:ascii="Nikosh" w:eastAsia="Nikosh" w:hAnsi="Nikosh" w:cs="Nikosh"/>
-                <w:sz w:val="28"/>
-                <w:szCs w:val="28"/>
+            <w:vAlign w:val="center"/>
+          </w:tcPr>
+          <w:p>
+            <w:pPr>
+              <w:jc w:val="center"/>
+            </w:pPr>
+            <w:r>
+              <w:rPr>
+                <w:rFonts w:ascii="Nikosh" w:eastAsia="Nikosh" w:hAnsi="Nikosh" w:cs="Nikosh"/>
+                <w:sz w:val="28"/>
               </w:rPr>
               <w:t>০১</w:t>
             </w:r>
@@ -18455,7 +18418,6 @@
               <w:rPr>
                 <w:rFonts w:ascii="Nikosh" w:eastAsia="Nikosh" w:hAnsi="Nikosh" w:cs="Nikosh"/>
                 <w:sz w:val="28"/>
-                <w:szCs w:val="28"/>
               </w:rPr>
               <w:t>/</w:t>
             </w:r>
@@ -18463,7 +18425,6 @@
               <w:rPr>
                 <w:rFonts w:ascii="Nikosh" w:eastAsia="Nikosh" w:hAnsi="Nikosh" w:cs="Nikosh"/>
                 <w:sz w:val="28"/>
-                <w:szCs w:val="28"/>
               </w:rPr>
               <w:t>০৫</w:t>
             </w:r>
@@ -18471,7 +18432,6 @@
               <w:rPr>
                 <w:rFonts w:ascii="Nikosh" w:eastAsia="Nikosh" w:hAnsi="Nikosh" w:cs="Nikosh"/>
                 <w:sz w:val="28"/>
-                <w:szCs w:val="28"/>
               </w:rPr>
               <w:t>/</w:t>
             </w:r>
@@ -18479,7 +18439,6 @@
               <w:rPr>
                 <w:rFonts w:ascii="Nikosh" w:eastAsia="Nikosh" w:hAnsi="Nikosh" w:cs="Nikosh"/>
                 <w:sz w:val="28"/>
-                <w:szCs w:val="28"/>
               </w:rPr>
               <w:t>২০২৫</w:t>
             </w:r>
@@ -18712,16 +18671,11 @@
         <w:tc>
           <w:tcPr>
             <w:tcW w:w="1920" w:type="dxa"/>
-          </w:tcPr>
-          <w:p>
-            <w:pPr>
-              <w:spacing w:after="0" w:line="240" w:lineRule="auto"/>
-              <w:jc w:val="center"/>
-              <w:rPr>
-                <w:rFonts w:ascii="Nikosh" w:eastAsia="Nikosh" w:hAnsi="Nikosh" w:cs="Nikosh"/>
-                <w:sz w:val="28"/>
-                <w:szCs w:val="28"/>
-              </w:rPr>
+            <w:vAlign w:val="center"/>
+          </w:tcPr>
+          <w:p>
+            <w:pPr>
+              <w:jc w:val="center"/>
             </w:pPr>
           </w:p>
         </w:tc>
@@ -18938,22 +18892,16 @@
         <w:tc>
           <w:tcPr>
             <w:tcW w:w="1920" w:type="dxa"/>
-          </w:tcPr>
-          <w:p>
-            <w:pPr>
-              <w:spacing w:after="0" w:line="240" w:lineRule="auto"/>
-              <w:jc w:val="center"/>
-              <w:rPr>
-                <w:rFonts w:ascii="Nikosh" w:eastAsia="Nikosh" w:hAnsi="Nikosh" w:cs="Nikosh"/>
-                <w:sz w:val="28"/>
-                <w:szCs w:val="28"/>
-              </w:rPr>
-            </w:pPr>
-            <w:r>
-              <w:rPr>
-                <w:rFonts w:ascii="Nikosh" w:eastAsia="Nikosh" w:hAnsi="Nikosh" w:cs="Nikosh"/>
-                <w:sz w:val="28"/>
-                <w:szCs w:val="28"/>
+            <w:vAlign w:val="center"/>
+          </w:tcPr>
+          <w:p>
+            <w:pPr>
+              <w:jc w:val="center"/>
+            </w:pPr>
+            <w:r>
+              <w:rPr>
+                <w:rFonts w:ascii="Nikosh" w:eastAsia="Nikosh" w:hAnsi="Nikosh" w:cs="Nikosh"/>
+                <w:sz w:val="28"/>
               </w:rPr>
               <w:t>০১</w:t>
             </w:r>
@@ -18961,7 +18909,6 @@
               <w:rPr>
                 <w:rFonts w:ascii="Nikosh" w:eastAsia="Nikosh" w:hAnsi="Nikosh" w:cs="Nikosh"/>
                 <w:sz w:val="28"/>
-                <w:szCs w:val="28"/>
               </w:rPr>
               <w:t>/</w:t>
             </w:r>
@@ -18969,7 +18916,6 @@
               <w:rPr>
                 <w:rFonts w:ascii="Nikosh" w:eastAsia="Nikosh" w:hAnsi="Nikosh" w:cs="Nikosh"/>
                 <w:sz w:val="28"/>
-                <w:szCs w:val="28"/>
               </w:rPr>
               <w:t>০৫</w:t>
             </w:r>
@@ -18977,7 +18923,6 @@
               <w:rPr>
                 <w:rFonts w:ascii="Nikosh" w:eastAsia="Nikosh" w:hAnsi="Nikosh" w:cs="Nikosh"/>
                 <w:sz w:val="28"/>
-                <w:szCs w:val="28"/>
               </w:rPr>
               <w:t>/</w:t>
             </w:r>
@@ -18985,7 +18930,6 @@
               <w:rPr>
                 <w:rFonts w:ascii="Nikosh" w:eastAsia="Nikosh" w:hAnsi="Nikosh" w:cs="Nikosh"/>
                 <w:sz w:val="28"/>
-                <w:szCs w:val="28"/>
               </w:rPr>
               <w:t>২০২৫</w:t>
             </w:r>
@@ -19244,22 +19188,16 @@
         <w:tc>
           <w:tcPr>
             <w:tcW w:w="1920" w:type="dxa"/>
-          </w:tcPr>
-          <w:p>
-            <w:pPr>
-              <w:spacing w:after="0" w:line="240" w:lineRule="auto"/>
-              <w:jc w:val="center"/>
-              <w:rPr>
-                <w:rFonts w:ascii="Nikosh" w:eastAsia="Nikosh" w:hAnsi="Nikosh" w:cs="Nikosh"/>
-                <w:sz w:val="28"/>
-                <w:szCs w:val="28"/>
-              </w:rPr>
-            </w:pPr>
-            <w:r>
-              <w:rPr>
-                <w:rFonts w:ascii="Nikosh" w:eastAsia="Nikosh" w:hAnsi="Nikosh" w:cs="Nikosh"/>
-                <w:sz w:val="28"/>
-                <w:szCs w:val="28"/>
+            <w:vAlign w:val="center"/>
+          </w:tcPr>
+          <w:p>
+            <w:pPr>
+              <w:jc w:val="center"/>
+            </w:pPr>
+            <w:r>
+              <w:rPr>
+                <w:rFonts w:ascii="Nikosh" w:eastAsia="Nikosh" w:hAnsi="Nikosh" w:cs="Nikosh"/>
+                <w:sz w:val="28"/>
               </w:rPr>
               <w:t>০১</w:t>
             </w:r>
@@ -19267,7 +19205,6 @@
               <w:rPr>
                 <w:rFonts w:ascii="Nikosh" w:eastAsia="Nikosh" w:hAnsi="Nikosh" w:cs="Nikosh"/>
                 <w:sz w:val="28"/>
-                <w:szCs w:val="28"/>
               </w:rPr>
               <w:t>/</w:t>
             </w:r>
@@ -19275,7 +19212,6 @@
               <w:rPr>
                 <w:rFonts w:ascii="Nikosh" w:eastAsia="Nikosh" w:hAnsi="Nikosh" w:cs="Nikosh"/>
                 <w:sz w:val="28"/>
-                <w:szCs w:val="28"/>
               </w:rPr>
               <w:t>০৫</w:t>
             </w:r>
@@ -19283,7 +19219,6 @@
               <w:rPr>
                 <w:rFonts w:ascii="Nikosh" w:eastAsia="Nikosh" w:hAnsi="Nikosh" w:cs="Nikosh"/>
                 <w:sz w:val="28"/>
-                <w:szCs w:val="28"/>
               </w:rPr>
               <w:t>/</w:t>
             </w:r>
@@ -19291,17 +19226,8 @@
               <w:rPr>
                 <w:rFonts w:ascii="Nikosh" w:eastAsia="Nikosh" w:hAnsi="Nikosh" w:cs="Nikosh"/>
                 <w:sz w:val="28"/>
-                <w:szCs w:val="28"/>
-              </w:rPr>
-              <w:t>২</w:t>
-            </w:r>
-            <w:r>
-              <w:rPr>
-                <w:rFonts w:ascii="Nikosh" w:eastAsia="Nikosh" w:hAnsi="Nikosh" w:cs="Nikosh"/>
-                <w:sz w:val="28"/>
-                <w:szCs w:val="28"/>
-              </w:rPr>
-              <w:t>০২৫</w:t>
+              </w:rPr>
+              <w:t>২০২৫</w:t>
             </w:r>
           </w:p>
         </w:tc>
@@ -19558,47 +19484,12 @@
         <w:tc>
           <w:tcPr>
             <w:tcW w:w="1920" w:type="dxa"/>
-          </w:tcPr>
-          <w:p>
-            <w:pPr>
-              <w:spacing w:after="0" w:line="240" w:lineRule="auto"/>
-              <w:jc w:val="center"/>
-              <w:rPr>
-                <w:rFonts w:ascii="Nikosh" w:eastAsia="Nikosh" w:hAnsi="Nikosh" w:cs="Nikosh"/>
-                <w:sz w:val="28"/>
-                <w:szCs w:val="28"/>
-              </w:rPr>
-            </w:pPr>
-            <w:sdt>
-              <w:sdtPr>
-                <w:rPr>
-                  <w:rFonts w:ascii="Nikosh" w:eastAsia="Nikosh" w:hAnsi="Nikosh" w:cs="Nikosh"/>
-                  <w:sz w:val="28"/>
-                  <w:szCs w:val="28"/>
-                </w:rPr>
-                <w:tag w:val="goog_rdk_15"/>
-                <w:id w:val="-1441543023"/>
-              </w:sdtPr>
-              <w:sdtEndPr/>
-              <w:sdtContent>
-                <w:r>
-                  <w:rPr>
-                    <w:rFonts w:ascii="Nikosh" w:eastAsia="Nikosh" w:hAnsi="Nikosh" w:cs="Nikosh"/>
-                    <w:sz w:val="28"/>
-                    <w:szCs w:val="28"/>
-                  </w:rPr>
-                  <w:t>০১/০৫/২০২৫</w:t>
-                </w:r>
-              </w:sdtContent>
-            </w:sdt>
-            <w:r>
-              <w:rPr>
-                <w:rFonts w:ascii="Nikosh" w:eastAsia="Nikosh" w:hAnsi="Nikosh" w:cs="Nikosh"/>
-                <w:sz w:val="28"/>
-                <w:szCs w:val="28"/>
-              </w:rPr>
-              <w:t xml:space="preserve"> </w:t>
-            </w:r>
+            <w:vAlign w:val="center"/>
+          </w:tcPr>
+          <w:p>
+            <w:pPr>
+              <w:jc w:val="center"/>
+            </w:pPr>
           </w:p>
         </w:tc>
         <w:tc>
@@ -19817,17 +19708,47 @@
         <w:tc>
           <w:tcPr>
             <w:tcW w:w="1920" w:type="dxa"/>
-          </w:tcPr>
-          <w:p>
-            <w:pPr>
-              <w:spacing w:after="0" w:line="240" w:lineRule="auto"/>
-              <w:jc w:val="center"/>
-              <w:rPr>
-                <w:rFonts w:ascii="Nikosh" w:eastAsia="Nikosh" w:hAnsi="Nikosh" w:cs="Nikosh"/>
-                <w:sz w:val="28"/>
-                <w:szCs w:val="28"/>
-              </w:rPr>
-            </w:pPr>
+            <w:vAlign w:val="center"/>
+          </w:tcPr>
+          <w:p>
+            <w:pPr>
+              <w:jc w:val="center"/>
+            </w:pPr>
+            <w:r>
+              <w:rPr>
+                <w:rFonts w:ascii="Nikosh" w:eastAsia="Nikosh" w:hAnsi="Nikosh" w:cs="Nikosh"/>
+                <w:sz w:val="28"/>
+              </w:rPr>
+              <w:t>৩১</w:t>
+            </w:r>
+            <w:r>
+              <w:rPr>
+                <w:rFonts w:ascii="Nikosh" w:eastAsia="Nikosh" w:hAnsi="Nikosh" w:cs="Nikosh"/>
+                <w:sz w:val="28"/>
+              </w:rPr>
+              <w:t>/</w:t>
+            </w:r>
+            <w:r>
+              <w:rPr>
+                <w:rFonts w:ascii="Nikosh" w:eastAsia="Nikosh" w:hAnsi="Nikosh" w:cs="Nikosh"/>
+                <w:sz w:val="28"/>
+              </w:rPr>
+              <w:t>০৭</w:t>
+            </w:r>
+            <w:r>
+              <w:rPr>
+                <w:rFonts w:ascii="Nikosh" w:eastAsia="Nikosh" w:hAnsi="Nikosh" w:cs="Nikosh"/>
+                <w:sz w:val="28"/>
+              </w:rPr>
+              <w:t>/</w:t>
+            </w:r>
+            <w:r>
+              <w:rPr>
+                <w:rFonts w:ascii="Nikosh" w:eastAsia="Nikosh" w:hAnsi="Nikosh" w:cs="Nikosh"/>
+                <w:sz w:val="28"/>
+              </w:rPr>
+              <w:t>২০২৪</w:t>
+            </w:r>
           </w:p>
         </w:tc>
         <w:tc>
@@ -20007,22 +19928,16 @@
         <w:tc>
           <w:tcPr>
             <w:tcW w:w="1920" w:type="dxa"/>
-          </w:tcPr>
-          <w:p>
-            <w:pPr>
-              <w:spacing w:after="0" w:line="240" w:lineRule="auto"/>
-              <w:jc w:val="center"/>
-              <w:rPr>
-                <w:rFonts w:ascii="Nikosh" w:eastAsia="Nikosh" w:hAnsi="Nikosh" w:cs="Nikosh"/>
-                <w:sz w:val="28"/>
-                <w:szCs w:val="28"/>
-              </w:rPr>
-            </w:pPr>
-            <w:r>
-              <w:rPr>
-                <w:rFonts w:ascii="Nikosh" w:eastAsia="Nikosh" w:hAnsi="Nikosh" w:cs="Nikosh"/>
-                <w:sz w:val="28"/>
-                <w:szCs w:val="28"/>
+            <w:vAlign w:val="center"/>
+          </w:tcPr>
+          <w:p>
+            <w:pPr>
+              <w:jc w:val="center"/>
+            </w:pPr>
+            <w:r>
+              <w:rPr>
+                <w:rFonts w:ascii="Nikosh" w:eastAsia="Nikosh" w:hAnsi="Nikosh" w:cs="Nikosh"/>
+                <w:sz w:val="28"/>
               </w:rPr>
               <w:t>২০</w:t>
             </w:r>
@@ -20030,7 +19945,6 @@
               <w:rPr>
                 <w:rFonts w:ascii="Nikosh" w:eastAsia="Nikosh" w:hAnsi="Nikosh" w:cs="Nikosh"/>
                 <w:sz w:val="28"/>
-                <w:szCs w:val="28"/>
               </w:rPr>
               <w:t>/</w:t>
             </w:r>
@@ -20038,7 +19952,6 @@
               <w:rPr>
                 <w:rFonts w:ascii="Nikosh" w:eastAsia="Nikosh" w:hAnsi="Nikosh" w:cs="Nikosh"/>
                 <w:sz w:val="28"/>
-                <w:szCs w:val="28"/>
               </w:rPr>
               <w:t>১১</w:t>
             </w:r>
@@ -20046,7 +19959,6 @@
               <w:rPr>
                 <w:rFonts w:ascii="Nikosh" w:eastAsia="Nikosh" w:hAnsi="Nikosh" w:cs="Nikosh"/>
                 <w:sz w:val="28"/>
-                <w:szCs w:val="28"/>
               </w:rPr>
               <w:t>/</w:t>
             </w:r>
@@ -20054,7 +19966,6 @@
               <w:rPr>
                 <w:rFonts w:ascii="Nikosh" w:eastAsia="Nikosh" w:hAnsi="Nikosh" w:cs="Nikosh"/>
                 <w:sz w:val="28"/>
-                <w:szCs w:val="28"/>
               </w:rPr>
               <w:t>২০২৫</w:t>
             </w:r>
@@ -20293,22 +20204,16 @@
         <w:tc>
           <w:tcPr>
             <w:tcW w:w="1920" w:type="dxa"/>
-          </w:tcPr>
-          <w:p>
-            <w:pPr>
-              <w:spacing w:after="0" w:line="240" w:lineRule="auto"/>
-              <w:jc w:val="center"/>
-              <w:rPr>
-                <w:rFonts w:ascii="Nikosh" w:eastAsia="Nikosh" w:hAnsi="Nikosh" w:cs="Nikosh"/>
-                <w:sz w:val="28"/>
-                <w:szCs w:val="28"/>
-              </w:rPr>
-            </w:pPr>
-            <w:r>
-              <w:rPr>
-                <w:rFonts w:ascii="Nikosh" w:eastAsia="Nikosh" w:hAnsi="Nikosh" w:cs="Nikosh"/>
-                <w:sz w:val="28"/>
-                <w:szCs w:val="28"/>
+            <w:vAlign w:val="center"/>
+          </w:tcPr>
+          <w:p>
+            <w:pPr>
+              <w:jc w:val="center"/>
+            </w:pPr>
+            <w:r>
+              <w:rPr>
+                <w:rFonts w:ascii="Nikosh" w:eastAsia="Nikosh" w:hAnsi="Nikosh" w:cs="Nikosh"/>
+                <w:sz w:val="28"/>
               </w:rPr>
               <w:t>০১</w:t>
             </w:r>
@@ -20316,7 +20221,6 @@
               <w:rPr>
                 <w:rFonts w:ascii="Nikosh" w:eastAsia="Nikosh" w:hAnsi="Nikosh" w:cs="Nikosh"/>
                 <w:sz w:val="28"/>
-                <w:szCs w:val="28"/>
               </w:rPr>
               <w:t>/</w:t>
             </w:r>
@@ -20324,7 +20228,6 @@
               <w:rPr>
                 <w:rFonts w:ascii="Nikosh" w:eastAsia="Nikosh" w:hAnsi="Nikosh" w:cs="Nikosh"/>
                 <w:sz w:val="28"/>
-                <w:szCs w:val="28"/>
               </w:rPr>
               <w:t>০৫</w:t>
             </w:r>
@@ -20332,7 +20235,6 @@
               <w:rPr>
                 <w:rFonts w:ascii="Nikosh" w:eastAsia="Nikosh" w:hAnsi="Nikosh" w:cs="Nikosh"/>
                 <w:sz w:val="28"/>
-                <w:szCs w:val="28"/>
               </w:rPr>
               <w:t>/</w:t>
             </w:r>
@@ -20340,7 +20242,6 @@
               <w:rPr>
                 <w:rFonts w:ascii="Nikosh" w:eastAsia="Nikosh" w:hAnsi="Nikosh" w:cs="Nikosh"/>
                 <w:sz w:val="28"/>
-                <w:szCs w:val="28"/>
               </w:rPr>
               <w:t>২০২৫</w:t>
             </w:r>
@@ -20579,16 +20480,11 @@
         <w:tc>
           <w:tcPr>
             <w:tcW w:w="1920" w:type="dxa"/>
-          </w:tcPr>
-          <w:p>
-            <w:pPr>
-              <w:spacing w:after="0" w:line="240" w:lineRule="auto"/>
-              <w:jc w:val="center"/>
-              <w:rPr>
-                <w:rFonts w:ascii="Nikosh" w:eastAsia="Nikosh" w:hAnsi="Nikosh" w:cs="Nikosh"/>
-                <w:sz w:val="28"/>
-                <w:szCs w:val="28"/>
-              </w:rPr>
+            <w:vAlign w:val="center"/>
+          </w:tcPr>
+          <w:p>
+            <w:pPr>
+              <w:jc w:val="center"/>
             </w:pPr>
           </w:p>
         </w:tc>
@@ -20817,22 +20713,16 @@
         <w:tc>
           <w:tcPr>
             <w:tcW w:w="1920" w:type="dxa"/>
-          </w:tcPr>
-          <w:p>
-            <w:pPr>
-              <w:spacing w:after="0" w:line="240" w:lineRule="auto"/>
-              <w:jc w:val="center"/>
-              <w:rPr>
-                <w:rFonts w:ascii="Nikosh" w:eastAsia="Nikosh" w:hAnsi="Nikosh" w:cs="Nikosh"/>
-                <w:sz w:val="28"/>
-                <w:szCs w:val="28"/>
-              </w:rPr>
-            </w:pPr>
-            <w:r>
-              <w:rPr>
-                <w:rFonts w:ascii="Nikosh" w:eastAsia="Nikosh" w:hAnsi="Nikosh" w:cs="Nikosh"/>
-                <w:sz w:val="28"/>
-                <w:szCs w:val="28"/>
+            <w:vAlign w:val="center"/>
+          </w:tcPr>
+          <w:p>
+            <w:pPr>
+              <w:jc w:val="center"/>
+            </w:pPr>
+            <w:r>
+              <w:rPr>
+                <w:rFonts w:ascii="Nikosh" w:eastAsia="Nikosh" w:hAnsi="Nikosh" w:cs="Nikosh"/>
+                <w:sz w:val="28"/>
               </w:rPr>
               <w:t>০১</w:t>
             </w:r>
@@ -20840,7 +20730,6 @@
               <w:rPr>
                 <w:rFonts w:ascii="Nikosh" w:eastAsia="Nikosh" w:hAnsi="Nikosh" w:cs="Nikosh"/>
                 <w:sz w:val="28"/>
-                <w:szCs w:val="28"/>
               </w:rPr>
               <w:t>/</w:t>
             </w:r>
@@ -20848,7 +20737,6 @@
               <w:rPr>
                 <w:rFonts w:ascii="Nikosh" w:eastAsia="Nikosh" w:hAnsi="Nikosh" w:cs="Nikosh"/>
                 <w:sz w:val="28"/>
-                <w:szCs w:val="28"/>
               </w:rPr>
               <w:t>০৫</w:t>
             </w:r>
@@ -20856,7 +20744,6 @@
               <w:rPr>
                 <w:rFonts w:ascii="Nikosh" w:eastAsia="Nikosh" w:hAnsi="Nikosh" w:cs="Nikosh"/>
                 <w:sz w:val="28"/>
-                <w:szCs w:val="28"/>
               </w:rPr>
               <w:t>/</w:t>
             </w:r>
@@ -20864,7 +20751,6 @@
               <w:rPr>
                 <w:rFonts w:ascii="Nikosh" w:eastAsia="Nikosh" w:hAnsi="Nikosh" w:cs="Nikosh"/>
                 <w:sz w:val="28"/>
-                <w:szCs w:val="28"/>
               </w:rPr>
               <w:t>২০২৫</w:t>
             </w:r>
@@ -21126,22 +21012,16 @@
         <w:tc>
           <w:tcPr>
             <w:tcW w:w="1920" w:type="dxa"/>
-          </w:tcPr>
-          <w:p>
-            <w:pPr>
-              <w:spacing w:after="0" w:line="240" w:lineRule="auto"/>
-              <w:jc w:val="center"/>
-              <w:rPr>
-                <w:rFonts w:ascii="Nikosh" w:eastAsia="Nikosh" w:hAnsi="Nikosh" w:cs="Nikosh"/>
-                <w:sz w:val="28"/>
-                <w:szCs w:val="28"/>
-              </w:rPr>
-            </w:pPr>
-            <w:r>
-              <w:rPr>
-                <w:rFonts w:ascii="Nikosh" w:eastAsia="Nikosh" w:hAnsi="Nikosh" w:cs="Nikosh"/>
-                <w:sz w:val="28"/>
-                <w:szCs w:val="28"/>
+            <w:vAlign w:val="center"/>
+          </w:tcPr>
+          <w:p>
+            <w:pPr>
+              <w:jc w:val="center"/>
+            </w:pPr>
+            <w:r>
+              <w:rPr>
+                <w:rFonts w:ascii="Nikosh" w:eastAsia="Nikosh" w:hAnsi="Nikosh" w:cs="Nikosh"/>
+                <w:sz w:val="28"/>
               </w:rPr>
               <w:t>০১</w:t>
             </w:r>
@@ -21149,7 +21029,6 @@
               <w:rPr>
                 <w:rFonts w:ascii="Nikosh" w:eastAsia="Nikosh" w:hAnsi="Nikosh" w:cs="Nikosh"/>
                 <w:sz w:val="28"/>
-                <w:szCs w:val="28"/>
               </w:rPr>
               <w:t>/</w:t>
             </w:r>
@@ -21157,7 +21036,6 @@
               <w:rPr>
                 <w:rFonts w:ascii="Nikosh" w:eastAsia="Nikosh" w:hAnsi="Nikosh" w:cs="Nikosh"/>
                 <w:sz w:val="28"/>
-                <w:szCs w:val="28"/>
               </w:rPr>
               <w:t>০৫</w:t>
             </w:r>
@@ -21165,7 +21043,6 @@
               <w:rPr>
                 <w:rFonts w:ascii="Nikosh" w:eastAsia="Nikosh" w:hAnsi="Nikosh" w:cs="Nikosh"/>
                 <w:sz w:val="28"/>
-                <w:szCs w:val="28"/>
               </w:rPr>
               <w:t>/</w:t>
             </w:r>
@@ -21173,7 +21050,6 @@
               <w:rPr>
                 <w:rFonts w:ascii="Nikosh" w:eastAsia="Nikosh" w:hAnsi="Nikosh" w:cs="Nikosh"/>
                 <w:sz w:val="28"/>
-                <w:szCs w:val="28"/>
               </w:rPr>
               <w:t>২০২৫</w:t>
             </w:r>
@@ -21357,47 +21233,12 @@
         <w:tc>
           <w:tcPr>
             <w:tcW w:w="1920" w:type="dxa"/>
-          </w:tcPr>
-          <w:p>
-            <w:pPr>
-              <w:spacing w:after="0" w:line="240" w:lineRule="auto"/>
-              <w:jc w:val="center"/>
-              <w:rPr>
-                <w:rFonts w:ascii="Nikosh" w:eastAsia="Nikosh" w:hAnsi="Nikosh" w:cs="Nikosh"/>
-                <w:sz w:val="28"/>
-                <w:szCs w:val="28"/>
-              </w:rPr>
-            </w:pPr>
-            <w:sdt>
-              <w:sdtPr>
-                <w:rPr>
-                  <w:rFonts w:ascii="Nikosh" w:eastAsia="Nikosh" w:hAnsi="Nikosh" w:cs="Nikosh"/>
-                  <w:sz w:val="28"/>
-                  <w:szCs w:val="28"/>
-                </w:rPr>
-                <w:tag w:val="goog_rdk_20"/>
-                <w:id w:val="190569332"/>
-              </w:sdtPr>
-              <w:sdtEndPr/>
-              <w:sdtContent>
-                <w:r>
-                  <w:rPr>
-                    <w:rFonts w:ascii="Nikosh" w:eastAsia="Nikosh" w:hAnsi="Nikosh" w:cs="Nikosh"/>
-                    <w:sz w:val="28"/>
-                    <w:szCs w:val="28"/>
-                  </w:rPr>
-                  <w:t>০১/০৫/২০২৫</w:t>
-                </w:r>
-              </w:sdtContent>
-            </w:sdt>
-            <w:r>
-              <w:rPr>
-                <w:rFonts w:ascii="Nikosh" w:eastAsia="Nikosh" w:hAnsi="Nikosh" w:cs="Nikosh"/>
-                <w:sz w:val="28"/>
-                <w:szCs w:val="28"/>
-              </w:rPr>
-              <w:t xml:space="preserve"> </w:t>
-            </w:r>
+            <w:vAlign w:val="center"/>
+          </w:tcPr>
+          <w:p>
+            <w:pPr>
+              <w:jc w:val="center"/>
+            </w:pPr>
           </w:p>
         </w:tc>
         <w:tc>
@@ -21651,22 +21492,16 @@
         <w:tc>
           <w:tcPr>
             <w:tcW w:w="1920" w:type="dxa"/>
-          </w:tcPr>
-          <w:p>
-            <w:pPr>
-              <w:spacing w:after="0" w:line="240" w:lineRule="auto"/>
-              <w:jc w:val="center"/>
-              <w:rPr>
-                <w:rFonts w:ascii="Nikosh" w:eastAsia="Nikosh" w:hAnsi="Nikosh" w:cs="Nikosh"/>
-                <w:sz w:val="28"/>
-                <w:szCs w:val="28"/>
-              </w:rPr>
-            </w:pPr>
-            <w:r>
-              <w:rPr>
-                <w:rFonts w:ascii="Nikosh" w:eastAsia="Nikosh" w:hAnsi="Nikosh" w:cs="Nikosh"/>
-                <w:sz w:val="28"/>
-                <w:szCs w:val="28"/>
+            <w:vAlign w:val="center"/>
+          </w:tcPr>
+          <w:p>
+            <w:pPr>
+              <w:jc w:val="center"/>
+            </w:pPr>
+            <w:r>
+              <w:rPr>
+                <w:rFonts w:ascii="Nikosh" w:eastAsia="Nikosh" w:hAnsi="Nikosh" w:cs="Nikosh"/>
+                <w:sz w:val="28"/>
               </w:rPr>
               <w:t>০১</w:t>
             </w:r>
@@ -21674,7 +21509,6 @@
               <w:rPr>
                 <w:rFonts w:ascii="Nikosh" w:eastAsia="Nikosh" w:hAnsi="Nikosh" w:cs="Nikosh"/>
                 <w:sz w:val="28"/>
-                <w:szCs w:val="28"/>
               </w:rPr>
               <w:t>/</w:t>
             </w:r>
@@ -21682,7 +21516,6 @@
               <w:rPr>
                 <w:rFonts w:ascii="Nikosh" w:eastAsia="Nikosh" w:hAnsi="Nikosh" w:cs="Nikosh"/>
                 <w:sz w:val="28"/>
-                <w:szCs w:val="28"/>
               </w:rPr>
               <w:t>০৫</w:t>
             </w:r>
@@ -21690,7 +21523,6 @@
               <w:rPr>
                 <w:rFonts w:ascii="Nikosh" w:eastAsia="Nikosh" w:hAnsi="Nikosh" w:cs="Nikosh"/>
                 <w:sz w:val="28"/>
-                <w:szCs w:val="28"/>
               </w:rPr>
               <w:t>/</w:t>
             </w:r>
@@ -21698,7 +21530,6 @@
               <w:rPr>
                 <w:rFonts w:ascii="Nikosh" w:eastAsia="Nikosh" w:hAnsi="Nikosh" w:cs="Nikosh"/>
                 <w:sz w:val="28"/>
-                <w:szCs w:val="28"/>
               </w:rPr>
               <w:t>২০২৫</w:t>
             </w:r>
@@ -21903,17 +21734,47 @@
         <w:tc>
           <w:tcPr>
             <w:tcW w:w="1920" w:type="dxa"/>
-          </w:tcPr>
-          <w:p>
-            <w:pPr>
-              <w:spacing w:after="0" w:line="240" w:lineRule="auto"/>
-              <w:jc w:val="center"/>
-              <w:rPr>
-                <w:rFonts w:ascii="Nikosh" w:eastAsia="Nikosh" w:hAnsi="Nikosh" w:cs="Nikosh"/>
-                <w:sz w:val="28"/>
-                <w:szCs w:val="28"/>
-              </w:rPr>
-            </w:pPr>
+            <w:vAlign w:val="center"/>
+          </w:tcPr>
+          <w:p>
+            <w:pPr>
+              <w:jc w:val="center"/>
+            </w:pPr>
+            <w:r>
+              <w:rPr>
+                <w:rFonts w:ascii="Nikosh" w:eastAsia="Nikosh" w:hAnsi="Nikosh" w:cs="Nikosh"/>
+                <w:sz w:val="28"/>
+              </w:rPr>
+              <w:t>৩০</w:t>
+            </w:r>
+            <w:r>
+              <w:rPr>
+                <w:rFonts w:ascii="Nikosh" w:eastAsia="Nikosh" w:hAnsi="Nikosh" w:cs="Nikosh"/>
+                <w:sz w:val="28"/>
+              </w:rPr>
+              <w:t>/</w:t>
+            </w:r>
+            <w:r>
+              <w:rPr>
+                <w:rFonts w:ascii="Nikosh" w:eastAsia="Nikosh" w:hAnsi="Nikosh" w:cs="Nikosh"/>
+                <w:sz w:val="28"/>
+              </w:rPr>
+              <w:t>০৭</w:t>
+            </w:r>
+            <w:r>
+              <w:rPr>
+                <w:rFonts w:ascii="Nikosh" w:eastAsia="Nikosh" w:hAnsi="Nikosh" w:cs="Nikosh"/>
+                <w:sz w:val="28"/>
+              </w:rPr>
+              <w:t>/</w:t>
+            </w:r>
+            <w:r>
+              <w:rPr>
+                <w:rFonts w:ascii="Nikosh" w:eastAsia="Nikosh" w:hAnsi="Nikosh" w:cs="Nikosh"/>
+                <w:sz w:val="28"/>
+              </w:rPr>
+              <w:t>২০২৬</w:t>
+            </w:r>
           </w:p>
         </w:tc>
         <w:tc>
@@ -22120,17 +21981,47 @@
         <w:tc>
           <w:tcPr>
             <w:tcW w:w="1920" w:type="dxa"/>
-          </w:tcPr>
-          <w:p>
-            <w:pPr>
-              <w:spacing w:after="0" w:line="240" w:lineRule="auto"/>
-              <w:jc w:val="center"/>
-              <w:rPr>
-                <w:rFonts w:ascii="Nikosh" w:eastAsia="Nikosh" w:hAnsi="Nikosh" w:cs="Nikosh"/>
-                <w:sz w:val="28"/>
-                <w:szCs w:val="28"/>
-              </w:rPr>
-            </w:pPr>
+            <w:vAlign w:val="center"/>
+          </w:tcPr>
+          <w:p>
+            <w:pPr>
+              <w:jc w:val="center"/>
+            </w:pPr>
+            <w:r>
+              <w:rPr>
+                <w:rFonts w:ascii="Nikosh" w:eastAsia="Nikosh" w:hAnsi="Nikosh" w:cs="Nikosh"/>
+                <w:sz w:val="28"/>
+              </w:rPr>
+              <w:t>২১</w:t>
+            </w:r>
+            <w:r>
+              <w:rPr>
+                <w:rFonts w:ascii="Nikosh" w:eastAsia="Nikosh" w:hAnsi="Nikosh" w:cs="Nikosh"/>
+                <w:sz w:val="28"/>
+              </w:rPr>
+              <w:t>/</w:t>
+            </w:r>
+            <w:r>
+              <w:rPr>
+                <w:rFonts w:ascii="Nikosh" w:eastAsia="Nikosh" w:hAnsi="Nikosh" w:cs="Nikosh"/>
+                <w:sz w:val="28"/>
+              </w:rPr>
+              <w:t>০৮</w:t>
+            </w:r>
+            <w:r>
+              <w:rPr>
+                <w:rFonts w:ascii="Nikosh" w:eastAsia="Nikosh" w:hAnsi="Nikosh" w:cs="Nikosh"/>
+                <w:sz w:val="28"/>
+              </w:rPr>
+              <w:t>/</w:t>
+            </w:r>
+            <w:r>
+              <w:rPr>
+                <w:rFonts w:ascii="Nikosh" w:eastAsia="Nikosh" w:hAnsi="Nikosh" w:cs="Nikosh"/>
+                <w:sz w:val="28"/>
+              </w:rPr>
+              <w:t>২০২৫</w:t>
+            </w:r>
           </w:p>
         </w:tc>
         <w:tc>
@@ -22330,17 +22221,47 @@
         <w:tc>
           <w:tcPr>
             <w:tcW w:w="1920" w:type="dxa"/>
-          </w:tcPr>
-          <w:p>
-            <w:pPr>
-              <w:spacing w:after="0" w:line="240" w:lineRule="auto"/>
-              <w:jc w:val="center"/>
-              <w:rPr>
-                <w:rFonts w:ascii="Nikosh" w:eastAsia="Nikosh" w:hAnsi="Nikosh" w:cs="Nikosh"/>
-                <w:sz w:val="28"/>
-                <w:szCs w:val="28"/>
-              </w:rPr>
-            </w:pPr>
+            <w:vAlign w:val="center"/>
+          </w:tcPr>
+          <w:p>
+            <w:pPr>
+              <w:jc w:val="center"/>
+            </w:pPr>
+            <w:r>
+              <w:rPr>
+                <w:rFonts w:ascii="Nikosh" w:eastAsia="Nikosh" w:hAnsi="Nikosh" w:cs="Nikosh"/>
+                <w:sz w:val="28"/>
+              </w:rPr>
+              <w:t>০৮</w:t>
+            </w:r>
+            <w:r>
+              <w:rPr>
+                <w:rFonts w:ascii="Nikosh" w:eastAsia="Nikosh" w:hAnsi="Nikosh" w:cs="Nikosh"/>
+                <w:sz w:val="28"/>
+              </w:rPr>
+              <w:t>/</w:t>
+            </w:r>
+            <w:r>
+              <w:rPr>
+                <w:rFonts w:ascii="Nikosh" w:eastAsia="Nikosh" w:hAnsi="Nikosh" w:cs="Nikosh"/>
+                <w:sz w:val="28"/>
+              </w:rPr>
+              <w:t>০৯</w:t>
+            </w:r>
+            <w:r>
+              <w:rPr>
+                <w:rFonts w:ascii="Nikosh" w:eastAsia="Nikosh" w:hAnsi="Nikosh" w:cs="Nikosh"/>
+                <w:sz w:val="28"/>
+              </w:rPr>
+              <w:t>/</w:t>
+            </w:r>
+            <w:r>
+              <w:rPr>
+                <w:rFonts w:ascii="Nikosh" w:eastAsia="Nikosh" w:hAnsi="Nikosh" w:cs="Nikosh"/>
+                <w:sz w:val="28"/>
+              </w:rPr>
+              <w:t>২০২৪</w:t>
+            </w:r>
           </w:p>
         </w:tc>
         <w:tc>
@@ -22547,16 +22468,11 @@
         <w:tc>
           <w:tcPr>
             <w:tcW w:w="1920" w:type="dxa"/>
-          </w:tcPr>
-          <w:p>
-            <w:pPr>
-              <w:spacing w:after="0" w:line="240" w:lineRule="auto"/>
-              <w:jc w:val="center"/>
-              <w:rPr>
-                <w:rFonts w:ascii="Nikosh" w:eastAsia="Nikosh" w:hAnsi="Nikosh" w:cs="Nikosh"/>
-                <w:sz w:val="28"/>
-                <w:szCs w:val="28"/>
-              </w:rPr>
+            <w:vAlign w:val="center"/>
+          </w:tcPr>
+          <w:p>
+            <w:pPr>
+              <w:jc w:val="center"/>
             </w:pPr>
           </w:p>
         </w:tc>
@@ -22847,22 +22763,16 @@
         <w:tc>
           <w:tcPr>
             <w:tcW w:w="1920" w:type="dxa"/>
-          </w:tcPr>
-          <w:p>
-            <w:pPr>
-              <w:spacing w:after="0" w:line="240" w:lineRule="auto"/>
-              <w:jc w:val="center"/>
-              <w:rPr>
-                <w:rFonts w:ascii="Nikosh" w:eastAsia="Nikosh" w:hAnsi="Nikosh" w:cs="Nikosh"/>
-                <w:sz w:val="28"/>
-                <w:szCs w:val="28"/>
-              </w:rPr>
-            </w:pPr>
-            <w:r>
-              <w:rPr>
-                <w:rFonts w:ascii="Nikosh" w:eastAsia="Nikosh" w:hAnsi="Nikosh" w:cs="Nikosh"/>
-                <w:sz w:val="28"/>
-                <w:szCs w:val="28"/>
+            <w:vAlign w:val="center"/>
+          </w:tcPr>
+          <w:p>
+            <w:pPr>
+              <w:jc w:val="center"/>
+            </w:pPr>
+            <w:r>
+              <w:rPr>
+                <w:rFonts w:ascii="Nikosh" w:eastAsia="Nikosh" w:hAnsi="Nikosh" w:cs="Nikosh"/>
+                <w:sz w:val="28"/>
               </w:rPr>
               <w:t>৩১</w:t>
             </w:r>
@@ -22870,7 +22780,6 @@
               <w:rPr>
                 <w:rFonts w:ascii="Nikosh" w:eastAsia="Nikosh" w:hAnsi="Nikosh" w:cs="Nikosh"/>
                 <w:sz w:val="28"/>
-                <w:szCs w:val="28"/>
               </w:rPr>
               <w:t>/</w:t>
             </w:r>
@@ -22878,7 +22787,6 @@
               <w:rPr>
                 <w:rFonts w:ascii="Nikosh" w:eastAsia="Nikosh" w:hAnsi="Nikosh" w:cs="Nikosh"/>
                 <w:sz w:val="28"/>
-                <w:szCs w:val="28"/>
               </w:rPr>
               <w:t>০৭</w:t>
             </w:r>
@@ -22886,7 +22794,6 @@
               <w:rPr>
                 <w:rFonts w:ascii="Nikosh" w:eastAsia="Nikosh" w:hAnsi="Nikosh" w:cs="Nikosh"/>
                 <w:sz w:val="28"/>
-                <w:szCs w:val="28"/>
               </w:rPr>
               <w:t>/</w:t>
             </w:r>
@@ -22894,7 +22801,6 @@
               <w:rPr>
                 <w:rFonts w:ascii="Nikosh" w:eastAsia="Nikosh" w:hAnsi="Nikosh" w:cs="Nikosh"/>
                 <w:sz w:val="28"/>
-                <w:szCs w:val="28"/>
               </w:rPr>
               <w:t>২০২৪</w:t>
             </w:r>
@@ -23143,22 +23049,16 @@
         <w:tc>
           <w:tcPr>
             <w:tcW w:w="1920" w:type="dxa"/>
-          </w:tcPr>
-          <w:p>
-            <w:pPr>
-              <w:spacing w:after="0" w:line="240" w:lineRule="auto"/>
-              <w:jc w:val="center"/>
-              <w:rPr>
-                <w:rFonts w:ascii="Nikosh" w:eastAsia="Nikosh" w:hAnsi="Nikosh" w:cs="Nikosh"/>
-                <w:sz w:val="28"/>
-                <w:szCs w:val="28"/>
-              </w:rPr>
-            </w:pPr>
-            <w:r>
-              <w:rPr>
-                <w:rFonts w:ascii="Nikosh" w:eastAsia="Nikosh" w:hAnsi="Nikosh" w:cs="Nikosh"/>
-                <w:sz w:val="28"/>
-                <w:szCs w:val="28"/>
+            <w:vAlign w:val="center"/>
+          </w:tcPr>
+          <w:p>
+            <w:pPr>
+              <w:jc w:val="center"/>
+            </w:pPr>
+            <w:r>
+              <w:rPr>
+                <w:rFonts w:ascii="Nikosh" w:eastAsia="Nikosh" w:hAnsi="Nikosh" w:cs="Nikosh"/>
+                <w:sz w:val="28"/>
               </w:rPr>
               <w:t>৩০</w:t>
             </w:r>
@@ -23166,7 +23066,6 @@
               <w:rPr>
                 <w:rFonts w:ascii="Nikosh" w:eastAsia="Nikosh" w:hAnsi="Nikosh" w:cs="Nikosh"/>
                 <w:sz w:val="28"/>
-                <w:szCs w:val="28"/>
               </w:rPr>
               <w:t>/</w:t>
             </w:r>
@@ -23174,7 +23073,6 @@
               <w:rPr>
                 <w:rFonts w:ascii="Nikosh" w:eastAsia="Nikosh" w:hAnsi="Nikosh" w:cs="Nikosh"/>
                 <w:sz w:val="28"/>
-                <w:szCs w:val="28"/>
               </w:rPr>
               <w:t>০৭</w:t>
             </w:r>
@@ -23182,7 +23080,6 @@
               <w:rPr>
                 <w:rFonts w:ascii="Nikosh" w:eastAsia="Nikosh" w:hAnsi="Nikosh" w:cs="Nikosh"/>
                 <w:sz w:val="28"/>
-                <w:szCs w:val="28"/>
               </w:rPr>
               <w:t>/</w:t>
             </w:r>
@@ -23190,7 +23087,6 @@
               <w:rPr>
                 <w:rFonts w:ascii="Nikosh" w:eastAsia="Nikosh" w:hAnsi="Nikosh" w:cs="Nikosh"/>
                 <w:sz w:val="28"/>
-                <w:szCs w:val="28"/>
               </w:rPr>
               <w:t>২০২৪</w:t>
             </w:r>
@@ -23314,7 +23210,16 @@
               </w:rPr>
               <w:t>.৩</w:t>
             </w:r>
+            <w:r>
+              <w:rPr>
+                <w:rFonts w:ascii="Nikosh" w:eastAsia="Nikosh" w:hAnsi="Nikosh" w:cs="Nikosh"/>
+                <w:sz w:val="28"/>
+                <w:szCs w:val="28"/>
+              </w:rPr>
+              <w:t xml:space="preserve"> </w:t>
+            </w:r>
             <w:hyperlink r:id="rId34">
+              <w:proofErr w:type="spellStart"/>
               <w:r>
                 <w:rPr>
                   <w:rFonts w:ascii="Nikosh" w:eastAsia="Nikosh" w:hAnsi="Nikosh" w:cs="Nikosh"/>
@@ -23322,7 +23227,17 @@
                   <w:sz w:val="28"/>
                   <w:szCs w:val="28"/>
                 </w:rPr>
-                <w:t xml:space="preserve">এসডিজি </w:t>
+                <w:t>এসডিজি</w:t>
+              </w:r>
+              <w:proofErr w:type="spellEnd"/>
+              <w:r>
+                <w:rPr>
+                  <w:rFonts w:ascii="Nikosh" w:eastAsia="Nikosh" w:hAnsi="Nikosh" w:cs="Nikosh"/>
+                  <w:color w:val="000000"/>
+                  <w:sz w:val="28"/>
+                  <w:szCs w:val="28"/>
+                </w:rPr>
+                <w:t xml:space="preserve"> </w:t>
               </w:r>
               <w:proofErr w:type="spellStart"/>
               <w:r>
@@ -23388,47 +23303,12 @@
         <w:tc>
           <w:tcPr>
             <w:tcW w:w="1920" w:type="dxa"/>
-          </w:tcPr>
-          <w:p>
-            <w:pPr>
-              <w:spacing w:after="0" w:line="240" w:lineRule="auto"/>
-              <w:jc w:val="center"/>
-              <w:rPr>
-                <w:rFonts w:ascii="Nikosh" w:eastAsia="Nikosh" w:hAnsi="Nikosh" w:cs="Nikosh"/>
-                <w:sz w:val="28"/>
-                <w:szCs w:val="28"/>
-              </w:rPr>
-            </w:pPr>
-            <w:sdt>
-              <w:sdtPr>
-                <w:rPr>
-                  <w:rFonts w:ascii="Nikosh" w:eastAsia="Nikosh" w:hAnsi="Nikosh" w:cs="Nikosh"/>
-                  <w:sz w:val="28"/>
-                  <w:szCs w:val="28"/>
-                </w:rPr>
-                <w:tag w:val="goog_rdk_24"/>
-                <w:id w:val="-285940102"/>
-              </w:sdtPr>
-              <w:sdtEndPr/>
-              <w:sdtContent>
-                <w:r>
-                  <w:rPr>
-                    <w:rFonts w:ascii="Nikosh" w:eastAsia="Nikosh" w:hAnsi="Nikosh" w:cs="Nikosh"/>
-                    <w:sz w:val="28"/>
-                    <w:szCs w:val="28"/>
-                  </w:rPr>
-                  <w:t>০১/০৫/২০২৫</w:t>
-                </w:r>
-              </w:sdtContent>
-            </w:sdt>
-            <w:r>
-              <w:rPr>
-                <w:rFonts w:ascii="Nikosh" w:eastAsia="Nikosh" w:hAnsi="Nikosh" w:cs="Nikosh"/>
-                <w:sz w:val="28"/>
-                <w:szCs w:val="28"/>
-              </w:rPr>
-              <w:t xml:space="preserve"> </w:t>
-            </w:r>
+            <w:vAlign w:val="center"/>
+          </w:tcPr>
+          <w:p>
+            <w:pPr>
+              <w:jc w:val="center"/>
+            </w:pPr>
           </w:p>
         </w:tc>
         <w:tc>
@@ -23634,22 +23514,16 @@
         <w:tc>
           <w:tcPr>
             <w:tcW w:w="1920" w:type="dxa"/>
-          </w:tcPr>
-          <w:p>
-            <w:pPr>
-              <w:spacing w:after="0" w:line="240" w:lineRule="auto"/>
-              <w:jc w:val="center"/>
-              <w:rPr>
-                <w:rFonts w:ascii="Nikosh" w:eastAsia="Nikosh" w:hAnsi="Nikosh" w:cs="Nikosh"/>
-                <w:sz w:val="28"/>
-                <w:szCs w:val="28"/>
-              </w:rPr>
-            </w:pPr>
-            <w:r>
-              <w:rPr>
-                <w:rFonts w:ascii="Nikosh" w:eastAsia="Nikosh" w:hAnsi="Nikosh" w:cs="Nikosh"/>
-                <w:sz w:val="28"/>
-                <w:szCs w:val="28"/>
+            <w:vAlign w:val="center"/>
+          </w:tcPr>
+          <w:p>
+            <w:pPr>
+              <w:jc w:val="center"/>
+            </w:pPr>
+            <w:r>
+              <w:rPr>
+                <w:rFonts w:ascii="Nikosh" w:eastAsia="Nikosh" w:hAnsi="Nikosh" w:cs="Nikosh"/>
+                <w:sz w:val="28"/>
               </w:rPr>
               <w:t>৩০</w:t>
             </w:r>
@@ -23657,7 +23531,6 @@
               <w:rPr>
                 <w:rFonts w:ascii="Nikosh" w:eastAsia="Nikosh" w:hAnsi="Nikosh" w:cs="Nikosh"/>
                 <w:sz w:val="28"/>
-                <w:szCs w:val="28"/>
               </w:rPr>
               <w:t>/</w:t>
             </w:r>
@@ -23665,7 +23538,6 @@
               <w:rPr>
                 <w:rFonts w:ascii="Nikosh" w:eastAsia="Nikosh" w:hAnsi="Nikosh" w:cs="Nikosh"/>
                 <w:sz w:val="28"/>
-                <w:szCs w:val="28"/>
               </w:rPr>
               <w:t>০৭</w:t>
             </w:r>
@@ -23673,7 +23545,6 @@
               <w:rPr>
                 <w:rFonts w:ascii="Nikosh" w:eastAsia="Nikosh" w:hAnsi="Nikosh" w:cs="Nikosh"/>
                 <w:sz w:val="28"/>
-                <w:szCs w:val="28"/>
               </w:rPr>
               <w:t>/</w:t>
             </w:r>
@@ -23681,7 +23552,6 @@
               <w:rPr>
                 <w:rFonts w:ascii="Nikosh" w:eastAsia="Nikosh" w:hAnsi="Nikosh" w:cs="Nikosh"/>
                 <w:sz w:val="28"/>
-                <w:szCs w:val="28"/>
               </w:rPr>
               <w:t>২০২৪</w:t>
             </w:r>
@@ -23868,16 +23738,11 @@
         <w:tc>
           <w:tcPr>
             <w:tcW w:w="1920" w:type="dxa"/>
-          </w:tcPr>
-          <w:p>
-            <w:pPr>
-              <w:spacing w:after="0" w:line="240" w:lineRule="auto"/>
-              <w:jc w:val="center"/>
-              <w:rPr>
-                <w:rFonts w:ascii="Nikosh" w:eastAsia="Nikosh" w:hAnsi="Nikosh" w:cs="Nikosh"/>
-                <w:sz w:val="28"/>
-                <w:szCs w:val="28"/>
-              </w:rPr>
+            <w:vAlign w:val="center"/>
+          </w:tcPr>
+          <w:p>
+            <w:pPr>
+              <w:jc w:val="center"/>
             </w:pPr>
           </w:p>
         </w:tc>
@@ -24059,47 +23924,12 @@
         <w:tc>
           <w:tcPr>
             <w:tcW w:w="1920" w:type="dxa"/>
-          </w:tcPr>
-          <w:p>
-            <w:pPr>
-              <w:spacing w:after="0" w:line="240" w:lineRule="auto"/>
-              <w:jc w:val="center"/>
-              <w:rPr>
-                <w:rFonts w:ascii="Nikosh" w:eastAsia="Nikosh" w:hAnsi="Nikosh" w:cs="Nikosh"/>
-                <w:sz w:val="28"/>
-                <w:szCs w:val="28"/>
-              </w:rPr>
-            </w:pPr>
-            <w:sdt>
-              <w:sdtPr>
-                <w:rPr>
-                  <w:rFonts w:ascii="Nikosh" w:eastAsia="Nikosh" w:hAnsi="Nikosh" w:cs="Nikosh"/>
-                  <w:sz w:val="28"/>
-                  <w:szCs w:val="28"/>
-                </w:rPr>
-                <w:tag w:val="goog_rdk_26"/>
-                <w:id w:val="1478560624"/>
-              </w:sdtPr>
-              <w:sdtEndPr/>
-              <w:sdtContent>
-                <w:r>
-                  <w:rPr>
-                    <w:rFonts w:ascii="Nikosh" w:eastAsia="Nikosh" w:hAnsi="Nikosh" w:cs="Nikosh"/>
-                    <w:sz w:val="28"/>
-                    <w:szCs w:val="28"/>
-                  </w:rPr>
-                  <w:t>২৬/০২/২০২০</w:t>
-                </w:r>
-              </w:sdtContent>
-            </w:sdt>
-            <w:r>
-              <w:rPr>
-                <w:rFonts w:ascii="Nikosh" w:eastAsia="Nikosh" w:hAnsi="Nikosh" w:cs="Nikosh"/>
-                <w:sz w:val="28"/>
-                <w:szCs w:val="28"/>
-              </w:rPr>
-              <w:t xml:space="preserve"> </w:t>
-            </w:r>
+            <w:vAlign w:val="center"/>
+          </w:tcPr>
+          <w:p>
+            <w:pPr>
+              <w:jc w:val="center"/>
+            </w:pPr>
           </w:p>
         </w:tc>
         <w:tc>
@@ -24429,47 +24259,12 @@
         <w:tc>
           <w:tcPr>
             <w:tcW w:w="1920" w:type="dxa"/>
-          </w:tcPr>
-          <w:p>
-            <w:pPr>
-              <w:spacing w:after="0" w:line="240" w:lineRule="auto"/>
-              <w:jc w:val="center"/>
-              <w:rPr>
-                <w:rFonts w:ascii="Nikosh" w:eastAsia="Nikosh" w:hAnsi="Nikosh" w:cs="Nikosh"/>
-                <w:sz w:val="28"/>
-                <w:szCs w:val="28"/>
-              </w:rPr>
-            </w:pPr>
-            <w:sdt>
-              <w:sdtPr>
-                <w:rPr>
-                  <w:rFonts w:ascii="Nikosh" w:eastAsia="Nikosh" w:hAnsi="Nikosh" w:cs="Nikosh"/>
-                  <w:sz w:val="28"/>
-                  <w:szCs w:val="28"/>
-                </w:rPr>
-                <w:tag w:val="goog_rdk_27"/>
-                <w:id w:val="1847992398"/>
-              </w:sdtPr>
-              <w:sdtEndPr/>
-              <w:sdtContent>
-                <w:r>
-                  <w:rPr>
-                    <w:rFonts w:ascii="Nikosh" w:eastAsia="Nikosh" w:hAnsi="Nikosh" w:cs="Nikosh"/>
-                    <w:sz w:val="28"/>
-                    <w:szCs w:val="28"/>
-                  </w:rPr>
-                  <w:t>১৯/০১/২০২৩</w:t>
-                </w:r>
-              </w:sdtContent>
-            </w:sdt>
-            <w:r>
-              <w:rPr>
-                <w:rFonts w:ascii="Nikosh" w:eastAsia="Nikosh" w:hAnsi="Nikosh" w:cs="Nikosh"/>
-                <w:sz w:val="28"/>
-                <w:szCs w:val="28"/>
-              </w:rPr>
-              <w:t xml:space="preserve"> </w:t>
-            </w:r>
+            <w:vAlign w:val="center"/>
+          </w:tcPr>
+          <w:p>
+            <w:pPr>
+              <w:jc w:val="center"/>
+            </w:pPr>
           </w:p>
         </w:tc>
         <w:tc>
@@ -24632,22 +24427,16 @@
         <w:tc>
           <w:tcPr>
             <w:tcW w:w="1920" w:type="dxa"/>
-          </w:tcPr>
-          <w:p>
-            <w:pPr>
-              <w:spacing w:after="0" w:line="240" w:lineRule="auto"/>
-              <w:jc w:val="center"/>
-              <w:rPr>
-                <w:rFonts w:ascii="Nikosh" w:eastAsia="Nikosh" w:hAnsi="Nikosh" w:cs="Nikosh"/>
-                <w:sz w:val="28"/>
-                <w:szCs w:val="28"/>
-              </w:rPr>
-            </w:pPr>
-            <w:r>
-              <w:rPr>
-                <w:rFonts w:ascii="Nikosh" w:eastAsia="Nikosh" w:hAnsi="Nikosh" w:cs="Nikosh"/>
-                <w:sz w:val="28"/>
-                <w:szCs w:val="28"/>
+            <w:vAlign w:val="center"/>
+          </w:tcPr>
+          <w:p>
+            <w:pPr>
+              <w:jc w:val="center"/>
+            </w:pPr>
+            <w:r>
+              <w:rPr>
+                <w:rFonts w:ascii="Nikosh" w:eastAsia="Nikosh" w:hAnsi="Nikosh" w:cs="Nikosh"/>
+                <w:sz w:val="28"/>
               </w:rPr>
               <w:t>০১</w:t>
             </w:r>
@@ -24655,7 +24444,6 @@
               <w:rPr>
                 <w:rFonts w:ascii="Nikosh" w:eastAsia="Nikosh" w:hAnsi="Nikosh" w:cs="Nikosh"/>
                 <w:sz w:val="28"/>
-                <w:szCs w:val="28"/>
               </w:rPr>
               <w:t>/</w:t>
             </w:r>
@@ -24663,7 +24451,6 @@
               <w:rPr>
                 <w:rFonts w:ascii="Nikosh" w:eastAsia="Nikosh" w:hAnsi="Nikosh" w:cs="Nikosh"/>
                 <w:sz w:val="28"/>
-                <w:szCs w:val="28"/>
               </w:rPr>
               <w:t>০৫</w:t>
             </w:r>
@@ -24671,7 +24458,6 @@
               <w:rPr>
                 <w:rFonts w:ascii="Nikosh" w:eastAsia="Nikosh" w:hAnsi="Nikosh" w:cs="Nikosh"/>
                 <w:sz w:val="28"/>
-                <w:szCs w:val="28"/>
               </w:rPr>
               <w:t>/</w:t>
             </w:r>
@@ -24679,7 +24465,6 @@
               <w:rPr>
                 <w:rFonts w:ascii="Nikosh" w:eastAsia="Nikosh" w:hAnsi="Nikosh" w:cs="Nikosh"/>
                 <w:sz w:val="28"/>
-                <w:szCs w:val="28"/>
               </w:rPr>
               <w:t>২০২৫</w:t>
             </w:r>
@@ -24921,16 +24706,11 @@
         <w:tc>
           <w:tcPr>
             <w:tcW w:w="1920" w:type="dxa"/>
-          </w:tcPr>
-          <w:p>
-            <w:pPr>
-              <w:spacing w:after="0" w:line="240" w:lineRule="auto"/>
-              <w:jc w:val="center"/>
-              <w:rPr>
-                <w:rFonts w:ascii="Nikosh" w:eastAsia="Nikosh" w:hAnsi="Nikosh" w:cs="Nikosh"/>
-                <w:sz w:val="28"/>
-                <w:szCs w:val="28"/>
-              </w:rPr>
+            <w:vAlign w:val="center"/>
+          </w:tcPr>
+          <w:p>
+            <w:pPr>
+              <w:jc w:val="center"/>
             </w:pPr>
           </w:p>
         </w:tc>
@@ -25093,16 +24873,11 @@
         <w:tc>
           <w:tcPr>
             <w:tcW w:w="1920" w:type="dxa"/>
-          </w:tcPr>
-          <w:p>
-            <w:pPr>
-              <w:spacing w:after="0" w:line="240" w:lineRule="auto"/>
-              <w:jc w:val="center"/>
-              <w:rPr>
-                <w:rFonts w:ascii="Nikosh" w:eastAsia="Nikosh" w:hAnsi="Nikosh" w:cs="Nikosh"/>
-                <w:sz w:val="28"/>
-                <w:szCs w:val="28"/>
-              </w:rPr>
+            <w:vAlign w:val="center"/>
+          </w:tcPr>
+          <w:p>
+            <w:pPr>
+              <w:jc w:val="center"/>
             </w:pPr>
           </w:p>
         </w:tc>
@@ -25266,16 +25041,11 @@
         <w:tc>
           <w:tcPr>
             <w:tcW w:w="1920" w:type="dxa"/>
-          </w:tcPr>
-          <w:p>
-            <w:pPr>
-              <w:spacing w:after="0" w:line="240" w:lineRule="auto"/>
-              <w:jc w:val="center"/>
-              <w:rPr>
-                <w:rFonts w:ascii="Nikosh" w:eastAsia="Nikosh" w:hAnsi="Nikosh" w:cs="Nikosh"/>
-                <w:sz w:val="28"/>
-                <w:szCs w:val="28"/>
-              </w:rPr>
+            <w:vAlign w:val="center"/>
+          </w:tcPr>
+          <w:p>
+            <w:pPr>
+              <w:jc w:val="center"/>
             </w:pPr>
           </w:p>
         </w:tc>
@@ -25439,22 +25209,16 @@
         <w:tc>
           <w:tcPr>
             <w:tcW w:w="1920" w:type="dxa"/>
-          </w:tcPr>
-          <w:p>
-            <w:pPr>
-              <w:spacing w:after="0" w:line="240" w:lineRule="auto"/>
-              <w:jc w:val="center"/>
-              <w:rPr>
-                <w:rFonts w:ascii="Nikosh" w:eastAsia="Nikosh" w:hAnsi="Nikosh" w:cs="Nikosh"/>
-                <w:sz w:val="28"/>
-                <w:szCs w:val="28"/>
-              </w:rPr>
-            </w:pPr>
-            <w:r>
-              <w:rPr>
-                <w:rFonts w:ascii="Nikosh" w:eastAsia="Nikosh" w:hAnsi="Nikosh" w:cs="Nikosh"/>
-                <w:sz w:val="28"/>
-                <w:szCs w:val="28"/>
+            <w:vAlign w:val="center"/>
+          </w:tcPr>
+          <w:p>
+            <w:pPr>
+              <w:jc w:val="center"/>
+            </w:pPr>
+            <w:r>
+              <w:rPr>
+                <w:rFonts w:ascii="Nikosh" w:eastAsia="Nikosh" w:hAnsi="Nikosh" w:cs="Nikosh"/>
+                <w:sz w:val="28"/>
               </w:rPr>
               <w:t>১৭</w:t>
             </w:r>
@@ -25462,7 +25226,6 @@
               <w:rPr>
                 <w:rFonts w:ascii="Nikosh" w:eastAsia="Nikosh" w:hAnsi="Nikosh" w:cs="Nikosh"/>
                 <w:sz w:val="28"/>
-                <w:szCs w:val="28"/>
               </w:rPr>
               <w:t>/</w:t>
             </w:r>
@@ -25470,7 +25233,6 @@
               <w:rPr>
                 <w:rFonts w:ascii="Nikosh" w:eastAsia="Nikosh" w:hAnsi="Nikosh" w:cs="Nikosh"/>
                 <w:sz w:val="28"/>
-                <w:szCs w:val="28"/>
               </w:rPr>
               <w:t>০৫</w:t>
             </w:r>
@@ -25478,7 +25240,6 @@
               <w:rPr>
                 <w:rFonts w:ascii="Nikosh" w:eastAsia="Nikosh" w:hAnsi="Nikosh" w:cs="Nikosh"/>
                 <w:sz w:val="28"/>
-                <w:szCs w:val="28"/>
               </w:rPr>
               <w:t>/</w:t>
             </w:r>
@@ -25486,7 +25247,6 @@
               <w:rPr>
                 <w:rFonts w:ascii="Nikosh" w:eastAsia="Nikosh" w:hAnsi="Nikosh" w:cs="Nikosh"/>
                 <w:sz w:val="28"/>
-                <w:szCs w:val="28"/>
               </w:rPr>
               <w:t>২০২৬</w:t>
             </w:r>
@@ -25808,17 +25568,16 @@
         <w:tc>
           <w:tcPr>
             <w:tcW w:w="1920" w:type="dxa"/>
-          </w:tcPr>
-          <w:p>
-            <w:pPr>
-              <w:spacing w:after="0" w:line="240" w:lineRule="auto"/>
-              <w:jc w:val="center"/>
-            </w:pPr>
-            <w:r>
-              <w:rPr>
-                <w:rFonts w:ascii="Nikosh" w:eastAsia="Nikosh" w:hAnsi="Nikosh" w:cs="Nikosh"/>
-                <w:sz w:val="28"/>
-                <w:szCs w:val="28"/>
+            <w:vAlign w:val="center"/>
+          </w:tcPr>
+          <w:p>
+            <w:pPr>
+              <w:jc w:val="center"/>
+            </w:pPr>
+            <w:r>
+              <w:rPr>
+                <w:rFonts w:ascii="Nikosh" w:eastAsia="Nikosh" w:hAnsi="Nikosh" w:cs="Nikosh"/>
+                <w:sz w:val="28"/>
               </w:rPr>
               <w:t>১৯</w:t>
             </w:r>
@@ -25826,7 +25585,6 @@
               <w:rPr>
                 <w:rFonts w:ascii="Nikosh" w:eastAsia="Nikosh" w:hAnsi="Nikosh" w:cs="Nikosh"/>
                 <w:sz w:val="28"/>
-                <w:szCs w:val="28"/>
               </w:rPr>
               <w:t>/</w:t>
             </w:r>
@@ -25834,7 +25592,6 @@
               <w:rPr>
                 <w:rFonts w:ascii="Nikosh" w:eastAsia="Nikosh" w:hAnsi="Nikosh" w:cs="Nikosh"/>
                 <w:sz w:val="28"/>
-                <w:szCs w:val="28"/>
               </w:rPr>
               <w:t>০৯</w:t>
             </w:r>
@@ -25842,7 +25599,6 @@
               <w:rPr>
                 <w:rFonts w:ascii="Nikosh" w:eastAsia="Nikosh" w:hAnsi="Nikosh" w:cs="Nikosh"/>
                 <w:sz w:val="28"/>
-                <w:szCs w:val="28"/>
               </w:rPr>
               <w:t>/</w:t>
             </w:r>
@@ -25850,7 +25606,6 @@
               <w:rPr>
                 <w:rFonts w:ascii="Nikosh" w:eastAsia="Nikosh" w:hAnsi="Nikosh" w:cs="Nikosh"/>
                 <w:sz w:val="28"/>
-                <w:szCs w:val="28"/>
               </w:rPr>
               <w:t>২০২১</w:t>
             </w:r>
@@ -26040,22 +25795,16 @@
         <w:tc>
           <w:tcPr>
             <w:tcW w:w="1920" w:type="dxa"/>
-          </w:tcPr>
-          <w:p>
-            <w:pPr>
-              <w:spacing w:after="0" w:line="240" w:lineRule="auto"/>
-              <w:jc w:val="center"/>
-              <w:rPr>
-                <w:rFonts w:ascii="Nikosh" w:eastAsia="Nikosh" w:hAnsi="Nikosh" w:cs="Nikosh"/>
-                <w:sz w:val="28"/>
-                <w:szCs w:val="28"/>
-              </w:rPr>
-            </w:pPr>
-            <w:r>
-              <w:rPr>
-                <w:rFonts w:ascii="Nikosh" w:eastAsia="Nikosh" w:hAnsi="Nikosh" w:cs="Nikosh"/>
-                <w:sz w:val="28"/>
-                <w:szCs w:val="28"/>
+            <w:vAlign w:val="center"/>
+          </w:tcPr>
+          <w:p>
+            <w:pPr>
+              <w:jc w:val="center"/>
+            </w:pPr>
+            <w:r>
+              <w:rPr>
+                <w:rFonts w:ascii="Nikosh" w:eastAsia="Nikosh" w:hAnsi="Nikosh" w:cs="Nikosh"/>
+                <w:sz w:val="28"/>
               </w:rPr>
               <w:t>২৫</w:t>
             </w:r>
@@ -26063,7 +25812,6 @@
               <w:rPr>
                 <w:rFonts w:ascii="Nikosh" w:eastAsia="Nikosh" w:hAnsi="Nikosh" w:cs="Nikosh"/>
                 <w:sz w:val="28"/>
-                <w:szCs w:val="28"/>
               </w:rPr>
               <w:t>/</w:t>
             </w:r>
@@ -26071,7 +25819,6 @@
               <w:rPr>
                 <w:rFonts w:ascii="Nikosh" w:eastAsia="Nikosh" w:hAnsi="Nikosh" w:cs="Nikosh"/>
                 <w:sz w:val="28"/>
-                <w:szCs w:val="28"/>
               </w:rPr>
               <w:t>০৬</w:t>
             </w:r>
@@ -26079,7 +25826,6 @@
               <w:rPr>
                 <w:rFonts w:ascii="Nikosh" w:eastAsia="Nikosh" w:hAnsi="Nikosh" w:cs="Nikosh"/>
                 <w:sz w:val="28"/>
-                <w:szCs w:val="28"/>
               </w:rPr>
               <w:t>/</w:t>
             </w:r>
@@ -26087,7 +25833,6 @@
               <w:rPr>
                 <w:rFonts w:ascii="Nikosh" w:eastAsia="Nikosh" w:hAnsi="Nikosh" w:cs="Nikosh"/>
                 <w:sz w:val="28"/>
-                <w:szCs w:val="28"/>
               </w:rPr>
               <w:t>২০২২</w:t>
             </w:r>
@@ -26277,22 +26022,16 @@
         <w:tc>
           <w:tcPr>
             <w:tcW w:w="1920" w:type="dxa"/>
-          </w:tcPr>
-          <w:p>
-            <w:pPr>
-              <w:spacing w:after="0" w:line="240" w:lineRule="auto"/>
-              <w:jc w:val="center"/>
-              <w:rPr>
-                <w:rFonts w:ascii="Nikosh" w:eastAsia="Nikosh" w:hAnsi="Nikosh" w:cs="Nikosh"/>
-                <w:sz w:val="28"/>
-                <w:szCs w:val="28"/>
-              </w:rPr>
-            </w:pPr>
-            <w:r>
-              <w:rPr>
-                <w:rFonts w:ascii="Nikosh" w:eastAsia="Nikosh" w:hAnsi="Nikosh" w:cs="Nikosh"/>
-                <w:sz w:val="28"/>
-                <w:szCs w:val="28"/>
+            <w:vAlign w:val="center"/>
+          </w:tcPr>
+          <w:p>
+            <w:pPr>
+              <w:jc w:val="center"/>
+            </w:pPr>
+            <w:r>
+              <w:rPr>
+                <w:rFonts w:ascii="Nikosh" w:eastAsia="Nikosh" w:hAnsi="Nikosh" w:cs="Nikosh"/>
+                <w:sz w:val="28"/>
               </w:rPr>
               <w:t>০১</w:t>
             </w:r>
@@ -26300,7 +26039,6 @@
               <w:rPr>
                 <w:rFonts w:ascii="Nikosh" w:eastAsia="Nikosh" w:hAnsi="Nikosh" w:cs="Nikosh"/>
                 <w:sz w:val="28"/>
-                <w:szCs w:val="28"/>
               </w:rPr>
               <w:t>/</w:t>
             </w:r>
@@ -26308,7 +26046,6 @@
               <w:rPr>
                 <w:rFonts w:ascii="Nikosh" w:eastAsia="Nikosh" w:hAnsi="Nikosh" w:cs="Nikosh"/>
                 <w:sz w:val="28"/>
-                <w:szCs w:val="28"/>
               </w:rPr>
               <w:t>০৫</w:t>
             </w:r>
@@ -26316,7 +26053,6 @@
               <w:rPr>
                 <w:rFonts w:ascii="Nikosh" w:eastAsia="Nikosh" w:hAnsi="Nikosh" w:cs="Nikosh"/>
                 <w:sz w:val="28"/>
-                <w:szCs w:val="28"/>
               </w:rPr>
               <w:t>/</w:t>
             </w:r>
@@ -26324,7 +26060,6 @@
               <w:rPr>
                 <w:rFonts w:ascii="Nikosh" w:eastAsia="Nikosh" w:hAnsi="Nikosh" w:cs="Nikosh"/>
                 <w:sz w:val="28"/>
-                <w:szCs w:val="28"/>
               </w:rPr>
               <w:t>২০২৫</w:t>
             </w:r>
@@ -26522,55 +26257,12 @@
         <w:tc>
           <w:tcPr>
             <w:tcW w:w="1920" w:type="dxa"/>
-          </w:tcPr>
-          <w:p>
-            <w:pPr>
-              <w:spacing w:after="0" w:line="240" w:lineRule="auto"/>
-              <w:jc w:val="center"/>
-              <w:rPr>
-                <w:rFonts w:ascii="Nikosh" w:eastAsia="Nikosh" w:hAnsi="Nikosh" w:cs="Nikosh"/>
-                <w:sz w:val="28"/>
-                <w:szCs w:val="28"/>
-              </w:rPr>
-            </w:pPr>
-            <w:sdt>
-              <w:sdtPr>
-                <w:rPr>
-                  <w:rFonts w:ascii="Nikosh" w:eastAsia="Nikosh" w:hAnsi="Nikosh" w:cs="Nikosh"/>
-                  <w:sz w:val="28"/>
-                  <w:szCs w:val="28"/>
-                </w:rPr>
-                <w:tag w:val="goog_rdk_33"/>
-                <w:id w:val="-1106215628"/>
-              </w:sdtPr>
-              <w:sdtEndPr/>
-              <w:sdtContent>
-                <w:r>
-                  <w:rPr>
-                    <w:rFonts w:ascii="Nikosh" w:eastAsia="Nikosh" w:hAnsi="Nikosh" w:cs="Nikosh"/>
-                    <w:sz w:val="28"/>
-                    <w:szCs w:val="28"/>
-                  </w:rPr>
-                  <w:t>৩১/০১</w:t>
-                </w:r>
-                <w:r>
-                  <w:rPr>
-                    <w:rFonts w:ascii="Nikosh" w:eastAsia="Nikosh" w:hAnsi="Nikosh" w:cs="Nikosh"/>
-                    <w:sz w:val="28"/>
-                    <w:szCs w:val="28"/>
-                  </w:rPr>
-                  <w:t>/১৯</w:t>
-                </w:r>
-              </w:sdtContent>
-            </w:sdt>
-            <w:r>
-              <w:rPr>
-                <w:rFonts w:ascii="Nikosh" w:eastAsia="Nikosh" w:hAnsi="Nikosh" w:cs="Nikosh"/>
-                <w:sz w:val="28"/>
-                <w:szCs w:val="28"/>
-              </w:rPr>
-              <w:t xml:space="preserve"> </w:t>
-            </w:r>
+            <w:vAlign w:val="center"/>
+          </w:tcPr>
+          <w:p>
+            <w:pPr>
+              <w:jc w:val="center"/>
+            </w:pPr>
           </w:p>
         </w:tc>
         <w:tc>
@@ -26806,16 +26498,11 @@
         <w:tc>
           <w:tcPr>
             <w:tcW w:w="1920" w:type="dxa"/>
-          </w:tcPr>
-          <w:p>
-            <w:pPr>
-              <w:spacing w:after="0" w:line="240" w:lineRule="auto"/>
-              <w:jc w:val="center"/>
-              <w:rPr>
-                <w:rFonts w:ascii="Nikosh" w:eastAsia="Nikosh" w:hAnsi="Nikosh" w:cs="Nikosh"/>
-                <w:sz w:val="28"/>
-                <w:szCs w:val="28"/>
-              </w:rPr>
+            <w:vAlign w:val="center"/>
+          </w:tcPr>
+          <w:p>
+            <w:pPr>
+              <w:jc w:val="center"/>
             </w:pPr>
           </w:p>
         </w:tc>
@@ -27032,22 +26719,16 @@
         <w:tc>
           <w:tcPr>
             <w:tcW w:w="1920" w:type="dxa"/>
-          </w:tcPr>
-          <w:p>
-            <w:pPr>
-              <w:spacing w:after="0" w:line="240" w:lineRule="auto"/>
-              <w:jc w:val="center"/>
-              <w:rPr>
-                <w:rFonts w:ascii="Nikosh" w:eastAsia="Nikosh" w:hAnsi="Nikosh" w:cs="Nikosh"/>
-                <w:sz w:val="28"/>
-                <w:szCs w:val="28"/>
-              </w:rPr>
-            </w:pPr>
-            <w:r>
-              <w:rPr>
-                <w:rFonts w:ascii="Nikosh" w:eastAsia="Nikosh" w:hAnsi="Nikosh" w:cs="Nikosh"/>
-                <w:sz w:val="28"/>
-                <w:szCs w:val="28"/>
+            <w:vAlign w:val="center"/>
+          </w:tcPr>
+          <w:p>
+            <w:pPr>
+              <w:jc w:val="center"/>
+            </w:pPr>
+            <w:r>
+              <w:rPr>
+                <w:rFonts w:ascii="Nikosh" w:eastAsia="Nikosh" w:hAnsi="Nikosh" w:cs="Nikosh"/>
+                <w:sz w:val="28"/>
               </w:rPr>
               <w:t>০১</w:t>
             </w:r>
@@ -27055,7 +26736,6 @@
               <w:rPr>
                 <w:rFonts w:ascii="Nikosh" w:eastAsia="Nikosh" w:hAnsi="Nikosh" w:cs="Nikosh"/>
                 <w:sz w:val="28"/>
-                <w:szCs w:val="28"/>
               </w:rPr>
               <w:t>/</w:t>
             </w:r>
@@ -27063,7 +26743,6 @@
               <w:rPr>
                 <w:rFonts w:ascii="Nikosh" w:eastAsia="Nikosh" w:hAnsi="Nikosh" w:cs="Nikosh"/>
                 <w:sz w:val="28"/>
-                <w:szCs w:val="28"/>
               </w:rPr>
               <w:t>০৫</w:t>
             </w:r>
@@ -27071,7 +26750,6 @@
               <w:rPr>
                 <w:rFonts w:ascii="Nikosh" w:eastAsia="Nikosh" w:hAnsi="Nikosh" w:cs="Nikosh"/>
                 <w:sz w:val="28"/>
-                <w:szCs w:val="28"/>
               </w:rPr>
               <w:t>/</w:t>
             </w:r>
@@ -27079,7 +26757,6 @@
               <w:rPr>
                 <w:rFonts w:ascii="Nikosh" w:eastAsia="Nikosh" w:hAnsi="Nikosh" w:cs="Nikosh"/>
                 <w:sz w:val="28"/>
-                <w:szCs w:val="28"/>
               </w:rPr>
               <w:t>২০২৫</w:t>
             </w:r>
@@ -27318,16 +26995,11 @@
         <w:tc>
           <w:tcPr>
             <w:tcW w:w="1920" w:type="dxa"/>
-          </w:tcPr>
-          <w:p>
-            <w:pPr>
-              <w:spacing w:after="0" w:line="240" w:lineRule="auto"/>
-              <w:jc w:val="center"/>
-              <w:rPr>
-                <w:rFonts w:ascii="Nikosh" w:eastAsia="Nikosh" w:hAnsi="Nikosh" w:cs="Nikosh"/>
-                <w:sz w:val="28"/>
-                <w:szCs w:val="28"/>
-              </w:rPr>
+            <w:vAlign w:val="center"/>
+          </w:tcPr>
+          <w:p>
+            <w:pPr>
+              <w:jc w:val="center"/>
             </w:pPr>
           </w:p>
         </w:tc>
@@ -27563,16 +27235,11 @@
         <w:tc>
           <w:tcPr>
             <w:tcW w:w="1920" w:type="dxa"/>
-          </w:tcPr>
-          <w:p>
-            <w:pPr>
-              <w:spacing w:after="0" w:line="240" w:lineRule="auto"/>
-              <w:jc w:val="center"/>
-              <w:rPr>
-                <w:rFonts w:ascii="Nikosh" w:eastAsia="Nikosh" w:hAnsi="Nikosh" w:cs="Nikosh"/>
-                <w:sz w:val="28"/>
-                <w:szCs w:val="28"/>
-              </w:rPr>
+            <w:vAlign w:val="center"/>
+          </w:tcPr>
+          <w:p>
+            <w:pPr>
+              <w:jc w:val="center"/>
             </w:pPr>
           </w:p>
         </w:tc>
@@ -27745,22 +27412,16 @@
         <w:tc>
           <w:tcPr>
             <w:tcW w:w="1920" w:type="dxa"/>
-          </w:tcPr>
-          <w:p>
-            <w:pPr>
-              <w:spacing w:after="0" w:line="240" w:lineRule="auto"/>
-              <w:jc w:val="center"/>
-              <w:rPr>
-                <w:rFonts w:ascii="Nikosh" w:eastAsia="Nikosh" w:hAnsi="Nikosh" w:cs="Nikosh"/>
-                <w:sz w:val="28"/>
-                <w:szCs w:val="28"/>
-              </w:rPr>
-            </w:pPr>
-            <w:r>
-              <w:rPr>
-                <w:rFonts w:ascii="Nikosh" w:eastAsia="Nikosh" w:hAnsi="Nikosh" w:cs="Nikosh"/>
-                <w:sz w:val="28"/>
-                <w:szCs w:val="28"/>
+            <w:vAlign w:val="center"/>
+          </w:tcPr>
+          <w:p>
+            <w:pPr>
+              <w:jc w:val="center"/>
+            </w:pPr>
+            <w:r>
+              <w:rPr>
+                <w:rFonts w:ascii="Nikosh" w:eastAsia="Nikosh" w:hAnsi="Nikosh" w:cs="Nikosh"/>
+                <w:sz w:val="28"/>
               </w:rPr>
               <w:t>১৫</w:t>
             </w:r>
@@ -27768,7 +27429,6 @@
               <w:rPr>
                 <w:rFonts w:ascii="Nikosh" w:eastAsia="Nikosh" w:hAnsi="Nikosh" w:cs="Nikosh"/>
                 <w:sz w:val="28"/>
-                <w:szCs w:val="28"/>
               </w:rPr>
               <w:t>/</w:t>
             </w:r>
@@ -27776,7 +27436,6 @@
               <w:rPr>
                 <w:rFonts w:ascii="Nikosh" w:eastAsia="Nikosh" w:hAnsi="Nikosh" w:cs="Nikosh"/>
                 <w:sz w:val="28"/>
-                <w:szCs w:val="28"/>
               </w:rPr>
               <w:t>০৪</w:t>
             </w:r>
@@ -27784,7 +27443,6 @@
               <w:rPr>
                 <w:rFonts w:ascii="Nikosh" w:eastAsia="Nikosh" w:hAnsi="Nikosh" w:cs="Nikosh"/>
                 <w:sz w:val="28"/>
-                <w:szCs w:val="28"/>
               </w:rPr>
               <w:t>/</w:t>
             </w:r>
@@ -27792,7 +27450,6 @@
               <w:rPr>
                 <w:rFonts w:ascii="Nikosh" w:eastAsia="Nikosh" w:hAnsi="Nikosh" w:cs="Nikosh"/>
                 <w:sz w:val="28"/>
-                <w:szCs w:val="28"/>
               </w:rPr>
               <w:t>২০২৫</w:t>
             </w:r>
@@ -27970,17 +27627,47 @@
         <w:tc>
           <w:tcPr>
             <w:tcW w:w="1920" w:type="dxa"/>
-          </w:tcPr>
-          <w:p>
-            <w:pPr>
-              <w:spacing w:after="0" w:line="240" w:lineRule="auto"/>
-              <w:jc w:val="center"/>
-              <w:rPr>
-                <w:rFonts w:ascii="Nikosh" w:eastAsia="Nikosh" w:hAnsi="Nikosh" w:cs="Nikosh"/>
-                <w:sz w:val="28"/>
-                <w:szCs w:val="28"/>
-              </w:rPr>
-            </w:pPr>
+            <w:vAlign w:val="center"/>
+          </w:tcPr>
+          <w:p>
+            <w:pPr>
+              <w:jc w:val="center"/>
+            </w:pPr>
+            <w:r>
+              <w:rPr>
+                <w:rFonts w:ascii="Nikosh" w:eastAsia="Nikosh" w:hAnsi="Nikosh" w:cs="Nikosh"/>
+                <w:sz w:val="28"/>
+              </w:rPr>
+              <w:t>০৩</w:t>
+            </w:r>
+            <w:r>
+              <w:rPr>
+                <w:rFonts w:ascii="Nikosh" w:eastAsia="Nikosh" w:hAnsi="Nikosh" w:cs="Nikosh"/>
+                <w:sz w:val="28"/>
+              </w:rPr>
+              <w:t>/</w:t>
+            </w:r>
+            <w:r>
+              <w:rPr>
+                <w:rFonts w:ascii="Nikosh" w:eastAsia="Nikosh" w:hAnsi="Nikosh" w:cs="Nikosh"/>
+                <w:sz w:val="28"/>
+              </w:rPr>
+              <w:t>০৩</w:t>
+            </w:r>
+            <w:r>
+              <w:rPr>
+                <w:rFonts w:ascii="Nikosh" w:eastAsia="Nikosh" w:hAnsi="Nikosh" w:cs="Nikosh"/>
+                <w:sz w:val="28"/>
+              </w:rPr>
+              <w:t>/</w:t>
+            </w:r>
+            <w:r>
+              <w:rPr>
+                <w:rFonts w:ascii="Nikosh" w:eastAsia="Nikosh" w:hAnsi="Nikosh" w:cs="Nikosh"/>
+                <w:sz w:val="28"/>
+              </w:rPr>
+              <w:t>২০২৫</w:t>
+            </w:r>
           </w:p>
         </w:tc>
         <w:tc>
@@ -28138,16 +27825,11 @@
         <w:tc>
           <w:tcPr>
             <w:tcW w:w="1920" w:type="dxa"/>
-          </w:tcPr>
-          <w:p>
-            <w:pPr>
-              <w:spacing w:after="0" w:line="240" w:lineRule="auto"/>
-              <w:jc w:val="center"/>
-              <w:rPr>
-                <w:rFonts w:ascii="Nikosh" w:eastAsia="Nikosh" w:hAnsi="Nikosh" w:cs="Nikosh"/>
-                <w:sz w:val="28"/>
-                <w:szCs w:val="28"/>
-              </w:rPr>
+            <w:vAlign w:val="center"/>
+          </w:tcPr>
+          <w:p>
+            <w:pPr>
+              <w:jc w:val="center"/>
             </w:pPr>
           </w:p>
         </w:tc>
@@ -28226,7 +27908,23 @@
                 <w:sz w:val="28"/>
                 <w:szCs w:val="28"/>
               </w:rPr>
-              <w:t xml:space="preserve">.১৯.৩ </w:t>
+              <w:t>.১৯</w:t>
+            </w:r>
+            <w:r>
+              <w:rPr>
+                <w:rFonts w:ascii="Nikosh" w:eastAsia="Nikosh" w:hAnsi="Nikosh" w:cs="Nikosh"/>
+                <w:sz w:val="28"/>
+                <w:szCs w:val="28"/>
+              </w:rPr>
+              <w:t>.৪</w:t>
+            </w:r>
+            <w:r>
+              <w:rPr>
+                <w:rFonts w:ascii="Nikosh" w:eastAsia="Nikosh" w:hAnsi="Nikosh" w:cs="Nikosh"/>
+                <w:sz w:val="28"/>
+                <w:szCs w:val="28"/>
+              </w:rPr>
+              <w:t xml:space="preserve"> </w:t>
             </w:r>
             <w:proofErr w:type="spellStart"/>
             <w:r>
@@ -28287,17 +27985,47 @@
         <w:tc>
           <w:tcPr>
             <w:tcW w:w="1920" w:type="dxa"/>
-          </w:tcPr>
-          <w:p>
-            <w:pPr>
-              <w:spacing w:after="0" w:line="240" w:lineRule="auto"/>
-              <w:jc w:val="center"/>
-              <w:rPr>
-                <w:rFonts w:ascii="Nikosh" w:eastAsia="Nikosh" w:hAnsi="Nikosh" w:cs="Nikosh"/>
-                <w:sz w:val="28"/>
-                <w:szCs w:val="28"/>
-              </w:rPr>
-            </w:pPr>
+            <w:vAlign w:val="center"/>
+          </w:tcPr>
+          <w:p>
+            <w:pPr>
+              <w:jc w:val="center"/>
+            </w:pPr>
+            <w:r>
+              <w:rPr>
+                <w:rFonts w:ascii="Nikosh" w:eastAsia="Nikosh" w:hAnsi="Nikosh" w:cs="Nikosh"/>
+                <w:sz w:val="28"/>
+              </w:rPr>
+              <w:t>১৩</w:t>
+            </w:r>
+            <w:r>
+              <w:rPr>
+                <w:rFonts w:ascii="Nikosh" w:eastAsia="Nikosh" w:hAnsi="Nikosh" w:cs="Nikosh"/>
+                <w:sz w:val="28"/>
+              </w:rPr>
+              <w:t>/</w:t>
+            </w:r>
+            <w:r>
+              <w:rPr>
+                <w:rFonts w:ascii="Nikosh" w:eastAsia="Nikosh" w:hAnsi="Nikosh" w:cs="Nikosh"/>
+                <w:sz w:val="28"/>
+              </w:rPr>
+              <w:t>১০</w:t>
+            </w:r>
+            <w:r>
+              <w:rPr>
+                <w:rFonts w:ascii="Nikosh" w:eastAsia="Nikosh" w:hAnsi="Nikosh" w:cs="Nikosh"/>
+                <w:sz w:val="28"/>
+              </w:rPr>
+              <w:t>/</w:t>
+            </w:r>
+            <w:r>
+              <w:rPr>
+                <w:rFonts w:ascii="Nikosh" w:eastAsia="Nikosh" w:hAnsi="Nikosh" w:cs="Nikosh"/>
+                <w:sz w:val="28"/>
+              </w:rPr>
+              <w:t>২০২৩</w:t>
+            </w:r>
           </w:p>
         </w:tc>
         <w:tc>
@@ -28696,22 +28424,16 @@
         <w:tc>
           <w:tcPr>
             <w:tcW w:w="1920" w:type="dxa"/>
-          </w:tcPr>
-          <w:p>
-            <w:pPr>
-              <w:spacing w:after="0" w:line="240" w:lineRule="auto"/>
-              <w:jc w:val="center"/>
-              <w:rPr>
-                <w:rFonts w:ascii="Nikosh" w:eastAsia="Nikosh" w:hAnsi="Nikosh" w:cs="Nikosh"/>
-                <w:sz w:val="28"/>
-                <w:szCs w:val="28"/>
-              </w:rPr>
-            </w:pPr>
-            <w:r>
-              <w:rPr>
-                <w:rFonts w:ascii="Nikosh" w:eastAsia="Nikosh" w:hAnsi="Nikosh" w:cs="Nikosh"/>
-                <w:sz w:val="28"/>
-                <w:szCs w:val="28"/>
+            <w:vAlign w:val="center"/>
+          </w:tcPr>
+          <w:p>
+            <w:pPr>
+              <w:jc w:val="center"/>
+            </w:pPr>
+            <w:r>
+              <w:rPr>
+                <w:rFonts w:ascii="Nikosh" w:eastAsia="Nikosh" w:hAnsi="Nikosh" w:cs="Nikosh"/>
+                <w:sz w:val="28"/>
               </w:rPr>
               <w:t>১৬</w:t>
             </w:r>
@@ -28719,7 +28441,6 @@
               <w:rPr>
                 <w:rFonts w:ascii="Nikosh" w:eastAsia="Nikosh" w:hAnsi="Nikosh" w:cs="Nikosh"/>
                 <w:sz w:val="28"/>
-                <w:szCs w:val="28"/>
               </w:rPr>
               <w:t>/</w:t>
             </w:r>
@@ -28727,7 +28448,6 @@
               <w:rPr>
                 <w:rFonts w:ascii="Nikosh" w:eastAsia="Nikosh" w:hAnsi="Nikosh" w:cs="Nikosh"/>
                 <w:sz w:val="28"/>
-                <w:szCs w:val="28"/>
               </w:rPr>
               <w:t>০৭</w:t>
             </w:r>
@@ -28735,7 +28455,6 @@
               <w:rPr>
                 <w:rFonts w:ascii="Nikosh" w:eastAsia="Nikosh" w:hAnsi="Nikosh" w:cs="Nikosh"/>
                 <w:sz w:val="28"/>
-                <w:szCs w:val="28"/>
               </w:rPr>
               <w:t>/</w:t>
             </w:r>
@@ -28743,7 +28462,6 @@
               <w:rPr>
                 <w:rFonts w:ascii="Nikosh" w:eastAsia="Nikosh" w:hAnsi="Nikosh" w:cs="Nikosh"/>
                 <w:sz w:val="28"/>
-                <w:szCs w:val="28"/>
               </w:rPr>
               <w:t>২০২৫</w:t>
             </w:r>
@@ -28933,22 +28651,16 @@
         <w:tc>
           <w:tcPr>
             <w:tcW w:w="1920" w:type="dxa"/>
-          </w:tcPr>
-          <w:p>
-            <w:pPr>
-              <w:spacing w:after="0" w:line="240" w:lineRule="auto"/>
-              <w:jc w:val="center"/>
-              <w:rPr>
-                <w:rFonts w:ascii="Nikosh" w:eastAsia="Nikosh" w:hAnsi="Nikosh" w:cs="Nikosh"/>
-                <w:sz w:val="28"/>
-                <w:szCs w:val="28"/>
-              </w:rPr>
-            </w:pPr>
-            <w:r>
-              <w:rPr>
-                <w:rFonts w:ascii="Nikosh" w:eastAsia="Nikosh" w:hAnsi="Nikosh" w:cs="Nikosh"/>
-                <w:sz w:val="28"/>
-                <w:szCs w:val="28"/>
+            <w:vAlign w:val="center"/>
+          </w:tcPr>
+          <w:p>
+            <w:pPr>
+              <w:jc w:val="center"/>
+            </w:pPr>
+            <w:r>
+              <w:rPr>
+                <w:rFonts w:ascii="Nikosh" w:eastAsia="Nikosh" w:hAnsi="Nikosh" w:cs="Nikosh"/>
+                <w:sz w:val="28"/>
               </w:rPr>
               <w:t>১৬</w:t>
             </w:r>
@@ -28956,7 +28668,6 @@
               <w:rPr>
                 <w:rFonts w:ascii="Nikosh" w:eastAsia="Nikosh" w:hAnsi="Nikosh" w:cs="Nikosh"/>
                 <w:sz w:val="28"/>
-                <w:szCs w:val="28"/>
               </w:rPr>
               <w:t>/</w:t>
             </w:r>
@@ -28964,7 +28675,6 @@
               <w:rPr>
                 <w:rFonts w:ascii="Nikosh" w:eastAsia="Nikosh" w:hAnsi="Nikosh" w:cs="Nikosh"/>
                 <w:sz w:val="28"/>
-                <w:szCs w:val="28"/>
               </w:rPr>
               <w:t>০৭</w:t>
             </w:r>
@@ -28972,7 +28682,6 @@
               <w:rPr>
                 <w:rFonts w:ascii="Nikosh" w:eastAsia="Nikosh" w:hAnsi="Nikosh" w:cs="Nikosh"/>
                 <w:sz w:val="28"/>
-                <w:szCs w:val="28"/>
               </w:rPr>
               <w:t>/</w:t>
             </w:r>
@@ -28980,7 +28689,6 @@
               <w:rPr>
                 <w:rFonts w:ascii="Nikosh" w:eastAsia="Nikosh" w:hAnsi="Nikosh" w:cs="Nikosh"/>
                 <w:sz w:val="28"/>
-                <w:szCs w:val="28"/>
               </w:rPr>
               <w:t>২০২৫</w:t>
             </w:r>
@@ -29134,17 +28842,47 @@
         <w:tc>
           <w:tcPr>
             <w:tcW w:w="1920" w:type="dxa"/>
-          </w:tcPr>
-          <w:p>
-            <w:pPr>
-              <w:spacing w:after="0" w:line="240" w:lineRule="auto"/>
-              <w:jc w:val="center"/>
-              <w:rPr>
-                <w:rFonts w:ascii="Nikosh" w:eastAsia="Nikosh" w:hAnsi="Nikosh" w:cs="Nikosh"/>
-                <w:sz w:val="28"/>
-                <w:szCs w:val="28"/>
-              </w:rPr>
-            </w:pPr>
+            <w:vAlign w:val="center"/>
+          </w:tcPr>
+          <w:p>
+            <w:pPr>
+              <w:jc w:val="center"/>
+            </w:pPr>
+            <w:r>
+              <w:rPr>
+                <w:rFonts w:ascii="Nikosh" w:eastAsia="Nikosh" w:hAnsi="Nikosh" w:cs="Nikosh"/>
+                <w:sz w:val="28"/>
+              </w:rPr>
+              <w:t>২৫</w:t>
+            </w:r>
+            <w:r>
+              <w:rPr>
+                <w:rFonts w:ascii="Nikosh" w:eastAsia="Nikosh" w:hAnsi="Nikosh" w:cs="Nikosh"/>
+                <w:sz w:val="28"/>
+              </w:rPr>
+              <w:t>/</w:t>
+            </w:r>
+            <w:r>
+              <w:rPr>
+                <w:rFonts w:ascii="Nikosh" w:eastAsia="Nikosh" w:hAnsi="Nikosh" w:cs="Nikosh"/>
+                <w:sz w:val="28"/>
+              </w:rPr>
+              <w:t>০৮</w:t>
+            </w:r>
+            <w:r>
+              <w:rPr>
+                <w:rFonts w:ascii="Nikosh" w:eastAsia="Nikosh" w:hAnsi="Nikosh" w:cs="Nikosh"/>
+                <w:sz w:val="28"/>
+              </w:rPr>
+              <w:t>/</w:t>
+            </w:r>
+            <w:r>
+              <w:rPr>
+                <w:rFonts w:ascii="Nikosh" w:eastAsia="Nikosh" w:hAnsi="Nikosh" w:cs="Nikosh"/>
+                <w:sz w:val="28"/>
+              </w:rPr>
+              <w:t>২০২৬</w:t>
+            </w:r>
           </w:p>
         </w:tc>
         <w:tc>
@@ -29333,696 +29071,23 @@
         <w:tc>
           <w:tcPr>
             <w:tcW w:w="1920" w:type="dxa"/>
-          </w:tcPr>
-          <w:p>
-            <w:pPr>
-              <w:spacing w:after="0" w:line="240" w:lineRule="auto"/>
-              <w:jc w:val="center"/>
-              <w:rPr>
-                <w:rFonts w:ascii="Nikosh" w:eastAsia="Nikosh" w:hAnsi="Nikosh" w:cs="Nikosh"/>
-                <w:sz w:val="28"/>
-                <w:szCs w:val="28"/>
-              </w:rPr>
-            </w:pPr>
-          </w:p>
-        </w:tc>
-        <w:tc>
-          <w:tcPr>
-            <w:tcW w:w="1155" w:type="dxa"/>
-          </w:tcPr>
-          <w:p>
-            <w:pPr>
-              <w:spacing w:after="0" w:line="240" w:lineRule="auto"/>
-              <w:jc w:val="center"/>
-              <w:rPr>
-                <w:rFonts w:ascii="Nikosh" w:eastAsia="Nikosh" w:hAnsi="Nikosh" w:cs="Nikosh"/>
-                <w:sz w:val="28"/>
-                <w:szCs w:val="28"/>
-              </w:rPr>
-            </w:pPr>
-          </w:p>
-        </w:tc>
-      </w:tr>
-      <w:tr>
-        <w:trPr>
-          <w:cantSplit/>
-          <w:trHeight w:val="300"/>
-        </w:trPr>
-        <w:tc>
-          <w:tcPr>
-            <w:tcW w:w="960" w:type="dxa"/>
-            <w:vMerge w:val="restart"/>
-            <w:vAlign w:val="center"/>
-          </w:tcPr>
-          <w:p>
-            <w:pPr>
-              <w:widowControl w:val="0"/>
-              <w:pBdr>
-                <w:top w:val="nil"/>
-                <w:left w:val="nil"/>
-                <w:bottom w:val="nil"/>
-                <w:right w:val="nil"/>
-                <w:between w:val="nil"/>
-              </w:pBdr>
-              <w:spacing w:after="0" w:line="240" w:lineRule="auto"/>
-              <w:rPr>
-                <w:rFonts w:ascii="Nikosh" w:eastAsia="Nikosh" w:hAnsi="Nikosh" w:cs="Nikosh"/>
-                <w:sz w:val="28"/>
-                <w:szCs w:val="28"/>
-              </w:rPr>
-            </w:pPr>
-          </w:p>
-        </w:tc>
-        <w:tc>
-          <w:tcPr>
-            <w:tcW w:w="2640" w:type="dxa"/>
-            <w:vMerge w:val="restart"/>
-            <w:vAlign w:val="center"/>
-          </w:tcPr>
-          <w:p>
-            <w:pPr>
-              <w:pStyle w:val="Heading1"/>
-              <w:keepLines w:val="0"/>
-              <w:pBdr>
-                <w:right w:val="none" w:sz="0" w:space="12" w:color="auto"/>
-              </w:pBdr>
-              <w:spacing w:before="0" w:after="0"/>
-              <w:jc w:val="center"/>
-              <w:rPr>
-                <w:rFonts w:ascii="Nikosh" w:eastAsia="Nikosh" w:hAnsi="Nikosh" w:cs="Nikosh"/>
-                <w:b w:val="0"/>
-                <w:bCs w:val="0"/>
-                <w:sz w:val="28"/>
-                <w:szCs w:val="28"/>
-              </w:rPr>
-            </w:pPr>
-            <w:sdt>
-              <w:sdtPr>
-                <w:tag w:val="goog_rdk_38"/>
-                <w:id w:val="236630299"/>
-              </w:sdtPr>
-              <w:sdtEndPr>
-                <w:rPr>
-                  <w:rFonts w:ascii="Nikosh" w:eastAsia="Nikosh" w:hAnsi="Nikosh" w:cs="Nikosh"/>
-                  <w:b w:val="0"/>
-                  <w:bCs w:val="0"/>
-                  <w:sz w:val="28"/>
-                  <w:szCs w:val="28"/>
-                </w:rPr>
-              </w:sdtEndPr>
-              <w:sdtContent>
-                <w:proofErr w:type="spellStart"/>
-                <w:r>
-                  <w:rPr>
-                    <w:rFonts w:ascii="Nikosh" w:eastAsia="Nikosh" w:hAnsi="Nikosh" w:cs="Nikosh"/>
-                    <w:b w:val="0"/>
-                    <w:bCs w:val="0"/>
-                    <w:sz w:val="28"/>
-                    <w:szCs w:val="28"/>
-                  </w:rPr>
-                  <w:t>নাগরিক</w:t>
-                </w:r>
-                <w:proofErr w:type="spellEnd"/>
-                <w:r>
-                  <w:rPr>
-                    <w:rFonts w:ascii="Nikosh" w:eastAsia="Nikosh" w:hAnsi="Nikosh" w:cs="Nikosh"/>
-                    <w:b w:val="0"/>
-                    <w:bCs w:val="0"/>
-                    <w:sz w:val="28"/>
-                    <w:szCs w:val="28"/>
-                  </w:rPr>
-                  <w:t xml:space="preserve"> ই-</w:t>
-                </w:r>
-                <w:proofErr w:type="spellStart"/>
-                <w:r>
-                  <w:rPr>
-                    <w:rFonts w:ascii="Nikosh" w:eastAsia="Nikosh" w:hAnsi="Nikosh" w:cs="Nikosh"/>
-                    <w:b w:val="0"/>
-                    <w:bCs w:val="0"/>
-                    <w:sz w:val="28"/>
-                    <w:szCs w:val="28"/>
-                  </w:rPr>
-                  <w:t>সেবাসমূহ</w:t>
-                </w:r>
-                <w:proofErr w:type="spellEnd"/>
-              </w:sdtContent>
-            </w:sdt>
-          </w:p>
-          <w:p>
-            <w:pPr>
-              <w:pStyle w:val="Heading1"/>
-              <w:keepLines w:val="0"/>
-              <w:pBdr>
-                <w:right w:val="none" w:sz="0" w:space="12" w:color="auto"/>
-              </w:pBdr>
-              <w:spacing w:before="0" w:after="0"/>
-              <w:jc w:val="center"/>
-              <w:rPr>
-                <w:rFonts w:ascii="Arial" w:eastAsia="Arial" w:hAnsi="Arial" w:cs="Arial"/>
-                <w:b w:val="0"/>
-                <w:bCs w:val="0"/>
-                <w:sz w:val="30"/>
-                <w:szCs w:val="30"/>
-              </w:rPr>
-            </w:pPr>
-            <w:bookmarkStart w:id="4" w:name="_heading=h.58p1usfmz84s" w:colFirst="0" w:colLast="0"/>
-            <w:bookmarkEnd w:id="4"/>
-          </w:p>
-        </w:tc>
-        <w:tc>
-          <w:tcPr>
-            <w:tcW w:w="5895" w:type="dxa"/>
-          </w:tcPr>
-          <w:p>
-            <w:pPr>
-              <w:spacing w:after="0"/>
-              <w:rPr>
-                <w:rFonts w:ascii="Nikosh" w:eastAsia="Nikosh" w:hAnsi="Nikosh" w:cs="Nikosh"/>
-                <w:sz w:val="28"/>
-                <w:szCs w:val="28"/>
-              </w:rPr>
-            </w:pPr>
-            <w:proofErr w:type="gramStart"/>
-            <w:r>
-              <w:rPr>
-                <w:rFonts w:ascii="Nikosh" w:eastAsia="Nikosh" w:hAnsi="Nikosh" w:cs="Nikosh"/>
-                <w:sz w:val="28"/>
-                <w:szCs w:val="28"/>
-              </w:rPr>
-              <w:t>১০</w:t>
-            </w:r>
-            <w:r>
-              <w:rPr>
-                <w:rFonts w:ascii="Nikosh" w:eastAsia="Nikosh" w:hAnsi="Nikosh" w:cs="Nikosh"/>
-                <w:sz w:val="28"/>
-                <w:szCs w:val="28"/>
-              </w:rPr>
-              <w:t xml:space="preserve">.২১.১  </w:t>
-            </w:r>
-            <w:proofErr w:type="spellStart"/>
-            <w:r>
-              <w:rPr>
-                <w:rFonts w:ascii="Nikosh" w:eastAsia="Nikosh" w:hAnsi="Nikosh" w:cs="Nikosh"/>
-                <w:sz w:val="28"/>
-                <w:szCs w:val="28"/>
-              </w:rPr>
-              <w:t>বন্যা</w:t>
-            </w:r>
-            <w:proofErr w:type="spellEnd"/>
-            <w:proofErr w:type="gramEnd"/>
-            <w:r>
-              <w:rPr>
-                <w:rFonts w:ascii="Nikosh" w:eastAsia="Nikosh" w:hAnsi="Nikosh" w:cs="Nikosh"/>
-                <w:sz w:val="28"/>
-                <w:szCs w:val="28"/>
-              </w:rPr>
-              <w:t xml:space="preserve"> </w:t>
-            </w:r>
-            <w:proofErr w:type="spellStart"/>
-            <w:r>
-              <w:rPr>
-                <w:rFonts w:ascii="Nikosh" w:eastAsia="Nikosh" w:hAnsi="Nikosh" w:cs="Nikosh"/>
-                <w:sz w:val="28"/>
-                <w:szCs w:val="28"/>
-              </w:rPr>
-              <w:t>পূর্বাভাস</w:t>
-            </w:r>
-            <w:proofErr w:type="spellEnd"/>
-            <w:r>
-              <w:rPr>
-                <w:rFonts w:ascii="Nikosh" w:eastAsia="Nikosh" w:hAnsi="Nikosh" w:cs="Nikosh"/>
-                <w:sz w:val="28"/>
-                <w:szCs w:val="28"/>
-              </w:rPr>
-              <w:t xml:space="preserve"> ও </w:t>
-            </w:r>
-            <w:proofErr w:type="spellStart"/>
-            <w:r>
-              <w:rPr>
-                <w:rFonts w:ascii="Nikosh" w:eastAsia="Nikosh" w:hAnsi="Nikosh" w:cs="Nikosh"/>
-                <w:sz w:val="28"/>
-                <w:szCs w:val="28"/>
-              </w:rPr>
-              <w:t>সতর্কীকরণ</w:t>
-            </w:r>
-            <w:proofErr w:type="spellEnd"/>
-            <w:r>
-              <w:rPr>
-                <w:rFonts w:ascii="Nikosh" w:eastAsia="Nikosh" w:hAnsi="Nikosh" w:cs="Nikosh"/>
-                <w:sz w:val="28"/>
-                <w:szCs w:val="28"/>
-              </w:rPr>
-              <w:t xml:space="preserve"> </w:t>
-            </w:r>
-            <w:proofErr w:type="spellStart"/>
-            <w:r>
-              <w:rPr>
-                <w:rFonts w:ascii="Nikosh" w:eastAsia="Nikosh" w:hAnsi="Nikosh" w:cs="Nikosh"/>
-                <w:sz w:val="28"/>
-                <w:szCs w:val="28"/>
-              </w:rPr>
-              <w:t>কেন্দ্র</w:t>
-            </w:r>
-            <w:proofErr w:type="spellEnd"/>
-            <w:r>
-              <w:rPr>
-                <w:rFonts w:ascii="Nikosh" w:eastAsia="Nikosh" w:hAnsi="Nikosh" w:cs="Nikosh"/>
-                <w:sz w:val="28"/>
-                <w:szCs w:val="28"/>
-              </w:rPr>
-              <w:t xml:space="preserve"> </w:t>
-            </w:r>
-          </w:p>
-        </w:tc>
-        <w:tc>
-          <w:tcPr>
-            <w:tcW w:w="1875" w:type="dxa"/>
-          </w:tcPr>
-          <w:p>
-            <w:pPr>
-              <w:spacing w:after="0" w:line="240" w:lineRule="auto"/>
-              <w:jc w:val="center"/>
-              <w:rPr>
-                <w:rFonts w:ascii="Nikosh" w:eastAsia="Nikosh" w:hAnsi="Nikosh" w:cs="Nikosh"/>
-                <w:sz w:val="28"/>
-                <w:szCs w:val="28"/>
-              </w:rPr>
-            </w:pPr>
-            <w:proofErr w:type="spellStart"/>
-            <w:r>
-              <w:rPr>
-                <w:rFonts w:ascii="Nikosh" w:eastAsia="Nikosh" w:hAnsi="Nikosh" w:cs="Nikosh"/>
-                <w:sz w:val="28"/>
-                <w:szCs w:val="28"/>
-              </w:rPr>
-              <w:t>হ্যাঁ</w:t>
-            </w:r>
-            <w:proofErr w:type="spellEnd"/>
-          </w:p>
-        </w:tc>
-        <w:tc>
-          <w:tcPr>
-            <w:tcW w:w="1920" w:type="dxa"/>
-          </w:tcPr>
-          <w:p>
-            <w:pPr>
-              <w:spacing w:after="0" w:line="240" w:lineRule="auto"/>
-              <w:jc w:val="center"/>
-              <w:rPr>
-                <w:rFonts w:ascii="Nikosh" w:eastAsia="Nikosh" w:hAnsi="Nikosh" w:cs="Nikosh"/>
-                <w:sz w:val="28"/>
-                <w:szCs w:val="28"/>
-              </w:rPr>
-            </w:pPr>
-          </w:p>
-        </w:tc>
-        <w:tc>
-          <w:tcPr>
-            <w:tcW w:w="1155" w:type="dxa"/>
-          </w:tcPr>
-          <w:p>
-            <w:pPr>
-              <w:spacing w:after="0" w:line="240" w:lineRule="auto"/>
-              <w:jc w:val="center"/>
-              <w:rPr>
-                <w:rFonts w:ascii="Nikosh" w:eastAsia="Nikosh" w:hAnsi="Nikosh" w:cs="Nikosh"/>
-                <w:sz w:val="28"/>
-                <w:szCs w:val="28"/>
-              </w:rPr>
-            </w:pPr>
-          </w:p>
-        </w:tc>
-      </w:tr>
-      <w:tr>
-        <w:trPr>
-          <w:cantSplit/>
-          <w:trHeight w:val="300"/>
-        </w:trPr>
-        <w:tc>
-          <w:tcPr>
-            <w:tcW w:w="960" w:type="dxa"/>
-            <w:vMerge/>
-            <w:vAlign w:val="center"/>
-          </w:tcPr>
-          <w:p>
-            <w:pPr>
-              <w:widowControl w:val="0"/>
-              <w:pBdr>
-                <w:top w:val="nil"/>
-                <w:left w:val="nil"/>
-                <w:bottom w:val="nil"/>
-                <w:right w:val="nil"/>
-                <w:between w:val="nil"/>
-              </w:pBdr>
-              <w:spacing w:after="0" w:line="240" w:lineRule="auto"/>
-              <w:rPr>
-                <w:rFonts w:ascii="Nikosh" w:eastAsia="Nikosh" w:hAnsi="Nikosh" w:cs="Nikosh"/>
-                <w:sz w:val="28"/>
-                <w:szCs w:val="28"/>
-              </w:rPr>
-            </w:pPr>
-          </w:p>
-        </w:tc>
-        <w:tc>
-          <w:tcPr>
-            <w:tcW w:w="2640" w:type="dxa"/>
-            <w:vMerge/>
-            <w:vAlign w:val="center"/>
-          </w:tcPr>
-          <w:p>
-            <w:pPr>
-              <w:pBdr>
-                <w:right w:val="none" w:sz="0" w:space="12" w:color="auto"/>
-              </w:pBdr>
-              <w:spacing w:after="0" w:line="240" w:lineRule="auto"/>
-              <w:jc w:val="center"/>
-              <w:rPr>
-                <w:rFonts w:ascii="Arial" w:eastAsia="Arial" w:hAnsi="Arial" w:cs="Arial"/>
-                <w:sz w:val="30"/>
-                <w:szCs w:val="30"/>
-              </w:rPr>
-            </w:pPr>
-          </w:p>
-        </w:tc>
-        <w:tc>
-          <w:tcPr>
-            <w:tcW w:w="5895" w:type="dxa"/>
-          </w:tcPr>
-          <w:p>
-            <w:pPr>
-              <w:spacing w:after="0"/>
-              <w:rPr>
-                <w:rFonts w:ascii="Nikosh" w:eastAsia="Nikosh" w:hAnsi="Nikosh" w:cs="Nikosh"/>
-                <w:sz w:val="28"/>
-                <w:szCs w:val="28"/>
-              </w:rPr>
-            </w:pPr>
-            <w:r>
-              <w:rPr>
-                <w:rFonts w:ascii="Nikosh" w:eastAsia="Nikosh" w:hAnsi="Nikosh" w:cs="Nikosh"/>
-                <w:sz w:val="28"/>
-                <w:szCs w:val="28"/>
-              </w:rPr>
-              <w:t>১০</w:t>
-            </w:r>
-            <w:r>
-              <w:rPr>
-                <w:rFonts w:ascii="Nikosh" w:eastAsia="Nikosh" w:hAnsi="Nikosh" w:cs="Nikosh"/>
-                <w:sz w:val="28"/>
-                <w:szCs w:val="28"/>
-              </w:rPr>
-              <w:t xml:space="preserve">.২১.২ </w:t>
-            </w:r>
-            <w:hyperlink r:id="rId49">
-              <w:proofErr w:type="spellStart"/>
-              <w:r>
-                <w:rPr>
-                  <w:rFonts w:ascii="Nikosh" w:eastAsia="Nikosh" w:hAnsi="Nikosh" w:cs="Nikosh"/>
-                  <w:sz w:val="28"/>
-                  <w:szCs w:val="28"/>
-                </w:rPr>
-                <w:t>নলেজ</w:t>
-              </w:r>
-              <w:proofErr w:type="spellEnd"/>
-              <w:r>
-                <w:rPr>
-                  <w:rFonts w:ascii="Nikosh" w:eastAsia="Nikosh" w:hAnsi="Nikosh" w:cs="Nikosh"/>
-                  <w:sz w:val="28"/>
-                  <w:szCs w:val="28"/>
-                </w:rPr>
-                <w:t xml:space="preserve"> </w:t>
-              </w:r>
-              <w:proofErr w:type="spellStart"/>
-              <w:r>
-                <w:rPr>
-                  <w:rFonts w:ascii="Nikosh" w:eastAsia="Nikosh" w:hAnsi="Nikosh" w:cs="Nikosh"/>
-                  <w:sz w:val="28"/>
-                  <w:szCs w:val="28"/>
-                </w:rPr>
-                <w:t>রিপোজিটরি</w:t>
-              </w:r>
-              <w:proofErr w:type="spellEnd"/>
-              <w:r>
-                <w:rPr>
-                  <w:rFonts w:ascii="Nikosh" w:eastAsia="Nikosh" w:hAnsi="Nikosh" w:cs="Nikosh"/>
-                  <w:sz w:val="28"/>
-                  <w:szCs w:val="28"/>
-                </w:rPr>
-                <w:t xml:space="preserve"> </w:t>
-              </w:r>
-              <w:proofErr w:type="spellStart"/>
-              <w:r>
-                <w:rPr>
-                  <w:rFonts w:ascii="Nikosh" w:eastAsia="Nikosh" w:hAnsi="Nikosh" w:cs="Nikosh"/>
-                  <w:sz w:val="28"/>
-                  <w:szCs w:val="28"/>
-                </w:rPr>
-                <w:t>সিস্টেম</w:t>
-              </w:r>
-              <w:proofErr w:type="spellEnd"/>
-            </w:hyperlink>
-            <w:r>
-              <w:rPr>
-                <w:rFonts w:ascii="Nikosh" w:eastAsia="Nikosh" w:hAnsi="Nikosh" w:cs="Nikosh"/>
-                <w:sz w:val="28"/>
-                <w:szCs w:val="28"/>
-              </w:rPr>
-              <w:t xml:space="preserve"> </w:t>
-            </w:r>
-          </w:p>
-        </w:tc>
-        <w:tc>
-          <w:tcPr>
-            <w:tcW w:w="1875" w:type="dxa"/>
-          </w:tcPr>
-          <w:p>
-            <w:pPr>
-              <w:spacing w:after="0" w:line="240" w:lineRule="auto"/>
-              <w:jc w:val="center"/>
-              <w:rPr>
-                <w:rFonts w:ascii="Nikosh" w:eastAsia="Nikosh" w:hAnsi="Nikosh" w:cs="Nikosh"/>
-                <w:sz w:val="28"/>
-                <w:szCs w:val="28"/>
-              </w:rPr>
-            </w:pPr>
-            <w:proofErr w:type="spellStart"/>
-            <w:r>
-              <w:rPr>
-                <w:rFonts w:ascii="Nikosh" w:eastAsia="Nikosh" w:hAnsi="Nikosh" w:cs="Nikosh"/>
-                <w:sz w:val="28"/>
-                <w:szCs w:val="28"/>
-              </w:rPr>
-              <w:t>হ্যাঁ</w:t>
-            </w:r>
-            <w:proofErr w:type="spellEnd"/>
-          </w:p>
-        </w:tc>
-        <w:tc>
-          <w:tcPr>
-            <w:tcW w:w="1920" w:type="dxa"/>
-          </w:tcPr>
-          <w:p>
-            <w:pPr>
-              <w:spacing w:after="0" w:line="240" w:lineRule="auto"/>
-              <w:jc w:val="center"/>
-              <w:rPr>
-                <w:rFonts w:ascii="Nikosh" w:eastAsia="Nikosh" w:hAnsi="Nikosh" w:cs="Nikosh"/>
-                <w:sz w:val="28"/>
-                <w:szCs w:val="28"/>
-              </w:rPr>
-            </w:pPr>
-          </w:p>
-        </w:tc>
-        <w:tc>
-          <w:tcPr>
-            <w:tcW w:w="1155" w:type="dxa"/>
-          </w:tcPr>
-          <w:p>
-            <w:pPr>
-              <w:spacing w:after="0" w:line="240" w:lineRule="auto"/>
-              <w:jc w:val="center"/>
-              <w:rPr>
-                <w:rFonts w:ascii="Nikosh" w:eastAsia="Nikosh" w:hAnsi="Nikosh" w:cs="Nikosh"/>
-                <w:sz w:val="28"/>
-                <w:szCs w:val="28"/>
-              </w:rPr>
-            </w:pPr>
-          </w:p>
-        </w:tc>
-      </w:tr>
-      <w:tr>
-        <w:trPr>
-          <w:cantSplit/>
-          <w:trHeight w:val="300"/>
-        </w:trPr>
-        <w:tc>
-          <w:tcPr>
-            <w:tcW w:w="960" w:type="dxa"/>
-            <w:vMerge/>
-            <w:vAlign w:val="center"/>
-          </w:tcPr>
-          <w:p>
-            <w:pPr>
-              <w:widowControl w:val="0"/>
-              <w:pBdr>
-                <w:top w:val="nil"/>
-                <w:left w:val="nil"/>
-                <w:bottom w:val="nil"/>
-                <w:right w:val="nil"/>
-                <w:between w:val="nil"/>
-              </w:pBdr>
-              <w:spacing w:after="0" w:line="240" w:lineRule="auto"/>
-              <w:rPr>
-                <w:rFonts w:ascii="Nikosh" w:eastAsia="Nikosh" w:hAnsi="Nikosh" w:cs="Nikosh"/>
-                <w:sz w:val="28"/>
-                <w:szCs w:val="28"/>
-              </w:rPr>
-            </w:pPr>
-          </w:p>
-        </w:tc>
-        <w:tc>
-          <w:tcPr>
-            <w:tcW w:w="2640" w:type="dxa"/>
-            <w:vMerge/>
-            <w:vAlign w:val="center"/>
-          </w:tcPr>
-          <w:p>
-            <w:pPr>
-              <w:pBdr>
-                <w:right w:val="none" w:sz="0" w:space="12" w:color="auto"/>
-              </w:pBdr>
-              <w:spacing w:after="0" w:line="240" w:lineRule="auto"/>
-              <w:jc w:val="center"/>
-              <w:rPr>
-                <w:rFonts w:ascii="Arial" w:eastAsia="Arial" w:hAnsi="Arial" w:cs="Arial"/>
-                <w:sz w:val="30"/>
-                <w:szCs w:val="30"/>
-              </w:rPr>
-            </w:pPr>
-          </w:p>
-        </w:tc>
-        <w:tc>
-          <w:tcPr>
-            <w:tcW w:w="5895" w:type="dxa"/>
-          </w:tcPr>
-          <w:p>
-            <w:pPr>
-              <w:spacing w:after="0"/>
-              <w:rPr>
-                <w:rFonts w:ascii="Nikosh" w:eastAsia="Nikosh" w:hAnsi="Nikosh" w:cs="Nikosh"/>
-                <w:sz w:val="28"/>
-                <w:szCs w:val="28"/>
-              </w:rPr>
-            </w:pPr>
-            <w:r>
-              <w:rPr>
-                <w:rFonts w:ascii="Nikosh" w:eastAsia="Nikosh" w:hAnsi="Nikosh" w:cs="Nikosh"/>
-                <w:sz w:val="28"/>
-                <w:szCs w:val="28"/>
-              </w:rPr>
-              <w:t>১০</w:t>
-            </w:r>
-            <w:r>
-              <w:rPr>
-                <w:rFonts w:ascii="Nikosh" w:eastAsia="Nikosh" w:hAnsi="Nikosh" w:cs="Nikosh"/>
-                <w:sz w:val="28"/>
-                <w:szCs w:val="28"/>
-              </w:rPr>
-              <w:t xml:space="preserve">.২১.৩ </w:t>
-            </w:r>
-            <w:hyperlink r:id="rId50">
-              <w:proofErr w:type="spellStart"/>
-              <w:r>
-                <w:rPr>
-                  <w:rFonts w:ascii="Nikosh" w:eastAsia="Nikosh" w:hAnsi="Nikosh" w:cs="Nikosh"/>
-                  <w:sz w:val="28"/>
-                  <w:szCs w:val="28"/>
-                </w:rPr>
-                <w:t>মতামত</w:t>
-              </w:r>
-              <w:proofErr w:type="spellEnd"/>
-              <w:r>
-                <w:rPr>
-                  <w:rFonts w:ascii="Nikosh" w:eastAsia="Nikosh" w:hAnsi="Nikosh" w:cs="Nikosh"/>
-                  <w:sz w:val="28"/>
-                  <w:szCs w:val="28"/>
-                </w:rPr>
-                <w:t>/</w:t>
-              </w:r>
-              <w:proofErr w:type="spellStart"/>
-              <w:r>
-                <w:rPr>
-                  <w:rFonts w:ascii="Nikosh" w:eastAsia="Nikosh" w:hAnsi="Nikosh" w:cs="Nikosh"/>
-                  <w:sz w:val="28"/>
-                  <w:szCs w:val="28"/>
-                </w:rPr>
-                <w:t>পরামর্শ</w:t>
-              </w:r>
-              <w:proofErr w:type="spellEnd"/>
-            </w:hyperlink>
-            <w:r>
-              <w:rPr>
-                <w:rFonts w:ascii="Nikosh" w:eastAsia="Nikosh" w:hAnsi="Nikosh" w:cs="Nikosh"/>
-                <w:sz w:val="28"/>
-                <w:szCs w:val="28"/>
-              </w:rPr>
-              <w:t xml:space="preserve"> </w:t>
-            </w:r>
-          </w:p>
-        </w:tc>
-        <w:tc>
-          <w:tcPr>
-            <w:tcW w:w="1875" w:type="dxa"/>
-          </w:tcPr>
-          <w:p>
-            <w:pPr>
-              <w:spacing w:after="0" w:line="240" w:lineRule="auto"/>
-              <w:jc w:val="center"/>
-              <w:rPr>
-                <w:rFonts w:ascii="Nikosh" w:eastAsia="Nikosh" w:hAnsi="Nikosh" w:cs="Nikosh"/>
-                <w:sz w:val="28"/>
-                <w:szCs w:val="28"/>
-              </w:rPr>
-            </w:pPr>
-            <w:proofErr w:type="spellStart"/>
-            <w:r>
-              <w:rPr>
-                <w:rFonts w:ascii="Nikosh" w:eastAsia="Nikosh" w:hAnsi="Nikosh" w:cs="Nikosh"/>
-                <w:sz w:val="28"/>
-                <w:szCs w:val="28"/>
-              </w:rPr>
-              <w:t>হ্যাঁ</w:t>
-            </w:r>
-            <w:proofErr w:type="spellEnd"/>
-          </w:p>
-        </w:tc>
-        <w:tc>
-          <w:tcPr>
-            <w:tcW w:w="1920" w:type="dxa"/>
-          </w:tcPr>
-          <w:p>
-            <w:pPr>
-              <w:spacing w:after="0" w:line="240" w:lineRule="auto"/>
-              <w:jc w:val="center"/>
-              <w:rPr>
-                <w:rFonts w:ascii="Nikosh" w:eastAsia="Nikosh" w:hAnsi="Nikosh" w:cs="Nikosh"/>
-                <w:sz w:val="28"/>
-                <w:szCs w:val="28"/>
-              </w:rPr>
-            </w:pPr>
-            <w:r>
-              <w:rPr>
-                <w:rFonts w:ascii="Nikosh" w:eastAsia="Nikosh" w:hAnsi="Nikosh" w:cs="Nikosh"/>
-                <w:sz w:val="28"/>
-                <w:szCs w:val="28"/>
-              </w:rPr>
-              <w:t>০৬</w:t>
-            </w:r>
-            <w:r>
-              <w:rPr>
-                <w:rFonts w:ascii="Nikosh" w:eastAsia="Nikosh" w:hAnsi="Nikosh" w:cs="Nikosh"/>
-                <w:sz w:val="28"/>
-                <w:szCs w:val="28"/>
+            <w:vAlign w:val="center"/>
+          </w:tcPr>
+          <w:p>
+            <w:pPr>
+              <w:jc w:val="center"/>
+            </w:pPr>
+            <w:r>
+              <w:rPr>
+                <w:rFonts w:ascii="Nikosh" w:eastAsia="Nikosh" w:hAnsi="Nikosh" w:cs="Nikosh"/>
+                <w:sz w:val="28"/>
+              </w:rPr>
+              <w:t>২৮</w:t>
+            </w:r>
+            <w:r>
+              <w:rPr>
+                <w:rFonts w:ascii="Nikosh" w:eastAsia="Nikosh" w:hAnsi="Nikosh" w:cs="Nikosh"/>
+                <w:sz w:val="28"/>
               </w:rPr>
               <w:t>/</w:t>
             </w:r>
@@ -30030,15 +29095,13 @@
               <w:rPr>
                 <w:rFonts w:ascii="Nikosh" w:eastAsia="Nikosh" w:hAnsi="Nikosh" w:cs="Nikosh"/>
                 <w:sz w:val="28"/>
-                <w:szCs w:val="28"/>
-              </w:rPr>
-              <w:t>১০</w:t>
-            </w:r>
-            <w:r>
-              <w:rPr>
-                <w:rFonts w:ascii="Nikosh" w:eastAsia="Nikosh" w:hAnsi="Nikosh" w:cs="Nikosh"/>
-                <w:sz w:val="28"/>
-                <w:szCs w:val="28"/>
+              </w:rPr>
+              <w:t>০৭</w:t>
+            </w:r>
+            <w:r>
+              <w:rPr>
+                <w:rFonts w:ascii="Nikosh" w:eastAsia="Nikosh" w:hAnsi="Nikosh" w:cs="Nikosh"/>
+                <w:sz w:val="28"/>
               </w:rPr>
               <w:t>/</w:t>
             </w:r>
@@ -30046,173 +29109,9 @@
               <w:rPr>
                 <w:rFonts w:ascii="Nikosh" w:eastAsia="Nikosh" w:hAnsi="Nikosh" w:cs="Nikosh"/>
                 <w:sz w:val="28"/>
-                <w:szCs w:val="28"/>
-              </w:rPr>
-              <w:t>২০২৫</w:t>
-            </w:r>
-          </w:p>
-        </w:tc>
-        <w:tc>
-          <w:tcPr>
-            <w:tcW w:w="1155" w:type="dxa"/>
-          </w:tcPr>
-          <w:p>
-            <w:pPr>
-              <w:spacing w:after="0" w:line="240" w:lineRule="auto"/>
-              <w:jc w:val="center"/>
-              <w:rPr>
-                <w:rFonts w:ascii="Nikosh" w:eastAsia="Nikosh" w:hAnsi="Nikosh" w:cs="Nikosh"/>
-                <w:sz w:val="28"/>
-                <w:szCs w:val="28"/>
-              </w:rPr>
-            </w:pPr>
-          </w:p>
-        </w:tc>
-      </w:tr>
-      <w:tr>
-        <w:trPr>
-          <w:cantSplit/>
-          <w:trHeight w:val="300"/>
-        </w:trPr>
-        <w:tc>
-          <w:tcPr>
-            <w:tcW w:w="960" w:type="dxa"/>
-            <w:vMerge/>
-            <w:vAlign w:val="center"/>
-          </w:tcPr>
-          <w:p>
-            <w:pPr>
-              <w:widowControl w:val="0"/>
-              <w:pBdr>
-                <w:top w:val="nil"/>
-                <w:left w:val="nil"/>
-                <w:bottom w:val="nil"/>
-                <w:right w:val="nil"/>
-                <w:between w:val="nil"/>
-              </w:pBdr>
-              <w:spacing w:after="0" w:line="240" w:lineRule="auto"/>
-              <w:rPr>
-                <w:rFonts w:ascii="Nikosh" w:eastAsia="Nikosh" w:hAnsi="Nikosh" w:cs="Nikosh"/>
-                <w:sz w:val="28"/>
-                <w:szCs w:val="28"/>
-              </w:rPr>
-            </w:pPr>
-          </w:p>
-        </w:tc>
-        <w:tc>
-          <w:tcPr>
-            <w:tcW w:w="2640" w:type="dxa"/>
-            <w:vMerge/>
-            <w:vAlign w:val="center"/>
-          </w:tcPr>
-          <w:p>
-            <w:pPr>
-              <w:pBdr>
-                <w:right w:val="none" w:sz="0" w:space="12" w:color="auto"/>
-              </w:pBdr>
-              <w:spacing w:after="0" w:line="240" w:lineRule="auto"/>
-              <w:jc w:val="center"/>
-              <w:rPr>
-                <w:rFonts w:ascii="Arial" w:eastAsia="Arial" w:hAnsi="Arial" w:cs="Arial"/>
-                <w:sz w:val="30"/>
-                <w:szCs w:val="30"/>
-              </w:rPr>
-            </w:pPr>
-            <w:bookmarkStart w:id="5" w:name="_heading=h.w3nuwgh2d10b" w:colFirst="0" w:colLast="0"/>
-            <w:bookmarkEnd w:id="5"/>
-          </w:p>
-        </w:tc>
-        <w:tc>
-          <w:tcPr>
-            <w:tcW w:w="5895" w:type="dxa"/>
-          </w:tcPr>
-          <w:p>
-            <w:pPr>
-              <w:spacing w:after="0"/>
-              <w:rPr>
-                <w:rFonts w:ascii="Nikosh" w:eastAsia="Nikosh" w:hAnsi="Nikosh" w:cs="Nikosh"/>
-                <w:sz w:val="28"/>
-                <w:szCs w:val="28"/>
-              </w:rPr>
-            </w:pPr>
-            <w:r>
-              <w:rPr>
-                <w:rFonts w:ascii="Nikosh" w:eastAsia="Nikosh" w:hAnsi="Nikosh" w:cs="Nikosh"/>
-                <w:sz w:val="28"/>
-                <w:szCs w:val="28"/>
-              </w:rPr>
-              <w:t>১০</w:t>
-            </w:r>
-            <w:r>
-              <w:rPr>
-                <w:rFonts w:ascii="Nikosh" w:eastAsia="Nikosh" w:hAnsi="Nikosh" w:cs="Nikosh"/>
-                <w:sz w:val="28"/>
-                <w:szCs w:val="28"/>
-              </w:rPr>
-              <w:t xml:space="preserve">.২১.৪ </w:t>
-            </w:r>
-            <w:hyperlink r:id="rId51">
-              <w:proofErr w:type="spellStart"/>
-              <w:r>
-                <w:rPr>
-                  <w:rFonts w:ascii="Nikosh" w:eastAsia="Nikosh" w:hAnsi="Nikosh" w:cs="Nikosh"/>
-                  <w:sz w:val="28"/>
-                  <w:szCs w:val="28"/>
-                </w:rPr>
-                <w:t>অন্যান্য</w:t>
-              </w:r>
-              <w:proofErr w:type="spellEnd"/>
-            </w:hyperlink>
-            <w:r>
-              <w:rPr>
-                <w:rFonts w:ascii="Nikosh" w:eastAsia="Nikosh" w:hAnsi="Nikosh" w:cs="Nikosh"/>
-                <w:sz w:val="28"/>
-                <w:szCs w:val="28"/>
-              </w:rPr>
-              <w:t xml:space="preserve"> </w:t>
-            </w:r>
-          </w:p>
-        </w:tc>
-        <w:tc>
-          <w:tcPr>
-            <w:tcW w:w="1875" w:type="dxa"/>
-          </w:tcPr>
-          <w:p>
-            <w:pPr>
-              <w:spacing w:after="0" w:line="240" w:lineRule="auto"/>
-              <w:jc w:val="center"/>
-              <w:rPr>
-                <w:rFonts w:ascii="Nikosh" w:eastAsia="Nikosh" w:hAnsi="Nikosh" w:cs="Nikosh"/>
-                <w:sz w:val="28"/>
-                <w:szCs w:val="28"/>
-              </w:rPr>
-            </w:pPr>
-            <w:proofErr w:type="spellStart"/>
-            <w:r>
-              <w:rPr>
-                <w:rFonts w:ascii="Nikosh" w:eastAsia="Nikosh" w:hAnsi="Nikosh" w:cs="Nikosh"/>
-                <w:sz w:val="28"/>
-                <w:szCs w:val="28"/>
-              </w:rPr>
-              <w:t>হ্যাঁ</w:t>
-            </w:r>
-            <w:proofErr w:type="spellEnd"/>
-          </w:p>
-        </w:tc>
-        <w:tc>
-          <w:tcPr>
-            <w:tcW w:w="1920" w:type="dxa"/>
-          </w:tcPr>
-          <w:p>
-            <w:pPr>
-              <w:spacing w:after="0" w:line="240" w:lineRule="auto"/>
-              <w:jc w:val="center"/>
-              <w:rPr>
-                <w:rFonts w:ascii="Nikosh" w:eastAsia="Nikosh" w:hAnsi="Nikosh" w:cs="Nikosh"/>
-                <w:sz w:val="28"/>
-                <w:szCs w:val="28"/>
-              </w:rPr>
-            </w:pPr>
+              </w:rPr>
+              <w:t>২০২৬</w:t>
+            </w:r>
           </w:p>
         </w:tc>
         <w:tc>
@@ -30254,8 +29153,8 @@
       </w:pPr>
     </w:p>
     <w:sectPr>
-      <w:headerReference w:type="default" r:id="rId52"/>
-      <w:footerReference w:type="default" r:id="rId53"/>
+      <w:headerReference w:type="default" r:id="rId49"/>
+      <w:footerReference w:type="default" r:id="rId50"/>
       <w:pgSz w:w="16838" w:h="11906" w:orient="landscape"/>
       <w:pgMar w:top="1440" w:right="1440" w:bottom="1152" w:left="1440" w:header="720" w:footer="720" w:gutter="0"/>
       <w:pgNumType w:start="1"/>

--- a/updated_output.docx
+++ b/updated_output.docx
@@ -987,6 +987,7 @@
                 <w:rFonts w:ascii="Nikosh" w:hAnsi="Nikosh" w:eastAsia="Nikosh" w:cs="Nikosh"/>
                 <w:sz w:val="28"/>
               </w:rPr>
+              <w:t>০১/১০/২০২৫</w:t>
             </w:r>
           </w:p>
         </w:tc>
@@ -1208,6 +1209,7 @@
                 <w:rFonts w:ascii="Nikosh" w:hAnsi="Nikosh" w:eastAsia="Nikosh" w:cs="Nikosh"/>
                 <w:sz w:val="28"/>
               </w:rPr>
+              <w:t>৩০/০৯/২০২৬</w:t>
             </w:r>
           </w:p>
         </w:tc>
@@ -1409,6 +1411,7 @@
                 <w:rFonts w:ascii="Nikosh" w:hAnsi="Nikosh" w:eastAsia="Nikosh" w:cs="Nikosh"/>
                 <w:sz w:val="28"/>
               </w:rPr>
+              <w:t>৩০/০৯/২০২৬</w:t>
             </w:r>
           </w:p>
         </w:tc>
